--- a/GD12LevelMain/敌人和文档.docx
+++ b/GD12LevelMain/敌人和文档.docx
@@ -2,19 +2,8 @@
 <file path=word/document.xml><?xml version="1.0" encoding="utf-8"?>
 <w:document xmlns:wpc="http://schemas.microsoft.com/office/word/2010/wordprocessingCanvas" xmlns:cx="http://schemas.microsoft.com/office/drawing/2014/chartex" xmlns:cx1="http://schemas.microsoft.com/office/drawing/2015/9/8/chartex" xmlns:cx2="http://schemas.microsoft.com/office/drawing/2015/10/21/chartex" xmlns:cx3="http://schemas.microsoft.com/office/drawing/2016/5/9/chartex" xmlns:cx4="http://schemas.microsoft.com/office/drawing/2016/5/10/chartex" xmlns:cx5="http://schemas.microsoft.com/office/drawing/2016/5/11/chartex" xmlns:cx6="http://schemas.microsoft.com/office/drawing/2016/5/12/chartex" xmlns:cx7="http://schemas.microsoft.com/office/drawing/2016/5/13/chartex" xmlns:cx8="http://schemas.microsoft.com/office/drawing/2016/5/14/chartex" xmlns:mc="http://schemas.openxmlformats.org/markup-compatibility/2006" xmlns:aink="http://schemas.microsoft.com/office/drawing/2016/ink" xmlns:am3d="http://schemas.microsoft.com/office/drawing/2017/model3d" xmlns:o="urn:schemas-microsoft-com:office:office" xmlns:oel="http://schemas.microsoft.com/office/2019/extlst" xmlns:r="http://schemas.openxmlformats.org/officeDocument/2006/relationships" xmlns:m="http://schemas.openxmlformats.org/officeDocument/2006/math" xmlns:v="urn:schemas-microsoft-com:vml" xmlns:wp14="http://schemas.microsoft.com/office/word/2010/wordprocessingDrawing" xmlns:wp="http://schemas.openxmlformats.org/drawingml/2006/wordprocessingDrawing" xmlns:w10="urn:schemas-microsoft-com:office:word" xmlns:w="http://schemas.openxmlformats.org/wordprocessingml/2006/main" xmlns:w14="http://schemas.microsoft.com/office/word/2010/wordml" xmlns:w15="http://schemas.microsoft.com/office/word/2012/wordml" xmlns:w16cex="http://schemas.microsoft.com/office/word/2018/wordml/cex" xmlns:w16cid="http://schemas.microsoft.com/office/word/2016/wordml/cid" xmlns:w16="http://schemas.microsoft.com/office/word/2018/wordml" xmlns:w16du="http://schemas.microsoft.com/office/word/2023/wordml/word16du" xmlns:w16sdtdh="http://schemas.microsoft.com/office/word/2020/wordml/sdtdatahash" xmlns:w16sdtfl="http://schemas.microsoft.com/office/word/2024/wordml/sdtformatlock" xmlns:w16se="http://schemas.microsoft.com/office/word/2015/wordml/symex" xmlns:wpg="http://schemas.microsoft.com/office/word/2010/wordprocessingGroup" xmlns:wpi="http://schemas.microsoft.com/office/word/2010/wordprocessingInk" xmlns:wne="http://schemas.microsoft.com/office/word/2006/wordml" xmlns:wps="http://schemas.microsoft.com/office/word/2010/wordprocessingShape" mc:Ignorable="w14 w15 w16se w16cid w16 w16cex w16sdtdh w16sdtfl w16du wp14">
   <w:body>
-    <w:p>
-      <w:pPr>
-        <w:rPr>
-          <w:rFonts w:hint="eastAsia"/>
-        </w:rPr>
-      </w:pPr>
-    </w:p>
-    <w:p>
-      <w:pPr>
-        <w:rPr>
-          <w:rFonts w:hint="eastAsia"/>
-        </w:rPr>
-      </w:pPr>
+    <w:p/>
+    <w:p>
       <w:r>
         <w:t>E0 Andrew Eden（在boss场地可以看见prototype的机器人0号机，已经彻底</w:t>
       </w:r>
@@ -28,68 +17,32 @@
       </w:r>
     </w:p>
     <w:p>
-      <w:pPr>
-        <w:rPr>
-          <w:rFonts w:hint="eastAsia"/>
-        </w:rPr>
-      </w:pPr>
       <w:r>
         <w:t>Andrew作为公司创始人，第一批接受了赛博永生的实验。</w:t>
       </w:r>
     </w:p>
     <w:p>
-      <w:pPr>
-        <w:rPr>
-          <w:rFonts w:hint="eastAsia"/>
-        </w:rPr>
-      </w:pPr>
       <w:r>
         <w:t>虽然第一次的实验不尽成功，但是以Andrew作为原典意识，制作出第一台智能机器人。</w:t>
       </w:r>
     </w:p>
     <w:p>
-      <w:pPr>
-        <w:rPr>
-          <w:rFonts w:hint="eastAsia"/>
-        </w:rPr>
-      </w:pPr>
       <w:r>
         <w:t>可以在一楼展厅区域看见他的雕像。</w:t>
       </w:r>
     </w:p>
-    <w:p>
-      <w:pPr>
-        <w:rPr>
-          <w:rFonts w:hint="eastAsia"/>
-        </w:rPr>
-      </w:pPr>
-    </w:p>
-    <w:p>
-      <w:pPr>
-        <w:rPr>
-          <w:rFonts w:hint="eastAsia"/>
-        </w:rPr>
-      </w:pPr>
+    <w:p/>
+    <w:p>
       <w:r>
         <w:t>E1 Andrew 负责守在boss房间门口（作为正式生产的第一台智能机器人，仍在投入使用）</w:t>
       </w:r>
     </w:p>
     <w:p>
-      <w:pPr>
-        <w:rPr>
-          <w:rFonts w:hint="eastAsia"/>
-        </w:rPr>
-      </w:pPr>
       <w:r>
         <w:t>存活信息：I need to guard the CEO's room.</w:t>
       </w:r>
     </w:p>
     <w:p>
-      <w:pPr>
-        <w:rPr>
-          <w:rFonts w:hint="eastAsia"/>
-        </w:rPr>
-      </w:pPr>
       <w:r>
         <w:t xml:space="preserve">死亡信息：（ne$% $% </w:t>
       </w:r>
@@ -107,46 +60,19 @@
       </w:r>
       <w:proofErr w:type="spellEnd"/>
     </w:p>
-    <w:p>
-      <w:pPr>
-        <w:rPr>
-          <w:rFonts w:hint="eastAsia"/>
-        </w:rPr>
-      </w:pPr>
-    </w:p>
-    <w:p>
-      <w:pPr>
-        <w:rPr>
-          <w:rFonts w:hint="eastAsia"/>
-        </w:rPr>
-      </w:pPr>
+    <w:p/>
+    <w:p>
       <w:r>
         <w:t>E2 E3 E4 是批量生产的智能机器人，虽然使用了员工的意识合成，但是都是不重要的成员。所以仅用编号区分。它们会听从并执行公司的指示和命令。</w:t>
       </w:r>
     </w:p>
-    <w:p>
-      <w:pPr>
-        <w:rPr>
-          <w:rFonts w:hint="eastAsia"/>
-        </w:rPr>
-      </w:pPr>
-    </w:p>
-    <w:p>
-      <w:pPr>
-        <w:rPr>
-          <w:rFonts w:hint="eastAsia"/>
-        </w:rPr>
-      </w:pPr>
+    <w:p/>
+    <w:p>
       <w:r>
         <w:t>E2（位于高层管理区的长廊内巡逻）</w:t>
       </w:r>
     </w:p>
     <w:p>
-      <w:pPr>
-        <w:rPr>
-          <w:rFonts w:hint="eastAsia"/>
-        </w:rPr>
-      </w:pPr>
       <w:r>
         <w:t>存活信息：</w:t>
       </w:r>
@@ -155,11 +81,6 @@
       </w:r>
     </w:p>
     <w:p>
-      <w:pPr>
-        <w:rPr>
-          <w:rFonts w:hint="eastAsia"/>
-        </w:rPr>
-      </w:pPr>
       <w:r>
         <w:t>死亡信息：</w:t>
       </w:r>
@@ -221,19 +142,8 @@
         <w:t xml:space="preserve"> have &amp;* %^$% &amp;^%rt.</w:t>
       </w:r>
     </w:p>
-    <w:p>
-      <w:pPr>
-        <w:rPr>
-          <w:rFonts w:hint="eastAsia"/>
-        </w:rPr>
-      </w:pPr>
-    </w:p>
-    <w:p>
-      <w:pPr>
-        <w:rPr>
-          <w:rFonts w:hint="eastAsia"/>
-        </w:rPr>
-      </w:pPr>
+    <w:p/>
+    <w:p>
       <w:r>
         <w:t>E3 （在玩家进入游戏时已经</w:t>
       </w:r>
@@ -247,11 +157,6 @@
       </w:r>
     </w:p>
     <w:p>
-      <w:pPr>
-        <w:rPr>
-          <w:rFonts w:hint="eastAsia"/>
-        </w:rPr>
-      </w:pPr>
       <w:r>
         <w:t xml:space="preserve">存活信息：I saw Ms. </w:t>
       </w:r>
@@ -269,11 +174,6 @@
       </w:r>
     </w:p>
     <w:p>
-      <w:pPr>
-        <w:rPr>
-          <w:rFonts w:hint="eastAsia"/>
-        </w:rPr>
-      </w:pPr>
       <w:r>
         <w:t>死亡信息：</w:t>
       </w:r>
@@ -402,19 +302,8 @@
         <w:t xml:space="preserve"> </w:t>
       </w:r>
     </w:p>
-    <w:p>
-      <w:pPr>
-        <w:rPr>
-          <w:rFonts w:hint="eastAsia"/>
-        </w:rPr>
-      </w:pPr>
-    </w:p>
-    <w:p>
-      <w:pPr>
-        <w:rPr>
-          <w:rFonts w:hint="eastAsia"/>
-        </w:rPr>
-      </w:pPr>
+    <w:p/>
+    <w:p>
       <w:r>
         <w:t>E4 （看守玻璃栈桥，这是除了</w:t>
       </w:r>
@@ -428,11 +317,6 @@
       </w:r>
     </w:p>
     <w:p>
-      <w:pPr>
-        <w:rPr>
-          <w:rFonts w:hint="eastAsia"/>
-        </w:rPr>
-      </w:pPr>
       <w:r>
         <w:t>存活信息：</w:t>
       </w:r>
@@ -450,11 +334,6 @@
       </w:r>
     </w:p>
     <w:p>
-      <w:pPr>
-        <w:rPr>
-          <w:rFonts w:hint="eastAsia"/>
-        </w:rPr>
-      </w:pPr>
       <w:r>
         <w:t>死亡信息：</w:t>
       </w:r>
@@ -535,19 +414,8 @@
         <w:t>^%$(&lt;&amp;.</w:t>
       </w:r>
     </w:p>
-    <w:p>
-      <w:pPr>
-        <w:rPr>
-          <w:rFonts w:hint="eastAsia"/>
-        </w:rPr>
-      </w:pPr>
-    </w:p>
-    <w:p>
-      <w:pPr>
-        <w:rPr>
-          <w:rFonts w:hint="eastAsia"/>
-        </w:rPr>
-      </w:pPr>
+    <w:p/>
+    <w:p>
       <w:r>
         <w:t xml:space="preserve">E5 </w:t>
       </w:r>
@@ -559,38 +427,17 @@
       </w:r>
     </w:p>
     <w:p>
-      <w:pPr>
-        <w:rPr>
-          <w:rFonts w:hint="eastAsia"/>
-        </w:rPr>
-      </w:pPr>
       <w:r>
         <w:t>会在玩家离开高层管理区，进入会议厅后，从电梯处开始在会议室巡逻两圈，但是会在巡逻两圈后偷懒离开。</w:t>
       </w:r>
     </w:p>
-    <w:p>
-      <w:pPr>
-        <w:rPr>
-          <w:rFonts w:hint="eastAsia"/>
-        </w:rPr>
-      </w:pPr>
-    </w:p>
-    <w:p>
-      <w:pPr>
-        <w:rPr>
-          <w:rFonts w:hint="eastAsia"/>
-        </w:rPr>
-      </w:pPr>
+    <w:p/>
+    <w:p>
       <w:r>
         <w:t>存活信息：After two rounds of patrol, I will return to Security Room for rest.</w:t>
       </w:r>
     </w:p>
     <w:p>
-      <w:pPr>
-        <w:rPr>
-          <w:rFonts w:hint="eastAsia"/>
-        </w:rPr>
-      </w:pPr>
       <w:r>
         <w:t>死亡信息：A%&amp;$# two *</w:t>
       </w:r>
@@ -635,19 +482,8 @@
         <w:t>.</w:t>
       </w:r>
     </w:p>
-    <w:p>
-      <w:pPr>
-        <w:rPr>
-          <w:rFonts w:hint="eastAsia"/>
-        </w:rPr>
-      </w:pPr>
-    </w:p>
-    <w:p>
-      <w:pPr>
-        <w:rPr>
-          <w:rFonts w:hint="eastAsia"/>
-        </w:rPr>
-      </w:pPr>
+    <w:p/>
+    <w:p>
       <w:r>
         <w:t>E6 E7 E8 E9</w:t>
       </w:r>
@@ -681,31 +517,16 @@
       </w:r>
     </w:p>
     <w:p>
-      <w:pPr>
-        <w:rPr>
-          <w:rFonts w:hint="eastAsia"/>
-        </w:rPr>
-      </w:pPr>
       <w:r>
         <w:t>E6 E7看守1楼电梯口的直路.</w:t>
       </w:r>
     </w:p>
     <w:p>
-      <w:pPr>
-        <w:rPr>
-          <w:rFonts w:hint="eastAsia"/>
-        </w:rPr>
-      </w:pPr>
       <w:r>
         <w:t>E6</w:t>
       </w:r>
     </w:p>
     <w:p>
-      <w:pPr>
-        <w:rPr>
-          <w:rFonts w:hint="eastAsia"/>
-        </w:rPr>
-      </w:pPr>
       <w:r>
         <w:t>存活信息：</w:t>
       </w:r>
@@ -718,11 +539,6 @@
       </w:r>
     </w:p>
     <w:p>
-      <w:pPr>
-        <w:rPr>
-          <w:rFonts w:hint="eastAsia"/>
-        </w:rPr>
-      </w:pPr>
       <w:r>
         <w:t>死亡信息：</w:t>
       </w:r>
@@ -872,22 +688,12 @@
       </w:r>
     </w:p>
     <w:p>
-      <w:pPr>
-        <w:rPr>
-          <w:rFonts w:hint="eastAsia"/>
-        </w:rPr>
-      </w:pPr>
       <w:r>
         <w:lastRenderedPageBreak/>
         <w:t>E7</w:t>
       </w:r>
     </w:p>
     <w:p>
-      <w:pPr>
-        <w:rPr>
-          <w:rFonts w:hint="eastAsia"/>
-        </w:rPr>
-      </w:pPr>
       <w:r>
         <w:t>存活信息：</w:t>
       </w:r>
@@ -900,11 +706,6 @@
       </w:r>
     </w:p>
     <w:p>
-      <w:pPr>
-        <w:rPr>
-          <w:rFonts w:hint="eastAsia"/>
-        </w:rPr>
-      </w:pPr>
       <w:r>
         <w:t>死亡信息：</w:t>
       </w:r>
@@ -1055,39 +856,18 @@
         <w:t xml:space="preserve"> @ff0rd t0 w@v3r.</w:t>
       </w:r>
     </w:p>
-    <w:p>
-      <w:pPr>
-        <w:rPr>
-          <w:rFonts w:hint="eastAsia"/>
-        </w:rPr>
-      </w:pPr>
-    </w:p>
-    <w:p>
-      <w:pPr>
-        <w:rPr>
-          <w:rFonts w:hint="eastAsia"/>
-        </w:rPr>
-      </w:pPr>
+    <w:p/>
+    <w:p>
       <w:r>
         <w:t>E8 E9 位于1楼展厅区巡逻。</w:t>
       </w:r>
     </w:p>
     <w:p>
-      <w:pPr>
-        <w:rPr>
-          <w:rFonts w:hint="eastAsia"/>
-        </w:rPr>
-      </w:pPr>
       <w:r>
         <w:t>E8</w:t>
       </w:r>
     </w:p>
     <w:p>
-      <w:pPr>
-        <w:rPr>
-          <w:rFonts w:hint="eastAsia"/>
-        </w:rPr>
-      </w:pPr>
       <w:r>
         <w:t>存活信息：</w:t>
       </w:r>
@@ -1114,11 +894,6 @@
       </w:r>
     </w:p>
     <w:p>
-      <w:pPr>
-        <w:rPr>
-          <w:rFonts w:hint="eastAsia"/>
-        </w:rPr>
-      </w:pPr>
       <w:r>
         <w:t>死亡信息：</w:t>
       </w:r>
@@ -1229,21 +1004,11 @@
       </w:r>
     </w:p>
     <w:p>
-      <w:pPr>
-        <w:rPr>
-          <w:rFonts w:hint="eastAsia"/>
-        </w:rPr>
-      </w:pPr>
       <w:r>
         <w:t>E9</w:t>
       </w:r>
     </w:p>
     <w:p>
-      <w:pPr>
-        <w:rPr>
-          <w:rFonts w:hint="eastAsia"/>
-        </w:rPr>
-      </w:pPr>
       <w:r>
         <w:t>存活信息：</w:t>
       </w:r>
@@ -1256,11 +1021,6 @@
       </w:r>
     </w:p>
     <w:p>
-      <w:pPr>
-        <w:rPr>
-          <w:rFonts w:hint="eastAsia"/>
-        </w:rPr>
-      </w:pPr>
       <w:r>
         <w:t>死亡信息：</w:t>
       </w:r>
@@ -1361,39 +1121,18 @@
         <w:t xml:space="preserve"> 0n m3&gt;.</w:t>
       </w:r>
     </w:p>
-    <w:p>
-      <w:pPr>
-        <w:rPr>
-          <w:rFonts w:hint="eastAsia"/>
-        </w:rPr>
-      </w:pPr>
-    </w:p>
-    <w:p>
-      <w:pPr>
-        <w:rPr>
-          <w:rFonts w:hint="eastAsia"/>
-        </w:rPr>
-      </w:pPr>
+    <w:p/>
+    <w:p>
       <w:r>
         <w:t>E10 E11 E12 E13 E14 均为普通的智能机器人（第三代新式产品，内部意识不重要，仅用编号）</w:t>
       </w:r>
     </w:p>
     <w:p>
-      <w:pPr>
-        <w:rPr>
-          <w:rFonts w:hint="eastAsia"/>
-        </w:rPr>
-      </w:pPr>
       <w:r>
         <w:t>E10</w:t>
       </w:r>
     </w:p>
     <w:p>
-      <w:pPr>
-        <w:rPr>
-          <w:rFonts w:hint="eastAsia"/>
-        </w:rPr>
-      </w:pPr>
       <w:r>
         <w:t>存活信息：</w:t>
       </w:r>
@@ -1406,11 +1145,6 @@
       </w:r>
     </w:p>
     <w:p>
-      <w:pPr>
-        <w:rPr>
-          <w:rFonts w:hint="eastAsia"/>
-        </w:rPr>
-      </w:pPr>
       <w:r>
         <w:t>死亡信息：</w:t>
       </w:r>
@@ -1570,21 +1304,11 @@
       </w:r>
     </w:p>
     <w:p>
-      <w:pPr>
-        <w:rPr>
-          <w:rFonts w:hint="eastAsia"/>
-        </w:rPr>
-      </w:pPr>
       <w:r>
         <w:t>E11</w:t>
       </w:r>
     </w:p>
     <w:p>
-      <w:pPr>
-        <w:rPr>
-          <w:rFonts w:hint="eastAsia"/>
-        </w:rPr>
-      </w:pPr>
       <w:r>
         <w:t>存活信息：</w:t>
       </w:r>
@@ -1666,11 +1390,6 @@
       </w:r>
     </w:p>
     <w:p>
-      <w:pPr>
-        <w:rPr>
-          <w:rFonts w:hint="eastAsia"/>
-        </w:rPr>
-      </w:pPr>
       <w:r>
         <w:t>死亡信息：</w:t>
       </w:r>
@@ -1763,21 +1482,11 @@
       </w:r>
     </w:p>
     <w:p>
-      <w:pPr>
-        <w:rPr>
-          <w:rFonts w:hint="eastAsia"/>
-        </w:rPr>
-      </w:pPr>
       <w:r>
         <w:t>E12</w:t>
       </w:r>
     </w:p>
     <w:p>
-      <w:pPr>
-        <w:rPr>
-          <w:rFonts w:hint="eastAsia"/>
-        </w:rPr>
-      </w:pPr>
       <w:r>
         <w:t>存活信息：</w:t>
       </w:r>
@@ -1820,11 +1529,6 @@
       </w:r>
     </w:p>
     <w:p>
-      <w:pPr>
-        <w:rPr>
-          <w:rFonts w:hint="eastAsia"/>
-        </w:rPr>
-      </w:pPr>
       <w:r>
         <w:t>死亡信息：</w:t>
       </w:r>
@@ -1963,21 +1667,11 @@
       </w:r>
     </w:p>
     <w:p>
-      <w:pPr>
-        <w:rPr>
-          <w:rFonts w:hint="eastAsia"/>
-        </w:rPr>
-      </w:pPr>
       <w:r>
         <w:t>E13</w:t>
       </w:r>
     </w:p>
     <w:p>
-      <w:pPr>
-        <w:rPr>
-          <w:rFonts w:hint="eastAsia"/>
-        </w:rPr>
-      </w:pPr>
       <w:r>
         <w:t>存活信息：</w:t>
       </w:r>
@@ -2004,11 +1698,6 @@
       </w:r>
     </w:p>
     <w:p>
-      <w:pPr>
-        <w:rPr>
-          <w:rFonts w:hint="eastAsia"/>
-        </w:rPr>
-      </w:pPr>
       <w:r>
         <w:t>死亡信息：</w:t>
       </w:r>
@@ -2164,21 +1853,11 @@
       </w:r>
     </w:p>
     <w:p>
-      <w:pPr>
-        <w:rPr>
-          <w:rFonts w:hint="eastAsia"/>
-        </w:rPr>
-      </w:pPr>
       <w:r>
         <w:t>E14</w:t>
       </w:r>
     </w:p>
     <w:p>
-      <w:pPr>
-        <w:rPr>
-          <w:rFonts w:hint="eastAsia"/>
-        </w:rPr>
-      </w:pPr>
       <w:r>
         <w:t>存活信息：</w:t>
       </w:r>
@@ -2222,11 +1901,6 @@
       </w:r>
     </w:p>
     <w:p>
-      <w:pPr>
-        <w:rPr>
-          <w:rFonts w:hint="eastAsia"/>
-        </w:rPr>
-      </w:pPr>
       <w:r>
         <w:t>死亡信息：</w:t>
       </w:r>
@@ -2314,19 +1988,8 @@
         <w:t>?</w:t>
       </w:r>
     </w:p>
-    <w:p>
-      <w:pPr>
-        <w:rPr>
-          <w:rFonts w:hint="eastAsia"/>
-        </w:rPr>
-      </w:pPr>
-    </w:p>
-    <w:p>
-      <w:pPr>
-        <w:rPr>
-          <w:rFonts w:hint="eastAsia"/>
-        </w:rPr>
-      </w:pPr>
+    <w:p/>
+    <w:p>
       <w:r>
         <w:lastRenderedPageBreak/>
         <w:t xml:space="preserve">E15 </w:t>
@@ -2357,11 +2020,6 @@
       </w:r>
     </w:p>
     <w:p>
-      <w:pPr>
-        <w:rPr>
-          <w:rFonts w:hint="eastAsia"/>
-        </w:rPr>
-      </w:pPr>
       <w:r>
         <w:t xml:space="preserve">存活信息：I can feel you, </w:t>
       </w:r>
@@ -2373,11 +2031,6 @@
       </w:r>
     </w:p>
     <w:p>
-      <w:pPr>
-        <w:rPr>
-          <w:rFonts w:hint="eastAsia"/>
-        </w:rPr>
-      </w:pPr>
       <w:r>
         <w:t>死亡信息：</w:t>
       </w:r>
@@ -2391,17 +2044,10 @@
         <w:t xml:space="preserve">. Where are you？ </w:t>
       </w:r>
     </w:p>
-    <w:p>
-      <w:pPr>
-        <w:rPr>
-          <w:rFonts w:hint="eastAsia"/>
-        </w:rPr>
-      </w:pPr>
-    </w:p>
-    <w:p>
-      <w:pPr>
-        <w:rPr>
-          <w:rFonts w:hint="eastAsia"/>
+    <w:p/>
+    <w:p>
+      <w:pPr>
+        <w:rPr>
           <w:sz w:val="32"/>
           <w:szCs w:val="32"/>
         </w:rPr>
@@ -2415,11 +2061,6 @@
       </w:r>
     </w:p>
     <w:p>
-      <w:pPr>
-        <w:rPr>
-          <w:rFonts w:hint="eastAsia"/>
-        </w:rPr>
-      </w:pPr>
       <w:r>
         <w:t>Judas 为安保队的核心管理员，即队长。身为安保高层，他也能接触到项目的核心机密。对于晋升的旧安保成员的去向，他也大致能预料到。为了避免被上传云端成为机器人，他选择背叛了公司。他悄悄寻找到</w:t>
       </w:r>
@@ -2451,13 +2092,7 @@
         <w:t>继续掌管公司强。</w:t>
       </w:r>
     </w:p>
-    <w:p>
-      <w:pPr>
-        <w:rPr>
-          <w:rFonts w:hint="eastAsia"/>
-        </w:rPr>
-      </w:pPr>
-    </w:p>
+    <w:p/>
     <w:p>
       <w:pPr>
         <w:pStyle w:val="a9"/>
@@ -2466,23 +2101,158 @@
           <w:numId w:val="23"/>
         </w:numPr>
         <w:rPr>
-          <w:rFonts w:hint="eastAsia"/>
-          <w:b/>
-          <w:bCs/>
-        </w:rPr>
-      </w:pPr>
-      <w:r>
-        <w:rPr>
-          <w:rFonts w:hint="eastAsia"/>
-        </w:rPr>
-        <w:t>Judas为安保部门总长，即将与下任总长Kain接任职位。</w:t>
-      </w:r>
-      <w:r>
-        <w:rPr>
-          <w:b/>
-          <w:bCs/>
-        </w:rPr>
-        <w:t>Judas, Director of Security, is now transitioning command to his successor Kain.</w:t>
+          <w:b/>
+          <w:bCs/>
+          <w:color w:val="EE0000"/>
+        </w:rPr>
+      </w:pPr>
+      <w:r>
+        <w:rPr>
+          <w:rFonts w:hint="eastAsia"/>
+          <w:color w:val="EE0000"/>
+        </w:rPr>
+        <w:t>Judas为安保部门总长，</w:t>
+      </w:r>
+      <w:r>
+        <w:rPr>
+          <w:rFonts w:hint="eastAsia"/>
+          <w:color w:val="EE0000"/>
+        </w:rPr>
+        <w:t>拥有keycard</w:t>
+      </w:r>
+      <w:r>
+        <w:rPr>
+          <w:rFonts w:hint="eastAsia"/>
+          <w:color w:val="EE0000"/>
+        </w:rPr>
+        <w:t>。</w:t>
+      </w:r>
+      <w:r>
+        <w:rPr>
+          <w:b/>
+          <w:bCs/>
+          <w:color w:val="EE0000"/>
+        </w:rPr>
+        <w:t xml:space="preserve">Judas, </w:t>
+      </w:r>
+      <w:proofErr w:type="spellStart"/>
+      <w:r>
+        <w:rPr>
+          <w:rFonts w:hint="eastAsia"/>
+          <w:b/>
+          <w:bCs/>
+          <w:color w:val="EE0000"/>
+        </w:rPr>
+        <w:t>Verrp</w:t>
+      </w:r>
+      <w:proofErr w:type="spellEnd"/>
+      <w:r>
+        <w:rPr>
+          <w:rFonts w:hint="eastAsia"/>
+          <w:b/>
+          <w:bCs/>
+          <w:color w:val="EE0000"/>
+        </w:rPr>
+        <w:t xml:space="preserve"> </w:t>
+      </w:r>
+      <w:r>
+        <w:rPr>
+          <w:b/>
+          <w:bCs/>
+          <w:color w:val="EE0000"/>
+        </w:rPr>
+        <w:t>Security</w:t>
+      </w:r>
+      <w:r>
+        <w:rPr>
+          <w:rFonts w:hint="eastAsia"/>
+          <w:b/>
+          <w:bCs/>
+          <w:color w:val="EE0000"/>
+        </w:rPr>
+        <w:t xml:space="preserve"> </w:t>
+      </w:r>
+      <w:proofErr w:type="gramStart"/>
+      <w:r>
+        <w:rPr>
+          <w:rFonts w:hint="eastAsia"/>
+          <w:b/>
+          <w:bCs/>
+          <w:color w:val="EE0000"/>
+        </w:rPr>
+        <w:t xml:space="preserve">manager </w:t>
+      </w:r>
+      <w:r>
+        <w:rPr>
+          <w:b/>
+          <w:bCs/>
+          <w:color w:val="EE0000"/>
+        </w:rPr>
+        <w:t>,</w:t>
+      </w:r>
+      <w:proofErr w:type="gramEnd"/>
+      <w:r>
+        <w:rPr>
+          <w:rFonts w:hint="eastAsia"/>
+          <w:b/>
+          <w:bCs/>
+          <w:color w:val="EE0000"/>
+        </w:rPr>
+        <w:t xml:space="preserve"> has </w:t>
+      </w:r>
+      <w:r>
+        <w:rPr>
+          <w:rFonts w:hint="eastAsia"/>
+          <w:b/>
+          <w:bCs/>
+          <w:color w:val="EE0000"/>
+        </w:rPr>
+        <w:t>Lailah</w:t>
+      </w:r>
+      <w:r>
+        <w:rPr>
+          <w:b/>
+          <w:bCs/>
+          <w:color w:val="EE0000"/>
+        </w:rPr>
+        <w:t>’</w:t>
+      </w:r>
+      <w:r>
+        <w:rPr>
+          <w:rFonts w:hint="eastAsia"/>
+          <w:b/>
+          <w:bCs/>
+          <w:color w:val="EE0000"/>
+        </w:rPr>
+        <w:t xml:space="preserve">s </w:t>
+      </w:r>
+      <w:proofErr w:type="spellStart"/>
+      <w:r>
+        <w:rPr>
+          <w:rFonts w:hint="eastAsia"/>
+          <w:b/>
+          <w:bCs/>
+          <w:color w:val="EE0000"/>
+        </w:rPr>
+        <w:t>ofiice</w:t>
+      </w:r>
+      <w:proofErr w:type="spellEnd"/>
+      <w:r>
+        <w:rPr>
+          <w:rFonts w:hint="eastAsia"/>
+          <w:b/>
+          <w:bCs/>
+          <w:color w:val="EE0000"/>
+        </w:rPr>
+        <w:t xml:space="preserve"> keycard</w:t>
+      </w:r>
+      <w:r>
+        <w:rPr>
+          <w:b/>
+          <w:bCs/>
+          <w:color w:val="EE0000"/>
+        </w:rPr>
+        <w:t>.</w:t>
       </w:r>
     </w:p>
     <w:p>
@@ -2493,227 +2263,186 @@
           <w:numId w:val="23"/>
         </w:numPr>
         <w:rPr>
-          <w:rFonts w:hint="eastAsia"/>
-        </w:rPr>
-      </w:pPr>
-      <w:r>
-        <w:rPr>
-          <w:rFonts w:hint="eastAsia"/>
+          <w:color w:val="EE0000"/>
+        </w:rPr>
+      </w:pPr>
+      <w:r>
+        <w:rPr>
+          <w:rFonts w:hint="eastAsia"/>
+          <w:color w:val="EE0000"/>
         </w:rPr>
         <w:t>他从一些渠道得知了自己即将被选为下一代Eden系列机器人的素体，于是他选择雇佣他人来刺杀Lailah。</w:t>
       </w:r>
       <w:r>
         <w:rPr>
-          <w:b/>
-          <w:bCs/>
-        </w:rPr>
-        <w:t>Through certain channels, he learned of his selection as the prime candidate for the next-generation Eden-</w:t>
+          <w:rFonts w:hint="eastAsia"/>
+          <w:b/>
+          <w:bCs/>
+          <w:color w:val="EE0000"/>
+        </w:rPr>
+        <w:t>Judas hired assassins to kill Lailah upon learning he</w:t>
+      </w:r>
+      <w:r>
+        <w:rPr>
+          <w:b/>
+          <w:bCs/>
+          <w:color w:val="EE0000"/>
+        </w:rPr>
+        <w:t>’</w:t>
+      </w:r>
+      <w:r>
+        <w:rPr>
+          <w:rFonts w:hint="eastAsia"/>
+          <w:b/>
+          <w:bCs/>
+          <w:color w:val="EE0000"/>
+        </w:rPr>
+        <w:t>d been chosen as the next Eden</w:t>
+      </w:r>
+      <w:r>
+        <w:rPr>
+          <w:b/>
+          <w:bCs/>
+          <w:color w:val="EE0000"/>
+        </w:rPr>
+        <w:t>’</w:t>
+      </w:r>
+      <w:r>
+        <w:rPr>
+          <w:rFonts w:hint="eastAsia"/>
+          <w:b/>
+          <w:bCs/>
+          <w:color w:val="EE0000"/>
+        </w:rPr>
+        <w:t xml:space="preserve">s new vessel. </w:t>
       </w:r>
       <w:proofErr w:type="gramStart"/>
       <w:r>
         <w:rPr>
-          <w:b/>
-          <w:bCs/>
-        </w:rPr>
-        <w:t>series .</w:t>
+          <w:rFonts w:hint="eastAsia"/>
+          <w:b/>
+          <w:bCs/>
+          <w:color w:val="EE0000"/>
+        </w:rPr>
+        <w:t>（</w:t>
       </w:r>
       <w:proofErr w:type="gramEnd"/>
       <w:r>
         <w:rPr>
-          <w:b/>
-          <w:bCs/>
-        </w:rPr>
-        <w:t xml:space="preserve"> In response, he contracted assassins to eliminate </w:t>
+          <w:rFonts w:hint="eastAsia"/>
+          <w:b/>
+          <w:bCs/>
+          <w:color w:val="EE0000"/>
+        </w:rPr>
+        <w:t>与Judas对话后）</w:t>
+      </w:r>
+    </w:p>
+    <w:p/>
+    <w:p/>
+    <w:p/>
+    <w:p>
+      <w:r>
+        <w:t>Lailah</w:t>
+      </w:r>
+      <w:r>
+        <w:t xml:space="preserve"> 为公司新晋董事兼</w:t>
+      </w:r>
+      <w:proofErr w:type="spellStart"/>
+      <w:r>
+        <w:t>ceo</w:t>
+      </w:r>
+      <w:proofErr w:type="spellEnd"/>
+      <w:r>
+        <w:t>。在</w:t>
+      </w:r>
+      <w:r>
+        <w:rPr>
+          <w:rFonts w:hint="eastAsia"/>
+        </w:rPr>
+        <w:t>A</w:t>
+      </w:r>
+      <w:r>
+        <w:t>ndrew参与第一代实验时，她完整地看完了整个实验。从此她的好奇心中止不住地增长，对于赛博永生的渴望与来越强。在二代</w:t>
+      </w:r>
+      <w:r>
+        <w:rPr>
+          <w:rFonts w:hint="eastAsia"/>
+        </w:rPr>
+        <w:t>E</w:t>
+      </w:r>
+      <w:r>
+        <w:t>den掌权时，她做局陷害</w:t>
+      </w:r>
+      <w:r>
+        <w:rPr>
+          <w:rFonts w:hint="eastAsia"/>
+        </w:rPr>
+        <w:t>E</w:t>
+      </w:r>
+      <w:r>
+        <w:t>den一家，让</w:t>
+      </w:r>
+      <w:r>
+        <w:t>Abel</w:t>
+      </w:r>
+      <w:r>
+        <w:t xml:space="preserve"> </w:t>
+      </w:r>
+      <w:r>
+        <w:t>Ema</w:t>
+      </w:r>
+      <w:r>
+        <w:t xml:space="preserve"> 以及</w:t>
+      </w:r>
+      <w:r>
+        <w:rPr>
+          <w:rFonts w:hint="eastAsia"/>
+        </w:rPr>
+        <w:t>A</w:t>
+      </w:r>
+      <w:r>
+        <w:t>nderson（</w:t>
+      </w:r>
+      <w:r>
+        <w:t>Abel</w:t>
+      </w:r>
+      <w:r>
+        <w:t>的父亲） 均作为实验</w:t>
       </w:r>
       <w:proofErr w:type="gramStart"/>
       <w:r>
-        <w:rPr>
-          <w:b/>
-          <w:bCs/>
-        </w:rPr>
-        <w:t>Lailah.</w:t>
-      </w:r>
-      <w:r>
-        <w:rPr>
-          <w:rFonts w:hint="eastAsia"/>
-          <w:b/>
-          <w:bCs/>
-        </w:rPr>
-        <w:t>（</w:t>
+        <w:t>体参与</w:t>
       </w:r>
       <w:proofErr w:type="gramEnd"/>
       <w:r>
-        <w:rPr>
-          <w:rFonts w:hint="eastAsia"/>
-          <w:b/>
-          <w:bCs/>
-        </w:rPr>
-        <w:t>与Judas对话后）</w:t>
-      </w:r>
-    </w:p>
-    <w:p>
-      <w:pPr>
-        <w:pStyle w:val="a9"/>
-        <w:numPr>
-          <w:ilvl w:val="0"/>
-          <w:numId w:val="23"/>
-        </w:numPr>
-        <w:rPr>
-          <w:rFonts w:hint="eastAsia"/>
-        </w:rPr>
-      </w:pPr>
-      <w:r>
-        <w:rPr>
-          <w:rFonts w:hint="eastAsia"/>
-          <w:b/>
-          <w:bCs/>
-        </w:rPr>
-        <w:t>Judas死亡</w:t>
-      </w:r>
-      <w:r>
-        <w:rPr>
-          <w:rFonts w:hint="eastAsia"/>
-          <w:b/>
-          <w:bCs/>
-        </w:rPr>
-        <w:t xml:space="preserve"> Judas died.（死亡后）</w:t>
-      </w:r>
-    </w:p>
-    <w:p>
-      <w:pPr>
-        <w:rPr>
-          <w:rFonts w:hint="eastAsia"/>
-        </w:rPr>
-      </w:pPr>
-    </w:p>
-    <w:p>
-      <w:pPr>
-        <w:rPr>
-          <w:rFonts w:hint="eastAsia"/>
-        </w:rPr>
-      </w:pPr>
-    </w:p>
-    <w:p>
-      <w:pPr>
-        <w:rPr>
-          <w:rFonts w:hint="eastAsia"/>
-        </w:rPr>
-      </w:pPr>
-    </w:p>
-    <w:p>
-      <w:pPr>
-        <w:rPr>
-          <w:rFonts w:hint="eastAsia"/>
-        </w:rPr>
-      </w:pPr>
-      <w:r>
-        <w:t>Lailah</w:t>
-      </w:r>
-      <w:r>
-        <w:t xml:space="preserve"> 为公司新晋董事兼</w:t>
-      </w:r>
-      <w:proofErr w:type="spellStart"/>
-      <w:r>
-        <w:t>ceo</w:t>
-      </w:r>
-      <w:proofErr w:type="spellEnd"/>
-      <w:r>
-        <w:t>。在</w:t>
-      </w:r>
-      <w:r>
-        <w:rPr>
-          <w:rFonts w:hint="eastAsia"/>
-        </w:rPr>
-        <w:t>A</w:t>
-      </w:r>
-      <w:r>
-        <w:t>ndrew参与第一代实验时，她完整地看完了整个实验。从此她的好奇心中止不住地增长，对于赛博永生的渴望与来越强。在二代</w:t>
-      </w:r>
-      <w:r>
-        <w:rPr>
-          <w:rFonts w:hint="eastAsia"/>
-        </w:rPr>
-        <w:t>E</w:t>
-      </w:r>
-      <w:r>
-        <w:t>den掌权时，她做局陷害</w:t>
-      </w:r>
-      <w:r>
-        <w:rPr>
-          <w:rFonts w:hint="eastAsia"/>
-        </w:rPr>
-        <w:t>E</w:t>
-      </w:r>
-      <w:r>
-        <w:t>den一家，让</w:t>
+        <w:t>实验。在神童</w:t>
       </w:r>
       <w:r>
         <w:t>Abel</w:t>
       </w:r>
       <w:r>
-        <w:t xml:space="preserve"> </w:t>
-      </w:r>
-      <w:r>
-        <w:t>Ema</w:t>
-      </w:r>
-      <w:r>
-        <w:t xml:space="preserve"> 以及</w:t>
-      </w:r>
-      <w:r>
-        <w:rPr>
-          <w:rFonts w:hint="eastAsia"/>
-        </w:rPr>
-        <w:t>A</w:t>
-      </w:r>
-      <w:r>
-        <w:t>nderson（</w:t>
+        <w:t>加入实验后，实验进度大幅增长。虽然</w:t>
       </w:r>
       <w:r>
         <w:t>Abel</w:t>
       </w:r>
       <w:r>
-        <w:t>的父亲） 均作为实验</w:t>
-      </w:r>
-      <w:proofErr w:type="gramStart"/>
-      <w:r>
-        <w:t>体参与</w:t>
-      </w:r>
-      <w:proofErr w:type="gramEnd"/>
-      <w:r>
-        <w:t>实验。在神童</w:t>
+        <w:t>躲在芯片里拒绝一切物理链接，但是她放不下赛博永生项目，认为</w:t>
       </w:r>
       <w:r>
         <w:t>Abel</w:t>
       </w:r>
       <w:r>
-        <w:t>加入实验后，实验进度大幅增长。虽然</w:t>
+        <w:t>可以继续推进项目进度。于是她把</w:t>
       </w:r>
       <w:r>
         <w:t>Abel</w:t>
       </w:r>
       <w:r>
-        <w:t>躲在芯片里拒绝一切物理链接，但是她放不下赛博永生项目，认为</w:t>
-      </w:r>
-      <w:r>
-        <w:t>Abel</w:t>
-      </w:r>
-      <w:r>
-        <w:t>可以继续推进项目进度。于是她把</w:t>
-      </w:r>
-      <w:r>
-        <w:t>Abel</w:t>
-      </w:r>
-      <w:r>
         <w:t>芯片留在了自己的保险库里。</w:t>
       </w:r>
     </w:p>
-    <w:p>
-      <w:pPr>
-        <w:rPr>
-          <w:rFonts w:hint="eastAsia"/>
-        </w:rPr>
-      </w:pPr>
-    </w:p>
+    <w:p/>
     <w:p>
       <w:pPr>
         <w:pStyle w:val="a9"/>
@@ -2722,14 +2451,15 @@
           <w:numId w:val="24"/>
         </w:numPr>
         <w:rPr>
-          <w:rFonts w:hint="eastAsia"/>
-          <w:b/>
-          <w:bCs/>
-        </w:rPr>
-      </w:pPr>
-      <w:r>
-        <w:rPr>
-          <w:rFonts w:hint="eastAsia"/>
+          <w:b/>
+          <w:bCs/>
+          <w:color w:val="EE0000"/>
+        </w:rPr>
+      </w:pPr>
+      <w:r>
+        <w:rPr>
+          <w:rFonts w:hint="eastAsia"/>
+          <w:color w:val="EE0000"/>
         </w:rPr>
         <w:t>Lailah为Verrp公司现任CEO。</w:t>
       </w:r>
@@ -2737,6 +2467,7 @@
         <w:rPr>
           <w:b/>
           <w:bCs/>
+          <w:color w:val="EE0000"/>
         </w:rPr>
         <w:t xml:space="preserve">Lailah </w:t>
       </w:r>
@@ -2745,6 +2476,7 @@
           <w:rFonts w:hint="eastAsia"/>
           <w:b/>
           <w:bCs/>
+          <w:color w:val="EE0000"/>
         </w:rPr>
         <w:t>is</w:t>
       </w:r>
@@ -2752,8 +2484,52 @@
         <w:rPr>
           <w:b/>
           <w:bCs/>
-        </w:rPr>
-        <w:t xml:space="preserve"> the current CEO of Verrp Corporation.</w:t>
+          <w:color w:val="EE0000"/>
+        </w:rPr>
+        <w:t xml:space="preserve"> the current </w:t>
+      </w:r>
+      <w:proofErr w:type="spellStart"/>
+      <w:r>
+        <w:rPr>
+          <w:b/>
+          <w:bCs/>
+          <w:color w:val="EE0000"/>
+        </w:rPr>
+        <w:t>Verrp</w:t>
+      </w:r>
+      <w:proofErr w:type="spellEnd"/>
+      <w:r>
+        <w:rPr>
+          <w:b/>
+          <w:bCs/>
+          <w:color w:val="EE0000"/>
+        </w:rPr>
+        <w:t xml:space="preserve"> </w:t>
+      </w:r>
+      <w:r>
+        <w:rPr>
+          <w:b/>
+          <w:bCs/>
+          <w:color w:val="EE0000"/>
+        </w:rPr>
+        <w:t>CEO</w:t>
+      </w:r>
+      <w:r>
+        <w:rPr>
+          <w:rFonts w:hint="eastAsia"/>
+          <w:b/>
+          <w:bCs/>
+          <w:color w:val="EE0000"/>
+        </w:rPr>
+        <w:t xml:space="preserve"> and chairman</w:t>
+      </w:r>
+      <w:r>
+        <w:rPr>
+          <w:b/>
+          <w:bCs/>
+          <w:color w:val="EE0000"/>
+        </w:rPr>
+        <w:t>.</w:t>
       </w:r>
     </w:p>
     <w:p>
@@ -2764,61 +2540,50 @@
           <w:numId w:val="24"/>
         </w:numPr>
         <w:rPr>
-          <w:rFonts w:hint="eastAsia"/>
-        </w:rPr>
-      </w:pPr>
-      <w:r>
-        <w:rPr>
-          <w:rFonts w:hint="eastAsia"/>
-        </w:rPr>
-        <w:t>她利用商业丑闻陷害了上任CEO Anderson Eden，得以上位。</w:t>
-      </w:r>
-      <w:r>
-        <w:rPr>
-          <w:b/>
-          <w:bCs/>
-        </w:rPr>
-        <w:t xml:space="preserve">She fabricated evidence of corporate </w:t>
-      </w:r>
-      <w:r>
-        <w:rPr>
-          <w:rFonts w:hint="eastAsia"/>
-          <w:b/>
-          <w:bCs/>
-        </w:rPr>
-        <w:t>scandal</w:t>
-      </w:r>
-      <w:r>
-        <w:rPr>
-          <w:b/>
-          <w:bCs/>
-        </w:rPr>
-        <w:t xml:space="preserve"> to frame then-CEO Anderson Eden, paving her path to assume </w:t>
-      </w:r>
-      <w:proofErr w:type="gramStart"/>
-      <w:r>
-        <w:rPr>
-          <w:b/>
-          <w:bCs/>
-        </w:rPr>
-        <w:t>control.</w:t>
-      </w:r>
-      <w:r>
-        <w:rPr>
-          <w:rFonts w:hint="eastAsia"/>
-          <w:b/>
-          <w:bCs/>
-        </w:rPr>
-        <w:t>（</w:t>
-      </w:r>
-      <w:proofErr w:type="gramEnd"/>
-      <w:r>
-        <w:rPr>
-          <w:rFonts w:hint="eastAsia"/>
-          <w:b/>
-          <w:bCs/>
-        </w:rPr>
-        <w:t>阅读核心文档3后）</w:t>
+          <w:b/>
+          <w:bCs/>
+          <w:color w:val="EE0000"/>
+        </w:rPr>
+      </w:pPr>
+      <w:r>
+        <w:rPr>
+          <w:rFonts w:hint="eastAsia"/>
+          <w:color w:val="EE0000"/>
+        </w:rPr>
+        <w:t>Lailah 办公室的keycard在Judas手里。Lailah</w:t>
+      </w:r>
+      <w:r>
+        <w:rPr>
+          <w:color w:val="EE0000"/>
+        </w:rPr>
+        <w:t>’</w:t>
+      </w:r>
+      <w:r>
+        <w:rPr>
+          <w:rFonts w:hint="eastAsia"/>
+          <w:color w:val="EE0000"/>
+        </w:rPr>
+        <w:t xml:space="preserve">s </w:t>
+      </w:r>
+      <w:r>
+        <w:rPr>
+          <w:color w:val="EE0000"/>
+        </w:rPr>
+        <w:t>office</w:t>
+      </w:r>
+      <w:r>
+        <w:rPr>
+          <w:rFonts w:hint="eastAsia"/>
+          <w:color w:val="EE0000"/>
+        </w:rPr>
+        <w:t xml:space="preserve"> </w:t>
+      </w:r>
+      <w:r>
+        <w:rPr>
+          <w:rFonts w:hint="eastAsia"/>
+          <w:color w:val="EE0000"/>
+        </w:rPr>
+        <w:t>keycard is with Judas.</w:t>
       </w:r>
     </w:p>
     <w:p>
@@ -2829,97 +2594,72 @@
           <w:numId w:val="24"/>
         </w:numPr>
         <w:rPr>
-          <w:rFonts w:hint="eastAsia"/>
-        </w:rPr>
-      </w:pPr>
-      <w:r>
-        <w:rPr>
-          <w:rFonts w:hint="eastAsia"/>
-        </w:rPr>
-        <w:t>她并不排斥与Abel的合作，认为Abel可以为实验带来更多进度。</w:t>
-      </w:r>
-      <w:r>
-        <w:rPr>
-          <w:b/>
-          <w:bCs/>
-        </w:rPr>
-        <w:t xml:space="preserve">She remains open to collaborating with Abel, viewing him as a catalyst for accelerating the Eden </w:t>
+          <w:color w:val="EE0000"/>
+        </w:rPr>
+      </w:pPr>
+      <w:r>
+        <w:rPr>
+          <w:rFonts w:hint="eastAsia"/>
+          <w:color w:val="EE0000"/>
+        </w:rPr>
+        <w:t>她利用商业丑闻陷害了上任CEO Anderson Eden，得以上位。</w:t>
+      </w:r>
+      <w:r>
+        <w:rPr>
+          <w:b/>
+          <w:bCs/>
+          <w:color w:val="EE0000"/>
+        </w:rPr>
+        <w:t>She</w:t>
+      </w:r>
+      <w:r>
+        <w:rPr>
+          <w:rFonts w:hint="eastAsia"/>
+          <w:b/>
+          <w:bCs/>
+          <w:color w:val="EE0000"/>
+        </w:rPr>
+        <w:t xml:space="preserve"> framed Anderson Eden in a corporate scandal to take his position.</w:t>
+      </w:r>
+      <w:r>
+        <w:rPr>
+          <w:rFonts w:hint="eastAsia"/>
+          <w:b/>
+          <w:bCs/>
+          <w:color w:val="EE0000"/>
+        </w:rPr>
+        <w:t xml:space="preserve"> </w:t>
+      </w:r>
+      <w:r>
+        <w:rPr>
+          <w:rFonts w:hint="eastAsia"/>
+          <w:b/>
+          <w:bCs/>
+          <w:color w:val="EE0000"/>
+        </w:rPr>
+        <w:t>（阅读核心文档3后）</w:t>
+      </w:r>
+    </w:p>
+    <w:p/>
+    <w:p>
+      <w:r>
+        <w:t>Abel</w:t>
+      </w:r>
+      <w:r>
+        <w:t xml:space="preserve"> Eden 为游戏第二主角。他以前是神童，可以以电子设备为媒介熟练运用虚化和</w:t>
       </w:r>
       <w:proofErr w:type="gramStart"/>
       <w:r>
-        <w:rPr>
-          <w:b/>
-          <w:bCs/>
-        </w:rPr>
-        <w:t>experiments.</w:t>
-      </w:r>
-      <w:r>
-        <w:rPr>
-          <w:rFonts w:hint="eastAsia"/>
-          <w:b/>
-          <w:bCs/>
-        </w:rPr>
-        <w:t>（</w:t>
+        <w:t>骇客</w:t>
       </w:r>
       <w:proofErr w:type="gramEnd"/>
       <w:r>
-        <w:rPr>
-          <w:rFonts w:hint="eastAsia"/>
-          <w:b/>
-          <w:bCs/>
-        </w:rPr>
-        <w:t>打完第一阶段）</w:t>
-      </w:r>
-    </w:p>
-    <w:p>
-      <w:pPr>
-        <w:pStyle w:val="a9"/>
-        <w:numPr>
-          <w:ilvl w:val="0"/>
-          <w:numId w:val="24"/>
-        </w:numPr>
-        <w:rPr>
-          <w:rFonts w:hint="eastAsia"/>
-        </w:rPr>
-      </w:pPr>
-      <w:r>
-        <w:rPr>
-          <w:rFonts w:hint="eastAsia"/>
-        </w:rPr>
-        <w:t>Lailah has fallen. （死亡后）</w:t>
-      </w:r>
-    </w:p>
-    <w:p>
-      <w:pPr>
-        <w:rPr>
-          <w:rFonts w:hint="eastAsia"/>
-        </w:rPr>
-      </w:pPr>
-    </w:p>
-    <w:p>
-      <w:pPr>
-        <w:rPr>
-          <w:rFonts w:hint="eastAsia"/>
-        </w:rPr>
-      </w:pPr>
+        <w:t>能力。在参与第四代实验体实验后，化为电子幽灵寄居于芯片中。主角的到来，让</w:t>
+      </w:r>
       <w:r>
         <w:t>Abel</w:t>
       </w:r>
       <w:r>
-        <w:t xml:space="preserve"> Eden 为游戏第二主角。他以前是神童，可以以电子设备为媒介熟练运用虚化和</w:t>
-      </w:r>
-      <w:proofErr w:type="gramStart"/>
-      <w:r>
-        <w:t>骇客</w:t>
-      </w:r>
-      <w:proofErr w:type="gramEnd"/>
-      <w:r>
-        <w:t>能力。在参与第四代实验体实验后，化为电子幽灵寄居于芯片中。主角的到来，让</w:t>
-      </w:r>
-      <w:r>
-        <w:t>Abel</w:t>
-      </w:r>
-      <w:r>
         <w:t>燃起了复仇的渴望。他选择于主角合作，一同杀掉</w:t>
       </w:r>
       <w:r>
@@ -2932,7 +2672,7 @@
     <w:p>
       <w:pPr>
         <w:rPr>
-          <w:rFonts w:hint="eastAsia"/>
+          <w:color w:val="EE0000"/>
         </w:rPr>
       </w:pPr>
     </w:p>
@@ -2944,36 +2684,56 @@
           <w:numId w:val="25"/>
         </w:numPr>
         <w:rPr>
-          <w:rFonts w:hint="eastAsia"/>
-          <w:b/>
-          <w:bCs/>
-        </w:rPr>
-      </w:pPr>
-      <w:r>
-        <w:rPr>
-          <w:rFonts w:hint="eastAsia"/>
-        </w:rPr>
-        <w:lastRenderedPageBreak/>
-        <w:t>Abel自称为芯片的意识。</w:t>
-      </w:r>
-      <w:r>
-        <w:rPr>
-          <w:rFonts w:hint="eastAsia"/>
-        </w:rPr>
-        <w:t>他要打败Lailah。</w:t>
-      </w:r>
-      <w:r>
-        <w:rPr>
-          <w:b/>
-          <w:bCs/>
-        </w:rPr>
-        <w:t>Abel declares himself as the consciousness within the chip</w:t>
-      </w:r>
-      <w:r>
-        <w:rPr>
-          <w:rFonts w:hint="eastAsia"/>
-          <w:b/>
-          <w:bCs/>
+          <w:b/>
+          <w:bCs/>
+          <w:color w:val="EE0000"/>
+        </w:rPr>
+      </w:pPr>
+      <w:r>
+        <w:rPr>
+          <w:rFonts w:hint="eastAsia"/>
+          <w:color w:val="EE0000"/>
+        </w:rPr>
+        <w:t>Abel自称为芯片的意识</w:t>
+      </w:r>
+      <w:r>
+        <w:rPr>
+          <w:rFonts w:hint="eastAsia"/>
+          <w:color w:val="EE0000"/>
+        </w:rPr>
+        <w:t>。</w:t>
+      </w:r>
+      <w:r>
+        <w:rPr>
+          <w:b/>
+          <w:bCs/>
+          <w:color w:val="EE0000"/>
+        </w:rPr>
+        <w:t xml:space="preserve">Abel declares himself as the consciousness </w:t>
+      </w:r>
+      <w:r>
+        <w:rPr>
+          <w:rFonts w:hint="eastAsia"/>
+          <w:b/>
+          <w:bCs/>
+          <w:color w:val="EE0000"/>
+        </w:rPr>
+        <w:t xml:space="preserve">in </w:t>
+      </w:r>
+      <w:r>
+        <w:rPr>
+          <w:b/>
+          <w:bCs/>
+          <w:color w:val="EE0000"/>
+        </w:rPr>
+        <w:t>chip</w:t>
+      </w:r>
+      <w:r>
+        <w:rPr>
+          <w:rFonts w:hint="eastAsia"/>
+          <w:b/>
+          <w:bCs/>
+          <w:color w:val="EE0000"/>
         </w:rPr>
         <w:t>.</w:t>
       </w:r>
@@ -2982,17 +2742,9 @@
           <w:rFonts w:hint="eastAsia"/>
           <w:b/>
           <w:bCs/>
+          <w:color w:val="EE0000"/>
         </w:rPr>
         <w:t xml:space="preserve">   </w:t>
-      </w:r>
-      <w:r>
-        <w:rPr>
-          <w:b/>
-          <w:bCs/>
-          <w:i/>
-          <w:iCs/>
-        </w:rPr>
-        <w:t>Lailah's termination is his core directive now.</w:t>
       </w:r>
     </w:p>
     <w:p>
@@ -3003,12 +2755,13 @@
           <w:numId w:val="25"/>
         </w:numPr>
         <w:rPr>
-          <w:rFonts w:hint="eastAsia"/>
-        </w:rPr>
-      </w:pPr>
-      <w:r>
-        <w:rPr>
-          <w:rFonts w:hint="eastAsia"/>
+          <w:color w:val="EE0000"/>
+        </w:rPr>
+      </w:pPr>
+      <w:r>
+        <w:rPr>
+          <w:rFonts w:hint="eastAsia"/>
+          <w:color w:val="EE0000"/>
         </w:rPr>
         <w:t>他的父亲为Anderson Eden。</w:t>
       </w:r>
@@ -3016,33 +2769,44 @@
         <w:rPr>
           <w:b/>
           <w:bCs/>
-        </w:rPr>
-        <w:t xml:space="preserve">His father is Anderson </w:t>
-      </w:r>
-      <w:proofErr w:type="gramStart"/>
-      <w:r>
-        <w:rPr>
-          <w:b/>
-          <w:bCs/>
-        </w:rPr>
-        <w:t>Eden.</w:t>
-      </w:r>
-      <w:r>
-        <w:rPr>
-          <w:rFonts w:hint="eastAsia"/>
-          <w:b/>
-          <w:bCs/>
-        </w:rPr>
-        <w:t>（</w:t>
-      </w:r>
-      <w:proofErr w:type="gramEnd"/>
-      <w:r>
-        <w:rPr>
-          <w:rFonts w:hint="eastAsia"/>
-          <w:b/>
-          <w:bCs/>
-        </w:rPr>
-        <w:t>核心文档3）</w:t>
+          <w:color w:val="EE0000"/>
+        </w:rPr>
+        <w:t>His father is Anderson Eden</w:t>
+      </w:r>
+      <w:r>
+        <w:rPr>
+          <w:rFonts w:hint="eastAsia"/>
+          <w:b/>
+          <w:bCs/>
+          <w:color w:val="EE0000"/>
+        </w:rPr>
+        <w:t>, the successor of Andrew</w:t>
+      </w:r>
+      <w:r>
+        <w:rPr>
+          <w:b/>
+          <w:bCs/>
+          <w:color w:val="EE0000"/>
+        </w:rPr>
+        <w:t>.</w:t>
+      </w:r>
+      <w:r>
+        <w:rPr>
+          <w:rFonts w:hint="eastAsia"/>
+          <w:b/>
+          <w:bCs/>
+          <w:color w:val="EE0000"/>
+        </w:rPr>
+        <w:t xml:space="preserve"> </w:t>
+      </w:r>
+      <w:r>
+        <w:rPr>
+          <w:rFonts w:hint="eastAsia"/>
+          <w:b/>
+          <w:bCs/>
+          <w:color w:val="EE0000"/>
+        </w:rPr>
+        <w:t>（核心文档3）</w:t>
       </w:r>
     </w:p>
     <w:p>
@@ -3053,12 +2817,13 @@
           <w:numId w:val="25"/>
         </w:numPr>
         <w:rPr>
-          <w:rFonts w:hint="eastAsia"/>
-        </w:rPr>
-      </w:pPr>
-      <w:r>
-        <w:rPr>
-          <w:rFonts w:hint="eastAsia"/>
+          <w:color w:val="EE0000"/>
+        </w:rPr>
+      </w:pPr>
+      <w:r>
+        <w:rPr>
+          <w:rFonts w:hint="eastAsia"/>
+          <w:color w:val="EE0000"/>
         </w:rPr>
         <w:t>他的母亲为 Ema Eden。</w:t>
       </w:r>
@@ -3066,22 +2831,26 @@
         <w:rPr>
           <w:b/>
           <w:bCs/>
-        </w:rPr>
-        <w:t xml:space="preserve">His mother is Ema </w:t>
+          <w:color w:val="EE0000"/>
+        </w:rPr>
+        <w:t>His mother is Ema Eden.</w:t>
+      </w:r>
+      <w:r>
+        <w:rPr>
+          <w:rFonts w:hint="eastAsia"/>
+          <w:b/>
+          <w:bCs/>
+          <w:color w:val="EE0000"/>
+        </w:rPr>
+        <w:t xml:space="preserve"> </w:t>
       </w:r>
       <w:proofErr w:type="gramStart"/>
       <w:r>
         <w:rPr>
-          <w:b/>
-          <w:bCs/>
-        </w:rPr>
-        <w:t>Eden.</w:t>
-      </w:r>
-      <w:r>
-        <w:rPr>
-          <w:rFonts w:hint="eastAsia"/>
-          <w:b/>
-          <w:bCs/>
+          <w:rFonts w:hint="eastAsia"/>
+          <w:b/>
+          <w:bCs/>
+          <w:color w:val="EE0000"/>
         </w:rPr>
         <w:t>（</w:t>
       </w:r>
@@ -3091,6 +2860,7 @@
           <w:rFonts w:hint="eastAsia"/>
           <w:b/>
           <w:bCs/>
+          <w:color w:val="EE0000"/>
         </w:rPr>
         <w:t>雕像）</w:t>
       </w:r>
@@ -3103,12 +2873,13 @@
           <w:numId w:val="25"/>
         </w:numPr>
         <w:rPr>
-          <w:rFonts w:hint="eastAsia"/>
-        </w:rPr>
-      </w:pPr>
-      <w:r>
-        <w:rPr>
-          <w:rFonts w:hint="eastAsia"/>
+          <w:color w:val="EE0000"/>
+        </w:rPr>
+      </w:pPr>
+      <w:r>
+        <w:rPr>
+          <w:rFonts w:hint="eastAsia"/>
+          <w:color w:val="EE0000"/>
         </w:rPr>
         <w:t>他的祖父为 Andrew Eden。</w:t>
       </w:r>
@@ -3116,22 +2887,54 @@
         <w:rPr>
           <w:b/>
           <w:bCs/>
-        </w:rPr>
-        <w:t xml:space="preserve">His grandfather is Andrew </w:t>
+          <w:color w:val="EE0000"/>
+        </w:rPr>
+        <w:t>His grandfather is Andrew Eden</w:t>
+      </w:r>
+      <w:r>
+        <w:rPr>
+          <w:rFonts w:hint="eastAsia"/>
+          <w:b/>
+          <w:bCs/>
+          <w:color w:val="EE0000"/>
+        </w:rPr>
+        <w:t xml:space="preserve">, the founder of </w:t>
+      </w:r>
+      <w:proofErr w:type="spellStart"/>
+      <w:r>
+        <w:rPr>
+          <w:rFonts w:hint="eastAsia"/>
+          <w:b/>
+          <w:bCs/>
+          <w:color w:val="EE0000"/>
+        </w:rPr>
+        <w:t>Verrp</w:t>
+      </w:r>
+      <w:proofErr w:type="spellEnd"/>
+      <w:r>
+        <w:rPr>
+          <w:b/>
+          <w:bCs/>
+          <w:color w:val="EE0000"/>
+        </w:rPr>
+        <w:t>.</w:t>
+      </w:r>
+      <w:r>
+        <w:rPr>
+          <w:rFonts w:hint="eastAsia"/>
+          <w:b/>
+          <w:bCs/>
+          <w:color w:val="EE0000"/>
+        </w:rPr>
+        <w:t xml:space="preserve"> </w:t>
       </w:r>
       <w:proofErr w:type="gramStart"/>
       <w:r>
         <w:rPr>
-          <w:b/>
-          <w:bCs/>
-        </w:rPr>
-        <w:t>Eden.</w:t>
-      </w:r>
-      <w:r>
-        <w:rPr>
-          <w:rFonts w:hint="eastAsia"/>
-          <w:b/>
-          <w:bCs/>
+          <w:rFonts w:hint="eastAsia"/>
+          <w:b/>
+          <w:bCs/>
+          <w:color w:val="EE0000"/>
         </w:rPr>
         <w:t>（</w:t>
       </w:r>
@@ -3141,6 +2944,7 @@
           <w:rFonts w:hint="eastAsia"/>
           <w:b/>
           <w:bCs/>
+          <w:color w:val="EE0000"/>
         </w:rPr>
         <w:t>核心文档3）</w:t>
       </w:r>
@@ -3153,121 +2957,93 @@
           <w:numId w:val="25"/>
         </w:numPr>
         <w:rPr>
-          <w:rFonts w:hint="eastAsia"/>
-        </w:rPr>
-      </w:pPr>
-      <w:r>
-        <w:rPr>
-          <w:rFonts w:hint="eastAsia"/>
-        </w:rPr>
+          <w:color w:val="EE0000"/>
+        </w:rPr>
+      </w:pPr>
+      <w:r>
+        <w:rPr>
+          <w:rFonts w:hint="eastAsia"/>
+          <w:color w:val="EE0000"/>
+        </w:rPr>
+        <w:lastRenderedPageBreak/>
         <w:t>他的本名为 Abel Eden。</w:t>
       </w:r>
       <w:r>
         <w:rPr>
           <w:b/>
           <w:bCs/>
-        </w:rPr>
-        <w:t xml:space="preserve">His name is Abel </w:t>
-      </w:r>
-      <w:proofErr w:type="gramStart"/>
-      <w:r>
-        <w:rPr>
-          <w:b/>
-          <w:bCs/>
-        </w:rPr>
-        <w:t>Eden.</w:t>
-      </w:r>
-      <w:r>
-        <w:rPr>
-          <w:rFonts w:hint="eastAsia"/>
-          <w:b/>
-          <w:bCs/>
-        </w:rPr>
-        <w:t>（</w:t>
-      </w:r>
-      <w:proofErr w:type="gramEnd"/>
-      <w:r>
-        <w:rPr>
-          <w:rFonts w:hint="eastAsia"/>
-          <w:b/>
-          <w:bCs/>
-        </w:rPr>
-        <w:t>核心文档3或雕像）</w:t>
-      </w:r>
-    </w:p>
-    <w:p>
-      <w:pPr>
-        <w:pStyle w:val="a9"/>
-        <w:numPr>
-          <w:ilvl w:val="0"/>
-          <w:numId w:val="25"/>
-        </w:numPr>
-        <w:rPr>
-          <w:rFonts w:hint="eastAsia"/>
-        </w:rPr>
-      </w:pPr>
-      <w:r>
-        <w:t>他以前是神童，可以以电子设备为媒介熟练运用虚化和</w:t>
-      </w:r>
-      <w:proofErr w:type="gramStart"/>
-      <w:r>
-        <w:t>骇客</w:t>
-      </w:r>
-      <w:proofErr w:type="gramEnd"/>
-      <w:r>
-        <w:t>能力。</w:t>
-      </w:r>
-      <w:r>
-        <w:rPr>
-          <w:b/>
-          <w:bCs/>
-        </w:rPr>
-        <w:t xml:space="preserve">A former child prodigy, he wielded dematerialization and hacking abilities through electronic devices with preternatural </w:t>
-      </w:r>
-      <w:proofErr w:type="gramStart"/>
-      <w:r>
-        <w:rPr>
-          <w:b/>
-          <w:bCs/>
-        </w:rPr>
-        <w:t>mastery.</w:t>
-      </w:r>
-      <w:r>
-        <w:rPr>
-          <w:rFonts w:hint="eastAsia"/>
-          <w:b/>
-          <w:bCs/>
-        </w:rPr>
-        <w:t>（</w:t>
-      </w:r>
-      <w:proofErr w:type="gramEnd"/>
-      <w:r>
-        <w:rPr>
-          <w:rFonts w:hint="eastAsia"/>
-          <w:b/>
-          <w:bCs/>
-        </w:rPr>
-        <w:t>雕像）</w:t>
-      </w:r>
-    </w:p>
-    <w:p>
-      <w:pPr>
-        <w:pStyle w:val="a9"/>
-        <w:numPr>
-          <w:ilvl w:val="0"/>
-          <w:numId w:val="25"/>
-        </w:numPr>
-        <w:rPr>
-          <w:rFonts w:hint="eastAsia"/>
-        </w:rPr>
-      </w:pPr>
-      <w:r>
-        <w:rPr>
-          <w:rFonts w:hint="eastAsia"/>
-          <w:b/>
-          <w:bCs/>
-        </w:rPr>
-        <w:t>Abel与雇佣兵一同击败了</w:t>
+          <w:color w:val="EE0000"/>
+        </w:rPr>
+        <w:t>H</w:t>
+      </w:r>
+      <w:r>
+        <w:rPr>
+          <w:rFonts w:hint="eastAsia"/>
+          <w:b/>
+          <w:bCs/>
+          <w:color w:val="EE0000"/>
+        </w:rPr>
+        <w:t xml:space="preserve">e was </w:t>
+      </w:r>
+      <w:r>
+        <w:rPr>
+          <w:color w:val="EE0000"/>
+          <w:szCs w:val="21"/>
+        </w:rPr>
+        <w:t>the Prodigy</w:t>
+      </w:r>
+      <w:r>
+        <w:rPr>
+          <w:rFonts w:hint="eastAsia"/>
+          <w:b/>
+          <w:bCs/>
+          <w:color w:val="EE0000"/>
+        </w:rPr>
+        <w:t xml:space="preserve"> </w:t>
+      </w:r>
+      <w:r>
+        <w:rPr>
+          <w:rFonts w:hint="eastAsia"/>
+          <w:b/>
+          <w:bCs/>
+          <w:color w:val="EE0000"/>
+        </w:rPr>
+        <w:t xml:space="preserve">known as </w:t>
+      </w:r>
+      <w:r>
+        <w:rPr>
+          <w:b/>
+          <w:bCs/>
+          <w:color w:val="EE0000"/>
+        </w:rPr>
+        <w:t>Abel Eden</w:t>
+      </w:r>
+      <w:r>
+        <w:rPr>
+          <w:rFonts w:hint="eastAsia"/>
+          <w:b/>
+          <w:bCs/>
+          <w:color w:val="EE0000"/>
+        </w:rPr>
+        <w:t xml:space="preserve">, </w:t>
+      </w:r>
+      <w:r>
+        <w:rPr>
+          <w:rFonts w:hint="eastAsia"/>
+          <w:b/>
+          <w:bCs/>
+          <w:color w:val="EE0000"/>
+        </w:rPr>
+        <w:t>controll</w:t>
+      </w:r>
+      <w:r>
+        <w:rPr>
+          <w:rFonts w:hint="eastAsia"/>
+          <w:b/>
+          <w:bCs/>
+          <w:color w:val="EE0000"/>
+        </w:rPr>
+        <w:t xml:space="preserve">ing </w:t>
       </w:r>
       <w:proofErr w:type="spellStart"/>
       <w:r>
@@ -3275,8 +3051,26 @@
           <w:rFonts w:hint="eastAsia"/>
           <w:b/>
           <w:bCs/>
-        </w:rPr>
-        <w:t>lailah</w:t>
+          <w:color w:val="EE0000"/>
+        </w:rPr>
+        <w:t>Verrp</w:t>
+      </w:r>
+      <w:r>
+        <w:rPr>
+          <w:b/>
+          <w:bCs/>
+          <w:color w:val="EE0000"/>
+        </w:rPr>
+        <w:t>’</w:t>
+      </w:r>
+      <w:r>
+        <w:rPr>
+          <w:rFonts w:hint="eastAsia"/>
+          <w:b/>
+          <w:bCs/>
+          <w:color w:val="EE0000"/>
+        </w:rPr>
+        <w:t>s</w:t>
       </w:r>
       <w:proofErr w:type="spellEnd"/>
       <w:r>
@@ -3284,76 +3078,25 @@
           <w:rFonts w:hint="eastAsia"/>
           <w:b/>
           <w:bCs/>
-        </w:rPr>
-        <w:t>。</w:t>
-      </w:r>
-      <w:r>
-        <w:rPr>
-          <w:b/>
-          <w:bCs/>
-        </w:rPr>
-        <w:t xml:space="preserve">Abel and mercenary neutralized </w:t>
-      </w:r>
-      <w:proofErr w:type="gramStart"/>
-      <w:r>
-        <w:rPr>
-          <w:b/>
-          <w:bCs/>
-        </w:rPr>
-        <w:t>Lailah.</w:t>
-      </w:r>
-      <w:r>
-        <w:rPr>
-          <w:rFonts w:hint="eastAsia"/>
-          <w:b/>
-          <w:bCs/>
-        </w:rPr>
-        <w:t>（</w:t>
-      </w:r>
-      <w:proofErr w:type="gramEnd"/>
-      <w:r>
-        <w:rPr>
-          <w:rFonts w:hint="eastAsia"/>
-          <w:b/>
-          <w:bCs/>
-        </w:rPr>
-        <w:t>击败boss）</w:t>
-      </w:r>
-    </w:p>
-    <w:p>
-      <w:pPr>
-        <w:rPr>
-          <w:rFonts w:hint="eastAsia"/>
-        </w:rPr>
-      </w:pPr>
-    </w:p>
-    <w:p>
-      <w:pPr>
-        <w:rPr>
-          <w:rFonts w:hint="eastAsia"/>
-        </w:rPr>
-      </w:pPr>
-    </w:p>
-    <w:p>
-      <w:pPr>
-        <w:rPr>
-          <w:rFonts w:hint="eastAsia"/>
-        </w:rPr>
-      </w:pPr>
-    </w:p>
-    <w:p>
-      <w:pPr>
-        <w:rPr>
-          <w:rFonts w:hint="eastAsia"/>
-        </w:rPr>
-      </w:pPr>
-    </w:p>
-    <w:p>
-      <w:pPr>
-        <w:rPr>
-          <w:rFonts w:hint="eastAsia"/>
-        </w:rPr>
-      </w:pPr>
+          <w:color w:val="EE0000"/>
+        </w:rPr>
+        <w:t xml:space="preserve"> AI research and projects. </w:t>
+      </w:r>
+      <w:r>
+        <w:rPr>
+          <w:rFonts w:hint="eastAsia"/>
+          <w:b/>
+          <w:bCs/>
+          <w:color w:val="EE0000"/>
+        </w:rPr>
+        <w:t>（核心文档3或雕像）</w:t>
+      </w:r>
+    </w:p>
+    <w:p/>
+    <w:p/>
+    <w:p/>
+    <w:p/>
+    <w:p>
       <w:r>
         <w:rPr>
           <w:rFonts w:hint="eastAsia"/>
@@ -3371,11 +3114,6 @@
       </w:r>
     </w:p>
     <w:p>
-      <w:pPr>
-        <w:rPr>
-          <w:rFonts w:hint="eastAsia"/>
-        </w:rPr>
-      </w:pPr>
       <w:r>
         <w:rPr>
           <w:rFonts w:hint="eastAsia"/>
@@ -3384,11 +3122,6 @@
       </w:r>
     </w:p>
     <w:p>
-      <w:pPr>
-        <w:rPr>
-          <w:rFonts w:hint="eastAsia"/>
-        </w:rPr>
-      </w:pPr>
       <w:r>
         <w:rPr>
           <w:rFonts w:hint="eastAsia"/>
@@ -3397,11 +3130,6 @@
       </w:r>
     </w:p>
     <w:p>
-      <w:pPr>
-        <w:rPr>
-          <w:rFonts w:hint="eastAsia"/>
-        </w:rPr>
-      </w:pPr>
       <w:r>
         <w:rPr>
           <w:rFonts w:hint="eastAsia"/>
@@ -3422,11 +3150,6 @@
       </w:r>
     </w:p>
     <w:p>
-      <w:pPr>
-        <w:rPr>
-          <w:rFonts w:hint="eastAsia"/>
-        </w:rPr>
-      </w:pPr>
       <w:r>
         <w:rPr>
           <w:rFonts w:hint="eastAsia"/>
@@ -3435,11 +3158,6 @@
       </w:r>
     </w:p>
     <w:p>
-      <w:pPr>
-        <w:rPr>
-          <w:rFonts w:hint="eastAsia"/>
-        </w:rPr>
-      </w:pPr>
       <w:r>
         <w:rPr>
           <w:rFonts w:hint="eastAsia"/>
@@ -3448,11 +3166,6 @@
       </w:r>
     </w:p>
     <w:p>
-      <w:pPr>
-        <w:rPr>
-          <w:rFonts w:hint="eastAsia"/>
-        </w:rPr>
-      </w:pPr>
       <w:r>
         <w:rPr>
           <w:rFonts w:hint="eastAsia"/>
@@ -3461,11 +3174,6 @@
       </w:r>
     </w:p>
     <w:p>
-      <w:pPr>
-        <w:rPr>
-          <w:rFonts w:hint="eastAsia"/>
-        </w:rPr>
-      </w:pPr>
       <w:r>
         <w:rPr>
           <w:rFonts w:hint="eastAsia"/>
@@ -3487,11 +3195,6 @@
       </w:r>
     </w:p>
     <w:p>
-      <w:pPr>
-        <w:rPr>
-          <w:rFonts w:hint="eastAsia"/>
-        </w:rPr>
-      </w:pPr>
       <w:r>
         <w:rPr>
           <w:rFonts w:hint="eastAsia"/>
@@ -3509,11 +3212,6 @@
       </w:r>
     </w:p>
     <w:p>
-      <w:pPr>
-        <w:rPr>
-          <w:rFonts w:hint="eastAsia"/>
-        </w:rPr>
-      </w:pPr>
       <w:r>
         <w:rPr>
           <w:rFonts w:hint="eastAsia"/>
@@ -3522,11 +3220,6 @@
       </w:r>
     </w:p>
     <w:p>
-      <w:pPr>
-        <w:rPr>
-          <w:rFonts w:hint="eastAsia"/>
-        </w:rPr>
-      </w:pPr>
       <w:r>
         <w:rPr>
           <w:rFonts w:hint="eastAsia"/>
@@ -3534,45 +3227,14 @@
         <w:t>2063年 主角</w:t>
       </w:r>
     </w:p>
-    <w:p>
-      <w:pPr>
-        <w:rPr>
-          <w:rFonts w:hint="eastAsia"/>
-        </w:rPr>
-      </w:pPr>
-    </w:p>
-    <w:p>
-      <w:pPr>
-        <w:rPr>
-          <w:rFonts w:hint="eastAsia"/>
-        </w:rPr>
-      </w:pPr>
-    </w:p>
-    <w:p>
-      <w:pPr>
-        <w:rPr>
-          <w:rFonts w:hint="eastAsia"/>
-        </w:rPr>
-      </w:pPr>
-    </w:p>
-    <w:p>
-      <w:pPr>
-        <w:rPr>
-          <w:rFonts w:hint="eastAsia"/>
-        </w:rPr>
-      </w:pPr>
-    </w:p>
-    <w:p>
-      <w:pPr>
-        <w:rPr>
-          <w:rFonts w:hint="eastAsia"/>
-        </w:rPr>
-      </w:pPr>
-    </w:p>
-    <w:p>
-      <w:pPr>
-        <w:rPr>
-          <w:rFonts w:hint="eastAsia"/>
+    <w:p/>
+    <w:p/>
+    <w:p/>
+    <w:p/>
+    <w:p/>
+    <w:p>
+      <w:pPr>
+        <w:rPr>
           <w:sz w:val="30"/>
           <w:szCs w:val="30"/>
         </w:rPr>
@@ -3589,7 +3251,6 @@
     <w:p>
       <w:pPr>
         <w:rPr>
-          <w:rFonts w:hint="eastAsia"/>
           <w:szCs w:val="21"/>
         </w:rPr>
       </w:pPr>
@@ -3611,7 +3272,6 @@
     <w:p>
       <w:pPr>
         <w:rPr>
-          <w:rFonts w:hint="eastAsia"/>
           <w:szCs w:val="21"/>
         </w:rPr>
       </w:pPr>
@@ -3653,7 +3313,6 @@
     <w:p>
       <w:pPr>
         <w:rPr>
-          <w:rFonts w:hint="eastAsia"/>
           <w:szCs w:val="21"/>
         </w:rPr>
       </w:pPr>
@@ -3711,7 +3370,6 @@
           <w:numId w:val="1"/>
         </w:numPr>
         <w:rPr>
-          <w:rFonts w:hint="eastAsia"/>
           <w:szCs w:val="21"/>
         </w:rPr>
       </w:pPr>
@@ -3750,7 +3408,6 @@
           <w:numId w:val="1"/>
         </w:numPr>
         <w:rPr>
-          <w:rFonts w:hint="eastAsia"/>
           <w:szCs w:val="21"/>
         </w:rPr>
       </w:pPr>
@@ -3786,7 +3443,6 @@
     <w:p>
       <w:pPr>
         <w:rPr>
-          <w:rFonts w:hint="eastAsia"/>
           <w:szCs w:val="21"/>
         </w:rPr>
       </w:pPr>
@@ -3815,16 +3471,7 @@
           <w:bCs/>
           <w:szCs w:val="21"/>
         </w:rPr>
-        <w:t>此</w:t>
-      </w:r>
-      <w:r>
-        <w:rPr>
-          <w:b/>
-          <w:bCs/>
-          <w:szCs w:val="21"/>
-        </w:rPr>
-        <w:lastRenderedPageBreak/>
-        <w:t>现象证实战斗本能可脱离原有人格独立存在</w:t>
+        <w:t>此现象证实战斗本能可脱离原有人格独立存在</w:t>
       </w:r>
       <w:r>
         <w:rPr>
@@ -3836,7 +3483,6 @@
     <w:p>
       <w:pPr>
         <w:rPr>
-          <w:rFonts w:hint="eastAsia"/>
           <w:szCs w:val="21"/>
         </w:rPr>
       </w:pPr>
@@ -3882,7 +3528,6 @@
           <w:numId w:val="2"/>
         </w:numPr>
         <w:rPr>
-          <w:rFonts w:hint="eastAsia"/>
           <w:szCs w:val="21"/>
         </w:rPr>
       </w:pPr>
@@ -3900,7 +3545,6 @@
           <w:numId w:val="2"/>
         </w:numPr>
         <w:rPr>
-          <w:rFonts w:hint="eastAsia"/>
           <w:szCs w:val="21"/>
         </w:rPr>
       </w:pPr>
@@ -3918,7 +3562,6 @@
           <w:numId w:val="2"/>
         </w:numPr>
         <w:rPr>
-          <w:rFonts w:hint="eastAsia"/>
           <w:szCs w:val="21"/>
         </w:rPr>
       </w:pPr>
@@ -3946,7 +3589,6 @@
     <w:p>
       <w:pPr>
         <w:rPr>
-          <w:rFonts w:hint="eastAsia"/>
           <w:szCs w:val="21"/>
         </w:rPr>
       </w:pPr>
@@ -3962,23 +3604,20 @@
     <w:p>
       <w:pPr>
         <w:rPr>
-          <w:rFonts w:hint="eastAsia"/>
-          <w:szCs w:val="21"/>
-        </w:rPr>
-      </w:pPr>
-    </w:p>
-    <w:p>
-      <w:pPr>
-        <w:rPr>
-          <w:rFonts w:hint="eastAsia"/>
-          <w:szCs w:val="21"/>
-        </w:rPr>
-      </w:pPr>
-    </w:p>
-    <w:p>
-      <w:pPr>
-        <w:rPr>
-          <w:rFonts w:hint="eastAsia"/>
+          <w:szCs w:val="21"/>
+        </w:rPr>
+      </w:pPr>
+    </w:p>
+    <w:p>
+      <w:pPr>
+        <w:rPr>
+          <w:szCs w:val="21"/>
+        </w:rPr>
+      </w:pPr>
+    </w:p>
+    <w:p>
+      <w:pPr>
+        <w:rPr>
           <w:szCs w:val="21"/>
         </w:rPr>
       </w:pPr>
@@ -4003,7 +3642,6 @@
     <w:p>
       <w:pPr>
         <w:rPr>
-          <w:rFonts w:hint="eastAsia"/>
           <w:szCs w:val="21"/>
         </w:rPr>
       </w:pPr>
@@ -4035,7 +3673,6 @@
           <w:numId w:val="3"/>
         </w:numPr>
         <w:rPr>
-          <w:rFonts w:hint="eastAsia"/>
           <w:szCs w:val="21"/>
         </w:rPr>
       </w:pPr>
@@ -4061,7 +3698,6 @@
           <w:numId w:val="3"/>
         </w:numPr>
         <w:rPr>
-          <w:rFonts w:hint="eastAsia"/>
           <w:szCs w:val="21"/>
         </w:rPr>
       </w:pPr>
@@ -4087,7 +3723,6 @@
           <w:numId w:val="3"/>
         </w:numPr>
         <w:rPr>
-          <w:rFonts w:hint="eastAsia"/>
           <w:szCs w:val="21"/>
         </w:rPr>
       </w:pPr>
@@ -4105,7 +3740,6 @@
           <w:numId w:val="3"/>
         </w:numPr>
         <w:rPr>
-          <w:rFonts w:hint="eastAsia"/>
           <w:szCs w:val="21"/>
         </w:rPr>
       </w:pPr>
@@ -4119,7 +3753,6 @@
     <w:p>
       <w:pPr>
         <w:rPr>
-          <w:rFonts w:hint="eastAsia"/>
           <w:szCs w:val="21"/>
         </w:rPr>
       </w:pPr>
@@ -4168,7 +3801,6 @@
     <w:p>
       <w:pPr>
         <w:rPr>
-          <w:rFonts w:hint="eastAsia"/>
           <w:szCs w:val="21"/>
         </w:rPr>
       </w:pPr>
@@ -4186,7 +3818,6 @@
           <w:numId w:val="4"/>
         </w:numPr>
         <w:rPr>
-          <w:rFonts w:hint="eastAsia"/>
           <w:szCs w:val="21"/>
         </w:rPr>
       </w:pPr>
@@ -4205,7 +3836,6 @@
           <w:numId w:val="4"/>
         </w:numPr>
         <w:rPr>
-          <w:rFonts w:hint="eastAsia"/>
           <w:szCs w:val="21"/>
         </w:rPr>
       </w:pPr>
@@ -4223,7 +3853,6 @@
           <w:numId w:val="4"/>
         </w:numPr>
         <w:rPr>
-          <w:rFonts w:hint="eastAsia"/>
           <w:szCs w:val="21"/>
         </w:rPr>
       </w:pPr>
@@ -4237,7 +3866,6 @@
     <w:p>
       <w:pPr>
         <w:rPr>
-          <w:rFonts w:hint="eastAsia"/>
           <w:szCs w:val="21"/>
         </w:rPr>
       </w:pPr>
@@ -4262,15 +3890,13 @@
     <w:p>
       <w:pPr>
         <w:rPr>
-          <w:rFonts w:hint="eastAsia"/>
-          <w:szCs w:val="21"/>
-        </w:rPr>
-      </w:pPr>
-    </w:p>
-    <w:p>
-      <w:pPr>
-        <w:rPr>
-          <w:rFonts w:hint="eastAsia"/>
+          <w:szCs w:val="21"/>
+        </w:rPr>
+      </w:pPr>
+    </w:p>
+    <w:p>
+      <w:pPr>
+        <w:rPr>
           <w:szCs w:val="21"/>
         </w:rPr>
       </w:pPr>
@@ -4285,7 +3911,6 @@
     <w:p>
       <w:pPr>
         <w:rPr>
-          <w:rFonts w:hint="eastAsia"/>
           <w:szCs w:val="21"/>
         </w:rPr>
       </w:pPr>
@@ -4310,7 +3935,6 @@
     <w:p>
       <w:pPr>
         <w:rPr>
-          <w:rFonts w:hint="eastAsia"/>
           <w:szCs w:val="21"/>
         </w:rPr>
       </w:pPr>
@@ -4366,7 +3990,6 @@
           <w:numId w:val="5"/>
         </w:numPr>
         <w:rPr>
-          <w:rFonts w:hint="eastAsia"/>
           <w:szCs w:val="21"/>
         </w:rPr>
       </w:pPr>
@@ -4384,7 +4007,6 @@
           <w:numId w:val="5"/>
         </w:numPr>
         <w:rPr>
-          <w:rFonts w:hint="eastAsia"/>
           <w:szCs w:val="21"/>
         </w:rPr>
       </w:pPr>
@@ -4402,7 +4024,6 @@
           <w:numId w:val="5"/>
         </w:numPr>
         <w:rPr>
-          <w:rFonts w:hint="eastAsia"/>
           <w:szCs w:val="21"/>
         </w:rPr>
       </w:pPr>
@@ -4420,7 +4041,6 @@
           <w:numId w:val="5"/>
         </w:numPr>
         <w:rPr>
-          <w:rFonts w:hint="eastAsia"/>
           <w:szCs w:val="21"/>
         </w:rPr>
       </w:pPr>
@@ -4434,7 +4054,6 @@
     <w:p>
       <w:pPr>
         <w:rPr>
-          <w:rFonts w:hint="eastAsia"/>
           <w:szCs w:val="21"/>
         </w:rPr>
       </w:pPr>
@@ -4454,20 +4073,12 @@
         <w:rPr>
           <w:szCs w:val="21"/>
         </w:rPr>
-        <w:t>在最终上传前的通</w:t>
-      </w:r>
-      <w:r>
-        <w:rPr>
-          <w:szCs w:val="21"/>
-        </w:rPr>
-        <w:lastRenderedPageBreak/>
-        <w:t>讯记录显示，其海马体曾释放异常生物电信号（频率4.2Hz），可能关联自主意识抵抗机制。</w:t>
-      </w:r>
-    </w:p>
-    <w:p>
-      <w:pPr>
-        <w:rPr>
-          <w:rFonts w:hint="eastAsia"/>
+        <w:t>在最终上传前的通讯记录显示，其海马体曾释放异常生物电信号（频率4.2Hz），可能关联自主意识抵抗机制。</w:t>
+      </w:r>
+    </w:p>
+    <w:p>
+      <w:pPr>
+        <w:rPr>
           <w:szCs w:val="21"/>
         </w:rPr>
       </w:pPr>
@@ -4507,7 +4118,6 @@
           <w:numId w:val="6"/>
         </w:numPr>
         <w:rPr>
-          <w:rFonts w:hint="eastAsia"/>
           <w:szCs w:val="21"/>
         </w:rPr>
       </w:pPr>
@@ -4539,7 +4149,6 @@
           <w:numId w:val="6"/>
         </w:numPr>
         <w:rPr>
-          <w:rFonts w:hint="eastAsia"/>
           <w:szCs w:val="21"/>
         </w:rPr>
       </w:pPr>
@@ -4557,7 +4166,6 @@
           <w:numId w:val="6"/>
         </w:numPr>
         <w:rPr>
-          <w:rFonts w:hint="eastAsia"/>
           <w:szCs w:val="21"/>
         </w:rPr>
       </w:pPr>
@@ -4571,15 +4179,13 @@
     <w:p>
       <w:pPr>
         <w:rPr>
-          <w:rFonts w:hint="eastAsia"/>
-          <w:szCs w:val="21"/>
-        </w:rPr>
-      </w:pPr>
-    </w:p>
-    <w:p>
-      <w:pPr>
-        <w:rPr>
-          <w:rFonts w:hint="eastAsia"/>
+          <w:szCs w:val="21"/>
+        </w:rPr>
+      </w:pPr>
+    </w:p>
+    <w:p>
+      <w:pPr>
+        <w:rPr>
           <w:szCs w:val="21"/>
         </w:rPr>
       </w:pPr>
@@ -4600,13 +4206,20 @@
           <w:szCs w:val="21"/>
         </w:rPr>
         <w:br/>
+      </w:r>
+      <w:r>
+        <w:rPr>
+          <w:b/>
+          <w:bCs/>
+          <w:szCs w:val="21"/>
+        </w:rPr>
+        <w:lastRenderedPageBreak/>
         <w:t xml:space="preserve">Experimental Log Summary </w:t>
       </w:r>
     </w:p>
     <w:p>
       <w:pPr>
         <w:rPr>
-          <w:rFonts w:hint="eastAsia"/>
           <w:szCs w:val="21"/>
         </w:rPr>
       </w:pPr>
@@ -4662,7 +4275,6 @@
           <w:numId w:val="7"/>
         </w:numPr>
         <w:rPr>
-          <w:rFonts w:hint="eastAsia"/>
           <w:szCs w:val="21"/>
         </w:rPr>
       </w:pPr>
@@ -4680,7 +4292,6 @@
           <w:numId w:val="7"/>
         </w:numPr>
         <w:rPr>
-          <w:rFonts w:hint="eastAsia"/>
           <w:szCs w:val="21"/>
         </w:rPr>
       </w:pPr>
@@ -4698,7 +4309,6 @@
           <w:numId w:val="7"/>
         </w:numPr>
         <w:rPr>
-          <w:rFonts w:hint="eastAsia"/>
           <w:szCs w:val="21"/>
         </w:rPr>
       </w:pPr>
@@ -4716,7 +4326,6 @@
           <w:numId w:val="7"/>
         </w:numPr>
         <w:rPr>
-          <w:rFonts w:hint="eastAsia"/>
           <w:szCs w:val="21"/>
         </w:rPr>
       </w:pPr>
@@ -4730,7 +4339,6 @@
     <w:p>
       <w:pPr>
         <w:rPr>
-          <w:rFonts w:hint="eastAsia"/>
           <w:szCs w:val="21"/>
         </w:rPr>
       </w:pPr>
@@ -4756,7 +4364,6 @@
     <w:p>
       <w:pPr>
         <w:rPr>
-          <w:rFonts w:hint="eastAsia"/>
           <w:szCs w:val="21"/>
         </w:rPr>
       </w:pPr>
@@ -4782,7 +4389,6 @@
           <w:numId w:val="8"/>
         </w:numPr>
         <w:rPr>
-          <w:rFonts w:hint="eastAsia"/>
           <w:szCs w:val="21"/>
         </w:rPr>
       </w:pPr>
@@ -4801,7 +4407,6 @@
           <w:numId w:val="8"/>
         </w:numPr>
         <w:rPr>
-          <w:rFonts w:hint="eastAsia"/>
           <w:szCs w:val="21"/>
         </w:rPr>
       </w:pPr>
@@ -4819,7 +4424,6 @@
           <w:numId w:val="8"/>
         </w:numPr>
         <w:rPr>
-          <w:rFonts w:hint="eastAsia"/>
           <w:szCs w:val="21"/>
         </w:rPr>
       </w:pPr>
@@ -4834,17 +4438,15 @@
     <w:p>
       <w:pPr>
         <w:rPr>
-          <w:rFonts w:hint="eastAsia"/>
-          <w:b/>
-          <w:bCs/>
-          <w:szCs w:val="21"/>
-        </w:rPr>
-      </w:pPr>
-    </w:p>
-    <w:p>
-      <w:pPr>
-        <w:rPr>
-          <w:rFonts w:hint="eastAsia"/>
+          <w:b/>
+          <w:bCs/>
+          <w:szCs w:val="21"/>
+        </w:rPr>
+      </w:pPr>
+    </w:p>
+    <w:p>
+      <w:pPr>
+        <w:rPr>
           <w:szCs w:val="21"/>
         </w:rPr>
       </w:pPr>
@@ -4866,17 +4468,15 @@
     <w:p>
       <w:pPr>
         <w:rPr>
-          <w:rFonts w:hint="eastAsia"/>
-          <w:b/>
-          <w:bCs/>
-          <w:szCs w:val="21"/>
-        </w:rPr>
-      </w:pPr>
-    </w:p>
-    <w:p>
-      <w:pPr>
-        <w:rPr>
-          <w:rFonts w:hint="eastAsia"/>
+          <w:b/>
+          <w:bCs/>
+          <w:szCs w:val="21"/>
+        </w:rPr>
+      </w:pPr>
+    </w:p>
+    <w:p>
+      <w:pPr>
+        <w:rPr>
           <w:b/>
           <w:bCs/>
           <w:szCs w:val="21"/>
@@ -4948,7 +4548,6 @@
     <w:p>
       <w:pPr>
         <w:rPr>
-          <w:rFonts w:hint="eastAsia"/>
           <w:b/>
           <w:bCs/>
           <w:szCs w:val="21"/>
@@ -4984,7 +4583,6 @@
     <w:p>
       <w:pPr>
         <w:rPr>
-          <w:rFonts w:hint="eastAsia"/>
           <w:b/>
           <w:bCs/>
           <w:szCs w:val="21"/>
@@ -5006,7 +4604,6 @@
           <w:numId w:val="12"/>
         </w:numPr>
         <w:rPr>
-          <w:rFonts w:hint="eastAsia"/>
           <w:b/>
           <w:bCs/>
           <w:szCs w:val="21"/>
@@ -5028,7 +4625,6 @@
           <w:numId w:val="12"/>
         </w:numPr>
         <w:rPr>
-          <w:rFonts w:hint="eastAsia"/>
           <w:b/>
           <w:bCs/>
           <w:szCs w:val="21"/>
@@ -5050,7 +4646,6 @@
           <w:numId w:val="12"/>
         </w:numPr>
         <w:rPr>
-          <w:rFonts w:hint="eastAsia"/>
           <w:b/>
           <w:bCs/>
           <w:szCs w:val="21"/>
@@ -5068,7 +4663,6 @@
     <w:p>
       <w:pPr>
         <w:rPr>
-          <w:rFonts w:hint="eastAsia"/>
           <w:b/>
           <w:bCs/>
           <w:szCs w:val="21"/>
@@ -5140,19 +4734,17 @@
     <w:p>
       <w:pPr>
         <w:rPr>
-          <w:rFonts w:hint="eastAsia"/>
-          <w:b/>
-          <w:bCs/>
-          <w:szCs w:val="21"/>
-        </w:rPr>
-      </w:pPr>
-      <w:r>
-        <w:rPr>
-          <w:b/>
-          <w:bCs/>
-          <w:szCs w:val="21"/>
-        </w:rPr>
-        <w:lastRenderedPageBreak/>
+          <w:b/>
+          <w:bCs/>
+          <w:szCs w:val="21"/>
+        </w:rPr>
+      </w:pPr>
+      <w:r>
+        <w:rPr>
+          <w:b/>
+          <w:bCs/>
+          <w:szCs w:val="21"/>
+        </w:rPr>
         <w:t>让我们将这些负资产转化为您晋升的催化剂。唯有当异见之声...</w:t>
       </w:r>
       <w:r>
@@ -5177,17 +4769,15 @@
     <w:p>
       <w:pPr>
         <w:rPr>
-          <w:rFonts w:hint="eastAsia"/>
-          <w:b/>
-          <w:bCs/>
-          <w:szCs w:val="21"/>
-        </w:rPr>
-      </w:pPr>
-    </w:p>
-    <w:p>
-      <w:pPr>
-        <w:rPr>
-          <w:rFonts w:hint="eastAsia"/>
+          <w:b/>
+          <w:bCs/>
+          <w:szCs w:val="21"/>
+        </w:rPr>
+      </w:pPr>
+    </w:p>
+    <w:p>
+      <w:pPr>
+        <w:rPr>
           <w:szCs w:val="21"/>
         </w:rPr>
       </w:pPr>
@@ -5251,7 +4841,6 @@
     <w:p>
       <w:pPr>
         <w:rPr>
-          <w:rFonts w:hint="eastAsia"/>
           <w:szCs w:val="21"/>
         </w:rPr>
       </w:pPr>
@@ -5260,13 +4849,19 @@
         <w:rPr>
           <w:szCs w:val="21"/>
         </w:rPr>
-        <w:t>The Eden initiative faces unsustainable friction. Anderson's systematic defunding of Phase IV (latest rejection: 75M credit allocation) necessitates enterprise-wide mobilization. As discussed, divergent leadership priorities now threaten our core existential advantage.</w:t>
-      </w:r>
-    </w:p>
-    <w:p>
-      <w:pPr>
-        <w:rPr>
-          <w:rFonts w:hint="eastAsia"/>
+        <w:t xml:space="preserve">The Eden initiative faces unsustainable friction. Anderson's systematic defunding of Phase IV (latest rejection: 75M credit allocation) necessitates enterprise-wide mobilization. As </w:t>
+      </w:r>
+      <w:r>
+        <w:rPr>
+          <w:szCs w:val="21"/>
+        </w:rPr>
+        <w:lastRenderedPageBreak/>
+        <w:t>discussed, divergent leadership priorities now threaten our core existential advantage.</w:t>
+      </w:r>
+    </w:p>
+    <w:p>
+      <w:pPr>
+        <w:rPr>
           <w:szCs w:val="21"/>
         </w:rPr>
       </w:pPr>
@@ -5301,7 +4896,6 @@
           <w:numId w:val="11"/>
         </w:numPr>
         <w:rPr>
-          <w:rFonts w:hint="eastAsia"/>
           <w:szCs w:val="21"/>
         </w:rPr>
       </w:pPr>
@@ -5328,7 +4922,6 @@
           <w:numId w:val="11"/>
         </w:numPr>
         <w:rPr>
-          <w:rFonts w:hint="eastAsia"/>
           <w:szCs w:val="21"/>
         </w:rPr>
       </w:pPr>
@@ -5356,7 +4949,6 @@
           <w:numId w:val="11"/>
         </w:numPr>
         <w:rPr>
-          <w:rFonts w:hint="eastAsia"/>
           <w:szCs w:val="21"/>
         </w:rPr>
       </w:pPr>
@@ -5378,7 +4970,6 @@
     <w:p>
       <w:pPr>
         <w:rPr>
-          <w:rFonts w:hint="eastAsia"/>
           <w:szCs w:val="21"/>
         </w:rPr>
       </w:pPr>
@@ -5394,7 +4985,6 @@
     <w:p>
       <w:pPr>
         <w:rPr>
-          <w:rFonts w:hint="eastAsia"/>
           <w:szCs w:val="21"/>
         </w:rPr>
       </w:pPr>
@@ -5423,15 +5013,13 @@
     <w:p>
       <w:pPr>
         <w:rPr>
-          <w:rFonts w:hint="eastAsia"/>
-          <w:szCs w:val="21"/>
-        </w:rPr>
-      </w:pPr>
-    </w:p>
-    <w:p>
-      <w:pPr>
-        <w:rPr>
-          <w:rFonts w:hint="eastAsia"/>
+          <w:szCs w:val="21"/>
+        </w:rPr>
+      </w:pPr>
+    </w:p>
+    <w:p>
+      <w:pPr>
+        <w:rPr>
           <w:szCs w:val="21"/>
         </w:rPr>
       </w:pPr>
@@ -5446,7 +5034,6 @@
     <w:p>
       <w:pPr>
         <w:rPr>
-          <w:rFonts w:hint="eastAsia"/>
           <w:szCs w:val="21"/>
         </w:rPr>
       </w:pPr>
@@ -5460,7 +5047,6 @@
     <w:p>
       <w:pPr>
         <w:rPr>
-          <w:rFonts w:hint="eastAsia"/>
           <w:szCs w:val="21"/>
         </w:rPr>
       </w:pPr>
@@ -5488,7 +5074,6 @@
     <w:p>
       <w:pPr>
         <w:rPr>
-          <w:rFonts w:hint="eastAsia"/>
           <w:szCs w:val="21"/>
         </w:rPr>
       </w:pPr>
@@ -5509,7 +5094,6 @@
     <w:p>
       <w:pPr>
         <w:rPr>
-          <w:rFonts w:hint="eastAsia"/>
           <w:szCs w:val="21"/>
         </w:rPr>
       </w:pPr>
@@ -5530,7 +5114,6 @@
     <w:p>
       <w:pPr>
         <w:rPr>
-          <w:rFonts w:hint="eastAsia"/>
           <w:szCs w:val="21"/>
         </w:rPr>
       </w:pPr>
@@ -5551,7 +5134,6 @@
     <w:p>
       <w:pPr>
         <w:rPr>
-          <w:rFonts w:hint="eastAsia"/>
           <w:szCs w:val="21"/>
         </w:rPr>
       </w:pPr>
@@ -5572,7 +5154,6 @@
     <w:p>
       <w:pPr>
         <w:rPr>
-          <w:rFonts w:hint="eastAsia"/>
           <w:szCs w:val="21"/>
         </w:rPr>
       </w:pPr>
@@ -5593,7 +5174,6 @@
     <w:p>
       <w:pPr>
         <w:rPr>
-          <w:rFonts w:hint="eastAsia"/>
           <w:szCs w:val="21"/>
         </w:rPr>
       </w:pPr>
@@ -5614,7 +5194,6 @@
     <w:p>
       <w:pPr>
         <w:rPr>
-          <w:rFonts w:hint="eastAsia"/>
           <w:szCs w:val="21"/>
         </w:rPr>
       </w:pPr>
@@ -5628,7 +5207,6 @@
     <w:p>
       <w:pPr>
         <w:rPr>
-          <w:rFonts w:hint="eastAsia"/>
           <w:szCs w:val="21"/>
         </w:rPr>
       </w:pPr>
@@ -5642,7 +5220,6 @@
     <w:p>
       <w:pPr>
         <w:rPr>
-          <w:rFonts w:hint="eastAsia"/>
           <w:szCs w:val="21"/>
         </w:rPr>
       </w:pPr>
@@ -5656,7 +5233,6 @@
     <w:p>
       <w:pPr>
         <w:rPr>
-          <w:rFonts w:hint="eastAsia"/>
           <w:szCs w:val="21"/>
         </w:rPr>
       </w:pPr>
@@ -5684,7 +5260,6 @@
     <w:p>
       <w:pPr>
         <w:rPr>
-          <w:rFonts w:hint="eastAsia"/>
           <w:szCs w:val="21"/>
         </w:rPr>
       </w:pPr>
@@ -5698,15 +5273,13 @@
     <w:p>
       <w:pPr>
         <w:rPr>
-          <w:rFonts w:hint="eastAsia"/>
-          <w:szCs w:val="21"/>
-        </w:rPr>
-      </w:pPr>
-    </w:p>
-    <w:p>
-      <w:pPr>
-        <w:rPr>
-          <w:rFonts w:hint="eastAsia"/>
+          <w:szCs w:val="21"/>
+        </w:rPr>
+      </w:pPr>
+    </w:p>
+    <w:p>
+      <w:pPr>
+        <w:rPr>
           <w:szCs w:val="21"/>
         </w:rPr>
       </w:pPr>
@@ -5736,7 +5309,6 @@
     <w:p>
       <w:pPr>
         <w:rPr>
-          <w:rFonts w:hint="eastAsia"/>
           <w:szCs w:val="21"/>
         </w:rPr>
       </w:pPr>
@@ -5752,16 +5324,7 @@
           <w:bCs/>
           <w:szCs w:val="21"/>
         </w:rPr>
-        <w:t xml:space="preserve">full-spectrum neural sampling </w:t>
-      </w:r>
-      <w:r>
-        <w:rPr>
-          <w:b/>
-          <w:bCs/>
-          <w:szCs w:val="21"/>
-        </w:rPr>
-        <w:lastRenderedPageBreak/>
-        <w:t>breakthrough</w:t>
+        <w:t>full-spectrum neural sampling breakthrough</w:t>
       </w:r>
       <w:r>
         <w:rPr>
@@ -5773,7 +5336,6 @@
     <w:p>
       <w:pPr>
         <w:rPr>
-          <w:rFonts w:hint="eastAsia"/>
           <w:b/>
           <w:bCs/>
           <w:szCs w:val="21"/>
@@ -5791,7 +5353,6 @@
     <w:p>
       <w:pPr>
         <w:rPr>
-          <w:rFonts w:hint="eastAsia"/>
           <w:szCs w:val="21"/>
         </w:rPr>
       </w:pPr>
@@ -5811,7 +5372,6 @@
           <w:numId w:val="13"/>
         </w:numPr>
         <w:rPr>
-          <w:rFonts w:hint="eastAsia"/>
           <w:szCs w:val="21"/>
         </w:rPr>
       </w:pPr>
@@ -5829,7 +5389,6 @@
           <w:numId w:val="13"/>
         </w:numPr>
         <w:rPr>
-          <w:rFonts w:hint="eastAsia"/>
           <w:szCs w:val="21"/>
         </w:rPr>
       </w:pPr>
@@ -5843,7 +5402,6 @@
     <w:p>
       <w:pPr>
         <w:rPr>
-          <w:rFonts w:hint="eastAsia"/>
           <w:szCs w:val="21"/>
         </w:rPr>
       </w:pPr>
@@ -5863,14 +5421,14 @@
           <w:numId w:val="14"/>
         </w:numPr>
         <w:rPr>
-          <w:rFonts w:hint="eastAsia"/>
-          <w:szCs w:val="21"/>
-        </w:rPr>
-      </w:pPr>
-      <w:r>
-        <w:rPr>
-          <w:szCs w:val="21"/>
-        </w:rPr>
+          <w:szCs w:val="21"/>
+        </w:rPr>
+      </w:pPr>
+      <w:r>
+        <w:rPr>
+          <w:szCs w:val="21"/>
+        </w:rPr>
+        <w:lastRenderedPageBreak/>
         <w:t>Cerebellar motor encoding improved E-1 unit combat fluency by 87%</w:t>
       </w:r>
     </w:p>
@@ -5881,7 +5439,6 @@
           <w:numId w:val="14"/>
         </w:numPr>
         <w:rPr>
-          <w:rFonts w:hint="eastAsia"/>
           <w:szCs w:val="21"/>
         </w:rPr>
       </w:pPr>
@@ -5895,7 +5452,6 @@
     <w:p>
       <w:pPr>
         <w:rPr>
-          <w:rFonts w:hint="eastAsia"/>
           <w:szCs w:val="21"/>
         </w:rPr>
       </w:pPr>
@@ -5913,7 +5469,6 @@
           <w:numId w:val="15"/>
         </w:numPr>
         <w:rPr>
-          <w:rFonts w:hint="eastAsia"/>
           <w:szCs w:val="21"/>
         </w:rPr>
       </w:pPr>
@@ -5931,7 +5486,6 @@
           <w:numId w:val="15"/>
         </w:numPr>
         <w:rPr>
-          <w:rFonts w:hint="eastAsia"/>
           <w:szCs w:val="21"/>
         </w:rPr>
       </w:pPr>
@@ -5949,7 +5503,6 @@
           <w:numId w:val="15"/>
         </w:numPr>
         <w:rPr>
-          <w:rFonts w:hint="eastAsia"/>
           <w:szCs w:val="21"/>
         </w:rPr>
       </w:pPr>
@@ -5977,7 +5530,6 @@
     <w:p>
       <w:pPr>
         <w:rPr>
-          <w:rFonts w:hint="eastAsia"/>
           <w:szCs w:val="21"/>
         </w:rPr>
       </w:pPr>
@@ -5999,23 +5551,20 @@
     <w:p>
       <w:pPr>
         <w:rPr>
-          <w:rFonts w:hint="eastAsia"/>
-          <w:szCs w:val="21"/>
-        </w:rPr>
-      </w:pPr>
-    </w:p>
-    <w:p>
-      <w:pPr>
-        <w:rPr>
-          <w:rFonts w:hint="eastAsia"/>
-          <w:szCs w:val="21"/>
-        </w:rPr>
-      </w:pPr>
-    </w:p>
-    <w:p>
-      <w:pPr>
-        <w:rPr>
-          <w:rFonts w:hint="eastAsia"/>
+          <w:szCs w:val="21"/>
+        </w:rPr>
+      </w:pPr>
+    </w:p>
+    <w:p>
+      <w:pPr>
+        <w:rPr>
+          <w:szCs w:val="21"/>
+        </w:rPr>
+      </w:pPr>
+    </w:p>
+    <w:p>
+      <w:pPr>
+        <w:rPr>
           <w:szCs w:val="21"/>
         </w:rPr>
       </w:pPr>
@@ -6030,7 +5579,6 @@
     <w:p>
       <w:pPr>
         <w:rPr>
-          <w:rFonts w:hint="eastAsia"/>
           <w:szCs w:val="21"/>
         </w:rPr>
       </w:pPr>
@@ -6077,7 +5625,6 @@
     <w:p>
       <w:pPr>
         <w:rPr>
-          <w:rFonts w:hint="eastAsia"/>
           <w:szCs w:val="21"/>
         </w:rPr>
       </w:pPr>
@@ -6109,7 +5656,6 @@
           <w:numId w:val="9"/>
         </w:numPr>
         <w:rPr>
-          <w:rFonts w:hint="eastAsia"/>
           <w:szCs w:val="21"/>
         </w:rPr>
       </w:pPr>
@@ -6145,7 +5691,6 @@
           <w:numId w:val="9"/>
         </w:numPr>
         <w:rPr>
-          <w:rFonts w:hint="eastAsia"/>
           <w:szCs w:val="21"/>
         </w:rPr>
       </w:pPr>
@@ -6171,7 +5716,6 @@
           <w:numId w:val="9"/>
         </w:numPr>
         <w:rPr>
-          <w:rFonts w:hint="eastAsia"/>
           <w:szCs w:val="21"/>
         </w:rPr>
       </w:pPr>
@@ -6189,7 +5733,6 @@
           <w:numId w:val="9"/>
         </w:numPr>
         <w:rPr>
-          <w:rFonts w:hint="eastAsia"/>
           <w:szCs w:val="21"/>
         </w:rPr>
       </w:pPr>
@@ -6207,7 +5750,6 @@
           <w:numId w:val="9"/>
         </w:numPr>
         <w:rPr>
-          <w:rFonts w:hint="eastAsia"/>
           <w:szCs w:val="21"/>
         </w:rPr>
       </w:pPr>
@@ -6227,7 +5769,6 @@
           <w:numId w:val="9"/>
         </w:numPr>
         <w:rPr>
-          <w:rFonts w:hint="eastAsia"/>
           <w:szCs w:val="21"/>
         </w:rPr>
       </w:pPr>
@@ -6245,7 +5786,6 @@
           <w:numId w:val="9"/>
         </w:numPr>
         <w:rPr>
-          <w:rFonts w:hint="eastAsia"/>
           <w:szCs w:val="21"/>
         </w:rPr>
       </w:pPr>
@@ -6263,7 +5803,6 @@
           <w:numId w:val="9"/>
         </w:numPr>
         <w:rPr>
-          <w:rFonts w:hint="eastAsia"/>
           <w:szCs w:val="21"/>
         </w:rPr>
       </w:pPr>
@@ -6277,7 +5816,6 @@
     <w:p>
       <w:pPr>
         <w:rPr>
-          <w:rFonts w:hint="eastAsia"/>
           <w:szCs w:val="21"/>
         </w:rPr>
       </w:pPr>
@@ -6317,15 +5855,13 @@
     <w:p>
       <w:pPr>
         <w:rPr>
-          <w:rFonts w:hint="eastAsia"/>
-          <w:szCs w:val="21"/>
-        </w:rPr>
-      </w:pPr>
-    </w:p>
-    <w:p>
-      <w:pPr>
-        <w:rPr>
-          <w:rFonts w:hint="eastAsia"/>
+          <w:szCs w:val="21"/>
+        </w:rPr>
+      </w:pPr>
+    </w:p>
+    <w:p>
+      <w:pPr>
+        <w:rPr>
           <w:szCs w:val="21"/>
         </w:rPr>
       </w:pPr>
@@ -6381,7 +5917,6 @@
     <w:p>
       <w:pPr>
         <w:rPr>
-          <w:rFonts w:hint="eastAsia"/>
           <w:szCs w:val="21"/>
         </w:rPr>
       </w:pPr>
@@ -6414,7 +5949,6 @@
           <w:numId w:val="10"/>
         </w:numPr>
         <w:rPr>
-          <w:rFonts w:hint="eastAsia"/>
           <w:szCs w:val="21"/>
         </w:rPr>
       </w:pPr>
@@ -6426,7 +5960,6 @@
           <w:bCs/>
           <w:szCs w:val="21"/>
         </w:rPr>
-        <w:lastRenderedPageBreak/>
         <w:t xml:space="preserve">Appointment of Ms. </w:t>
       </w:r>
       <w:r>
@@ -6453,7 +5986,6 @@
           <w:numId w:val="10"/>
         </w:numPr>
         <w:rPr>
-          <w:rFonts w:hint="eastAsia"/>
           <w:szCs w:val="21"/>
         </w:rPr>
       </w:pPr>
@@ -6471,7 +6003,6 @@
           <w:numId w:val="10"/>
         </w:numPr>
         <w:rPr>
-          <w:rFonts w:hint="eastAsia"/>
           <w:szCs w:val="21"/>
         </w:rPr>
       </w:pPr>
@@ -6489,7 +6020,6 @@
           <w:numId w:val="10"/>
         </w:numPr>
         <w:rPr>
-          <w:rFonts w:hint="eastAsia"/>
           <w:szCs w:val="21"/>
         </w:rPr>
       </w:pPr>
@@ -6507,7 +6037,6 @@
           <w:numId w:val="10"/>
         </w:numPr>
         <w:rPr>
-          <w:rFonts w:hint="eastAsia"/>
           <w:szCs w:val="21"/>
         </w:rPr>
       </w:pPr>
@@ -6527,7 +6056,6 @@
           <w:numId w:val="10"/>
         </w:numPr>
         <w:rPr>
-          <w:rFonts w:hint="eastAsia"/>
           <w:szCs w:val="21"/>
         </w:rPr>
       </w:pPr>
@@ -6559,7 +6087,6 @@
           <w:numId w:val="10"/>
         </w:numPr>
         <w:rPr>
-          <w:rFonts w:hint="eastAsia"/>
           <w:szCs w:val="21"/>
         </w:rPr>
       </w:pPr>
@@ -6577,7 +6104,6 @@
           <w:numId w:val="10"/>
         </w:numPr>
         <w:rPr>
-          <w:rFonts w:hint="eastAsia"/>
           <w:szCs w:val="21"/>
         </w:rPr>
       </w:pPr>
@@ -6591,7 +6117,6 @@
     <w:p>
       <w:pPr>
         <w:rPr>
-          <w:rFonts w:hint="eastAsia"/>
           <w:szCs w:val="21"/>
         </w:rPr>
       </w:pPr>
@@ -6601,6 +6126,7 @@
         <w:rPr>
           <w:szCs w:val="21"/>
         </w:rPr>
+        <w:lastRenderedPageBreak/>
         <w:t xml:space="preserve">These appointments take effect immediately. The Board expects Ms. </w:t>
       </w:r>
       <w:r>
@@ -6620,15 +6146,13 @@
     <w:p>
       <w:pPr>
         <w:rPr>
-          <w:rFonts w:hint="eastAsia"/>
-          <w:szCs w:val="21"/>
-        </w:rPr>
-      </w:pPr>
-    </w:p>
-    <w:p>
-      <w:pPr>
-        <w:rPr>
-          <w:rFonts w:hint="eastAsia"/>
+          <w:szCs w:val="21"/>
+        </w:rPr>
+      </w:pPr>
+    </w:p>
+    <w:p>
+      <w:pPr>
+        <w:rPr>
           <w:szCs w:val="21"/>
         </w:rPr>
       </w:pPr>
@@ -6643,15 +6167,13 @@
     <w:p>
       <w:pPr>
         <w:rPr>
-          <w:rFonts w:hint="eastAsia"/>
-          <w:szCs w:val="21"/>
-        </w:rPr>
-      </w:pPr>
-    </w:p>
-    <w:p>
-      <w:pPr>
-        <w:rPr>
-          <w:rFonts w:hint="eastAsia"/>
+          <w:szCs w:val="21"/>
+        </w:rPr>
+      </w:pPr>
+    </w:p>
+    <w:p>
+      <w:pPr>
+        <w:rPr>
           <w:szCs w:val="21"/>
         </w:rPr>
       </w:pPr>
@@ -6672,7 +6194,6 @@
     <w:p>
       <w:pPr>
         <w:rPr>
-          <w:rFonts w:hint="eastAsia"/>
           <w:szCs w:val="21"/>
         </w:rPr>
       </w:pPr>
@@ -6705,15 +6226,13 @@
     <w:p>
       <w:pPr>
         <w:rPr>
-          <w:rFonts w:hint="eastAsia"/>
-          <w:szCs w:val="21"/>
-        </w:rPr>
-      </w:pPr>
-    </w:p>
-    <w:p>
-      <w:pPr>
-        <w:rPr>
-          <w:rFonts w:hint="eastAsia"/>
+          <w:szCs w:val="21"/>
+        </w:rPr>
+      </w:pPr>
+    </w:p>
+    <w:p>
+      <w:pPr>
+        <w:rPr>
           <w:szCs w:val="21"/>
         </w:rPr>
       </w:pPr>
@@ -6774,15 +6293,13 @@
     <w:p>
       <w:pPr>
         <w:rPr>
-          <w:rFonts w:hint="eastAsia"/>
-          <w:szCs w:val="21"/>
-        </w:rPr>
-      </w:pPr>
-    </w:p>
-    <w:p>
-      <w:pPr>
-        <w:rPr>
-          <w:rFonts w:hint="eastAsia"/>
+          <w:szCs w:val="21"/>
+        </w:rPr>
+      </w:pPr>
+    </w:p>
+    <w:p>
+      <w:pPr>
+        <w:rPr>
           <w:szCs w:val="21"/>
         </w:rPr>
       </w:pPr>
@@ -6803,15 +6320,13 @@
     <w:p>
       <w:pPr>
         <w:rPr>
-          <w:rFonts w:hint="eastAsia"/>
-          <w:szCs w:val="21"/>
-        </w:rPr>
-      </w:pPr>
-    </w:p>
-    <w:p>
-      <w:pPr>
-        <w:rPr>
-          <w:rFonts w:hint="eastAsia"/>
+          <w:szCs w:val="21"/>
+        </w:rPr>
+      </w:pPr>
+    </w:p>
+    <w:p>
+      <w:pPr>
+        <w:rPr>
           <w:szCs w:val="21"/>
         </w:rPr>
       </w:pPr>
@@ -6832,15 +6347,13 @@
     <w:p>
       <w:pPr>
         <w:rPr>
-          <w:rFonts w:hint="eastAsia"/>
-          <w:szCs w:val="21"/>
-        </w:rPr>
-      </w:pPr>
-    </w:p>
-    <w:p>
-      <w:pPr>
-        <w:rPr>
-          <w:rFonts w:hint="eastAsia"/>
+          <w:szCs w:val="21"/>
+        </w:rPr>
+      </w:pPr>
+    </w:p>
+    <w:p>
+      <w:pPr>
+        <w:rPr>
           <w:szCs w:val="21"/>
         </w:rPr>
       </w:pPr>
@@ -6861,15 +6374,13 @@
     <w:p>
       <w:pPr>
         <w:rPr>
-          <w:rFonts w:hint="eastAsia"/>
-          <w:szCs w:val="21"/>
-        </w:rPr>
-      </w:pPr>
-    </w:p>
-    <w:p>
-      <w:pPr>
-        <w:rPr>
-          <w:rFonts w:hint="eastAsia"/>
+          <w:szCs w:val="21"/>
+        </w:rPr>
+      </w:pPr>
+    </w:p>
+    <w:p>
+      <w:pPr>
+        <w:rPr>
           <w:szCs w:val="21"/>
         </w:rPr>
       </w:pPr>
@@ -6884,15 +6395,13 @@
     <w:p>
       <w:pPr>
         <w:rPr>
-          <w:rFonts w:hint="eastAsia"/>
-          <w:szCs w:val="21"/>
-        </w:rPr>
-      </w:pPr>
-    </w:p>
-    <w:p>
-      <w:pPr>
-        <w:rPr>
-          <w:rFonts w:hint="eastAsia"/>
+          <w:szCs w:val="21"/>
+        </w:rPr>
+      </w:pPr>
+    </w:p>
+    <w:p>
+      <w:pPr>
+        <w:rPr>
           <w:szCs w:val="21"/>
         </w:rPr>
       </w:pPr>
@@ -6939,15 +6448,13 @@
     <w:p>
       <w:pPr>
         <w:rPr>
-          <w:rFonts w:hint="eastAsia"/>
-          <w:szCs w:val="21"/>
-        </w:rPr>
-      </w:pPr>
-    </w:p>
-    <w:p>
-      <w:pPr>
-        <w:rPr>
-          <w:rFonts w:hint="eastAsia"/>
+          <w:szCs w:val="21"/>
+        </w:rPr>
+      </w:pPr>
+    </w:p>
+    <w:p>
+      <w:pPr>
+        <w:rPr>
           <w:szCs w:val="21"/>
         </w:rPr>
       </w:pPr>
@@ -6991,7 +6498,6 @@
     <w:p>
       <w:pPr>
         <w:rPr>
-          <w:rFonts w:hint="eastAsia"/>
           <w:szCs w:val="21"/>
         </w:rPr>
       </w:pPr>
@@ -7016,7 +6522,6 @@
     <w:p>
       <w:pPr>
         <w:rPr>
-          <w:rFonts w:hint="eastAsia"/>
           <w:szCs w:val="21"/>
         </w:rPr>
       </w:pPr>
@@ -7058,7 +6563,6 @@
     <w:p>
       <w:pPr>
         <w:rPr>
-          <w:rFonts w:hint="eastAsia"/>
           <w:szCs w:val="21"/>
         </w:rPr>
       </w:pPr>
@@ -7103,7 +6607,6 @@
           <w:numId w:val="16"/>
         </w:numPr>
         <w:rPr>
-          <w:rFonts w:hint="eastAsia"/>
           <w:szCs w:val="21"/>
         </w:rPr>
       </w:pPr>
@@ -7122,15 +6625,13 @@
           <w:numId w:val="16"/>
         </w:numPr>
         <w:rPr>
-          <w:rFonts w:hint="eastAsia"/>
-          <w:szCs w:val="21"/>
-        </w:rPr>
-      </w:pPr>
-      <w:r>
-        <w:rPr>
-          <w:szCs w:val="21"/>
-        </w:rPr>
-        <w:lastRenderedPageBreak/>
+          <w:szCs w:val="21"/>
+        </w:rPr>
+      </w:pPr>
+      <w:r>
+        <w:rPr>
+          <w:szCs w:val="21"/>
+        </w:rPr>
         <w:t>Generate over 600 dynamic response protocols</w:t>
       </w:r>
     </w:p>
@@ -7141,7 +6642,6 @@
           <w:numId w:val="16"/>
         </w:numPr>
         <w:rPr>
-          <w:rFonts w:hint="eastAsia"/>
           <w:szCs w:val="21"/>
         </w:rPr>
       </w:pPr>
@@ -7156,7 +6656,6 @@
     <w:p>
       <w:pPr>
         <w:rPr>
-          <w:rFonts w:hint="eastAsia"/>
           <w:szCs w:val="21"/>
         </w:rPr>
       </w:pPr>
@@ -7182,15 +6681,13 @@
     <w:p>
       <w:pPr>
         <w:rPr>
-          <w:rFonts w:hint="eastAsia"/>
-          <w:szCs w:val="21"/>
-        </w:rPr>
-      </w:pPr>
-    </w:p>
-    <w:p>
-      <w:pPr>
-        <w:rPr>
-          <w:rFonts w:hint="eastAsia"/>
+          <w:szCs w:val="21"/>
+        </w:rPr>
+      </w:pPr>
+    </w:p>
+    <w:p>
+      <w:pPr>
+        <w:rPr>
           <w:szCs w:val="21"/>
         </w:rPr>
       </w:pPr>
@@ -7205,7 +6702,6 @@
     <w:p>
       <w:pPr>
         <w:rPr>
-          <w:rFonts w:hint="eastAsia"/>
           <w:szCs w:val="21"/>
         </w:rPr>
       </w:pPr>
@@ -7235,21 +6731,20 @@
     <w:p>
       <w:pPr>
         <w:rPr>
-          <w:rFonts w:hint="eastAsia"/>
-          <w:szCs w:val="21"/>
-        </w:rPr>
-      </w:pPr>
-      <w:r>
-        <w:rPr>
-          <w:szCs w:val="21"/>
-        </w:rPr>
+          <w:szCs w:val="21"/>
+        </w:rPr>
+      </w:pPr>
+      <w:r>
+        <w:rPr>
+          <w:szCs w:val="21"/>
+        </w:rPr>
+        <w:lastRenderedPageBreak/>
         <w:t>Judas先生：</w:t>
       </w:r>
     </w:p>
     <w:p>
       <w:pPr>
         <w:rPr>
-          <w:rFonts w:hint="eastAsia"/>
           <w:szCs w:val="21"/>
         </w:rPr>
       </w:pPr>
@@ -7295,7 +6790,6 @@
           <w:numId w:val="17"/>
         </w:numPr>
         <w:rPr>
-          <w:rFonts w:hint="eastAsia"/>
           <w:szCs w:val="21"/>
         </w:rPr>
       </w:pPr>
@@ -7325,7 +6819,6 @@
           <w:numId w:val="17"/>
         </w:numPr>
         <w:rPr>
-          <w:rFonts w:hint="eastAsia"/>
           <w:szCs w:val="21"/>
         </w:rPr>
       </w:pPr>
@@ -7343,7 +6836,6 @@
           <w:numId w:val="17"/>
         </w:numPr>
         <w:rPr>
-          <w:rFonts w:hint="eastAsia"/>
           <w:szCs w:val="21"/>
         </w:rPr>
       </w:pPr>
@@ -7361,7 +6853,6 @@
           <w:numId w:val="17"/>
         </w:numPr>
         <w:rPr>
-          <w:rFonts w:hint="eastAsia"/>
           <w:szCs w:val="21"/>
         </w:rPr>
       </w:pPr>
@@ -7379,7 +6870,6 @@
           <w:numId w:val="17"/>
         </w:numPr>
         <w:rPr>
-          <w:rFonts w:hint="eastAsia"/>
           <w:szCs w:val="21"/>
         </w:rPr>
       </w:pPr>
@@ -7399,7 +6889,6 @@
           <w:numId w:val="17"/>
         </w:numPr>
         <w:rPr>
-          <w:rFonts w:hint="eastAsia"/>
           <w:szCs w:val="21"/>
         </w:rPr>
       </w:pPr>
@@ -7417,7 +6906,6 @@
           <w:numId w:val="17"/>
         </w:numPr>
         <w:rPr>
-          <w:rFonts w:hint="eastAsia"/>
           <w:szCs w:val="21"/>
         </w:rPr>
       </w:pPr>
@@ -7431,7 +6919,6 @@
     <w:p>
       <w:pPr>
         <w:rPr>
-          <w:rFonts w:hint="eastAsia"/>
           <w:szCs w:val="21"/>
         </w:rPr>
       </w:pPr>
@@ -7473,7 +6960,6 @@
     <w:p>
       <w:pPr>
         <w:rPr>
-          <w:rFonts w:hint="eastAsia"/>
           <w:szCs w:val="21"/>
         </w:rPr>
       </w:pPr>
@@ -7515,15 +7001,13 @@
     <w:p>
       <w:pPr>
         <w:rPr>
-          <w:rFonts w:hint="eastAsia"/>
-          <w:szCs w:val="21"/>
-        </w:rPr>
-      </w:pPr>
-    </w:p>
-    <w:p>
-      <w:pPr>
-        <w:rPr>
-          <w:rFonts w:hint="eastAsia"/>
+          <w:szCs w:val="21"/>
+        </w:rPr>
+      </w:pPr>
+    </w:p>
+    <w:p>
+      <w:pPr>
+        <w:rPr>
           <w:szCs w:val="21"/>
         </w:rPr>
       </w:pPr>
@@ -7553,7 +7037,6 @@
     <w:p>
       <w:pPr>
         <w:rPr>
-          <w:rFonts w:hint="eastAsia"/>
           <w:szCs w:val="21"/>
         </w:rPr>
       </w:pPr>
@@ -7567,7 +7050,6 @@
     <w:p>
       <w:pPr>
         <w:rPr>
-          <w:rFonts w:hint="eastAsia"/>
           <w:szCs w:val="21"/>
         </w:rPr>
       </w:pPr>
@@ -7586,7 +7068,6 @@
           <w:numId w:val="18"/>
         </w:numPr>
         <w:rPr>
-          <w:rFonts w:hint="eastAsia"/>
           <w:szCs w:val="21"/>
         </w:rPr>
       </w:pPr>
@@ -7608,7 +7089,6 @@
           <w:numId w:val="18"/>
         </w:numPr>
         <w:rPr>
-          <w:rFonts w:hint="eastAsia"/>
           <w:szCs w:val="21"/>
         </w:rPr>
       </w:pPr>
@@ -7626,7 +7106,6 @@
           <w:numId w:val="18"/>
         </w:numPr>
         <w:rPr>
-          <w:rFonts w:hint="eastAsia"/>
           <w:szCs w:val="21"/>
         </w:rPr>
       </w:pPr>
@@ -7644,7 +7123,6 @@
           <w:numId w:val="18"/>
         </w:numPr>
         <w:rPr>
-          <w:rFonts w:hint="eastAsia"/>
           <w:szCs w:val="21"/>
         </w:rPr>
       </w:pPr>
@@ -7662,7 +7140,6 @@
           <w:numId w:val="18"/>
         </w:numPr>
         <w:rPr>
-          <w:rFonts w:hint="eastAsia"/>
           <w:szCs w:val="21"/>
         </w:rPr>
       </w:pPr>
@@ -7682,7 +7159,6 @@
           <w:numId w:val="18"/>
         </w:numPr>
         <w:rPr>
-          <w:rFonts w:hint="eastAsia"/>
           <w:szCs w:val="21"/>
         </w:rPr>
       </w:pPr>
@@ -7700,7 +7176,6 @@
           <w:numId w:val="18"/>
         </w:numPr>
         <w:rPr>
-          <w:rFonts w:hint="eastAsia"/>
           <w:szCs w:val="21"/>
         </w:rPr>
       </w:pPr>
@@ -7715,7 +7190,6 @@
     <w:p>
       <w:pPr>
         <w:rPr>
-          <w:rFonts w:hint="eastAsia"/>
           <w:szCs w:val="21"/>
         </w:rPr>
       </w:pPr>
@@ -7743,7 +7217,6 @@
     <w:p>
       <w:pPr>
         <w:rPr>
-          <w:rFonts w:hint="eastAsia"/>
           <w:szCs w:val="21"/>
         </w:rPr>
       </w:pPr>
@@ -7771,7 +7244,6 @@
     <w:p>
       <w:pPr>
         <w:rPr>
-          <w:rFonts w:hint="eastAsia"/>
           <w:szCs w:val="21"/>
         </w:rPr>
       </w:pPr>
@@ -7809,39 +7281,34 @@
     <w:p>
       <w:pPr>
         <w:rPr>
-          <w:rFonts w:hint="eastAsia"/>
-          <w:szCs w:val="21"/>
-        </w:rPr>
-      </w:pPr>
-    </w:p>
-    <w:p>
-      <w:pPr>
-        <w:rPr>
-          <w:rFonts w:hint="eastAsia"/>
-          <w:szCs w:val="21"/>
-        </w:rPr>
-      </w:pPr>
-    </w:p>
-    <w:p>
-      <w:pPr>
-        <w:rPr>
-          <w:rFonts w:hint="eastAsia"/>
-          <w:szCs w:val="21"/>
-        </w:rPr>
-      </w:pPr>
-      <w:r>
-        <w:rPr>
-          <w:rFonts w:hint="eastAsia"/>
-          <w:szCs w:val="21"/>
-        </w:rPr>
-        <w:lastRenderedPageBreak/>
+          <w:szCs w:val="21"/>
+        </w:rPr>
+      </w:pPr>
+    </w:p>
+    <w:p>
+      <w:pPr>
+        <w:rPr>
+          <w:szCs w:val="21"/>
+        </w:rPr>
+      </w:pPr>
+    </w:p>
+    <w:p>
+      <w:pPr>
+        <w:rPr>
+          <w:szCs w:val="21"/>
+        </w:rPr>
+      </w:pPr>
+      <w:r>
+        <w:rPr>
+          <w:rFonts w:hint="eastAsia"/>
+          <w:szCs w:val="21"/>
+        </w:rPr>
         <w:t>辅助文档4</w:t>
       </w:r>
     </w:p>
     <w:p>
       <w:pPr>
         <w:rPr>
-          <w:rFonts w:hint="eastAsia"/>
           <w:b/>
           <w:bCs/>
           <w:szCs w:val="21"/>
@@ -7868,7 +7335,6 @@
     <w:p>
       <w:pPr>
         <w:rPr>
-          <w:rFonts w:hint="eastAsia"/>
           <w:szCs w:val="21"/>
         </w:rPr>
       </w:pPr>
@@ -7883,7 +7349,6 @@
     <w:p>
       <w:pPr>
         <w:rPr>
-          <w:rFonts w:hint="eastAsia"/>
           <w:szCs w:val="21"/>
         </w:rPr>
       </w:pPr>
@@ -7935,7 +7400,6 @@
     <w:p>
       <w:pPr>
         <w:rPr>
-          <w:rFonts w:hint="eastAsia"/>
           <w:szCs w:val="21"/>
         </w:rPr>
       </w:pPr>
@@ -7950,7 +7414,6 @@
     <w:p>
       <w:pPr>
         <w:rPr>
-          <w:rFonts w:hint="eastAsia"/>
           <w:i/>
           <w:iCs/>
           <w:szCs w:val="21"/>
@@ -7974,13 +7437,13 @@
           <w:iCs/>
           <w:szCs w:val="21"/>
         </w:rPr>
+        <w:lastRenderedPageBreak/>
         <w:t>M. Thorne</w:t>
       </w:r>
     </w:p>
     <w:p>
       <w:pPr>
         <w:rPr>
-          <w:rFonts w:hint="eastAsia"/>
           <w:i/>
           <w:iCs/>
           <w:szCs w:val="21"/>
@@ -7999,7 +7462,6 @@
     <w:p>
       <w:pPr>
         <w:rPr>
-          <w:rFonts w:hint="eastAsia"/>
           <w:i/>
           <w:iCs/>
           <w:szCs w:val="21"/>
@@ -8009,7 +7471,6 @@
     <w:p>
       <w:pPr>
         <w:rPr>
-          <w:rFonts w:hint="eastAsia"/>
           <w:i/>
           <w:iCs/>
           <w:szCs w:val="21"/>
@@ -8019,7 +7480,6 @@
     <w:p>
       <w:pPr>
         <w:rPr>
-          <w:rFonts w:hint="eastAsia"/>
           <w:i/>
           <w:iCs/>
           <w:szCs w:val="21"/>
@@ -8038,7 +7498,6 @@
     <w:p>
       <w:pPr>
         <w:rPr>
-          <w:rFonts w:hint="eastAsia"/>
           <w:i/>
           <w:iCs/>
           <w:szCs w:val="21"/>
@@ -8057,7 +7516,6 @@
     <w:p>
       <w:pPr>
         <w:rPr>
-          <w:rFonts w:hint="eastAsia"/>
           <w:i/>
           <w:iCs/>
           <w:szCs w:val="21"/>
@@ -8177,7 +7635,6 @@
     <w:p>
       <w:pPr>
         <w:rPr>
-          <w:rFonts w:hint="eastAsia"/>
           <w:i/>
           <w:iCs/>
           <w:szCs w:val="21"/>
@@ -8196,7 +7653,6 @@
     <w:p>
       <w:pPr>
         <w:rPr>
-          <w:rFonts w:hint="eastAsia"/>
           <w:i/>
           <w:iCs/>
           <w:szCs w:val="21"/>
@@ -8206,7 +7662,6 @@
     <w:p>
       <w:pPr>
         <w:rPr>
-          <w:rFonts w:hint="eastAsia"/>
           <w:i/>
           <w:iCs/>
           <w:szCs w:val="21"/>
@@ -8216,7 +7671,6 @@
     <w:p>
       <w:pPr>
         <w:rPr>
-          <w:rFonts w:hint="eastAsia"/>
           <w:i/>
           <w:iCs/>
           <w:szCs w:val="21"/>
@@ -8226,23 +7680,20 @@
     <w:p>
       <w:pPr>
         <w:rPr>
-          <w:rFonts w:hint="eastAsia"/>
-          <w:szCs w:val="21"/>
-        </w:rPr>
-      </w:pPr>
-    </w:p>
-    <w:p>
-      <w:pPr>
-        <w:rPr>
-          <w:rFonts w:hint="eastAsia"/>
-          <w:szCs w:val="21"/>
-        </w:rPr>
-      </w:pPr>
-    </w:p>
-    <w:p>
-      <w:pPr>
-        <w:rPr>
-          <w:rFonts w:hint="eastAsia"/>
+          <w:szCs w:val="21"/>
+        </w:rPr>
+      </w:pPr>
+    </w:p>
+    <w:p>
+      <w:pPr>
+        <w:rPr>
+          <w:szCs w:val="21"/>
+        </w:rPr>
+      </w:pPr>
+    </w:p>
+    <w:p>
+      <w:pPr>
+        <w:rPr>
           <w:sz w:val="32"/>
           <w:szCs w:val="32"/>
         </w:rPr>
@@ -8259,7 +7710,6 @@
     <w:p>
       <w:pPr>
         <w:rPr>
-          <w:rFonts w:hint="eastAsia"/>
           <w:szCs w:val="21"/>
         </w:rPr>
       </w:pPr>
@@ -8274,7 +7724,6 @@
     <w:p>
       <w:pPr>
         <w:rPr>
-          <w:rFonts w:hint="eastAsia"/>
           <w:szCs w:val="21"/>
         </w:rPr>
       </w:pPr>
@@ -8330,7 +7779,6 @@
     <w:p>
       <w:pPr>
         <w:rPr>
-          <w:rFonts w:hint="eastAsia"/>
           <w:szCs w:val="21"/>
         </w:rPr>
       </w:pPr>
@@ -8355,7 +7803,6 @@
     <w:p>
       <w:pPr>
         <w:rPr>
-          <w:rFonts w:hint="eastAsia"/>
           <w:szCs w:val="21"/>
         </w:rPr>
       </w:pPr>
@@ -8370,7 +7817,6 @@
     <w:p>
       <w:pPr>
         <w:rPr>
-          <w:rFonts w:hint="eastAsia"/>
           <w:szCs w:val="21"/>
         </w:rPr>
       </w:pPr>
@@ -8403,7 +7849,6 @@
     <w:p>
       <w:pPr>
         <w:rPr>
-          <w:rFonts w:hint="eastAsia"/>
           <w:szCs w:val="21"/>
         </w:rPr>
       </w:pPr>
@@ -8439,7 +7884,6 @@
     <w:p>
       <w:pPr>
         <w:rPr>
-          <w:rFonts w:hint="eastAsia"/>
           <w:szCs w:val="21"/>
         </w:rPr>
       </w:pPr>
@@ -8455,7 +7899,6 @@
     <w:p>
       <w:pPr>
         <w:rPr>
-          <w:rFonts w:hint="eastAsia"/>
           <w:szCs w:val="21"/>
         </w:rPr>
       </w:pPr>
@@ -8470,7 +7913,6 @@
     <w:p>
       <w:pPr>
         <w:rPr>
-          <w:rFonts w:hint="eastAsia"/>
           <w:szCs w:val="21"/>
         </w:rPr>
       </w:pPr>
@@ -8531,7 +7973,6 @@
     <w:p>
       <w:pPr>
         <w:rPr>
-          <w:rFonts w:hint="eastAsia"/>
           <w:szCs w:val="21"/>
         </w:rPr>
       </w:pPr>
@@ -8574,7 +8015,6 @@
     <w:p>
       <w:pPr>
         <w:rPr>
-          <w:rFonts w:hint="eastAsia"/>
           <w:szCs w:val="21"/>
         </w:rPr>
       </w:pPr>
@@ -8590,7 +8030,6 @@
     <w:p>
       <w:pPr>
         <w:rPr>
-          <w:rFonts w:hint="eastAsia"/>
           <w:szCs w:val="21"/>
         </w:rPr>
       </w:pPr>
@@ -8605,7 +8044,6 @@
     <w:p>
       <w:pPr>
         <w:rPr>
-          <w:rFonts w:hint="eastAsia"/>
           <w:szCs w:val="21"/>
         </w:rPr>
       </w:pPr>
@@ -8683,15 +8121,299 @@
     <w:p>
       <w:pPr>
         <w:rPr>
-          <w:rFonts w:hint="eastAsia"/>
-          <w:szCs w:val="21"/>
-        </w:rPr>
-      </w:pPr>
-    </w:p>
-    <w:p>
-      <w:pPr>
-        <w:rPr>
-          <w:rFonts w:hint="eastAsia"/>
+          <w:szCs w:val="21"/>
+        </w:rPr>
+      </w:pPr>
+    </w:p>
+    <w:p>
+      <w:pPr>
+        <w:rPr>
+          <w:szCs w:val="21"/>
+        </w:rPr>
+      </w:pPr>
+      <w:r>
+        <w:rPr>
+          <w:rFonts w:hint="eastAsia"/>
+          <w:szCs w:val="21"/>
+        </w:rPr>
+        <w:t>7（玩家阅读</w:t>
+      </w:r>
+      <w:proofErr w:type="spellStart"/>
+      <w:r>
+        <w:rPr>
+          <w:rFonts w:hint="eastAsia"/>
+          <w:szCs w:val="21"/>
+        </w:rPr>
+        <w:t>andrew</w:t>
+      </w:r>
+      <w:proofErr w:type="spellEnd"/>
+      <w:r>
+        <w:rPr>
+          <w:rFonts w:hint="eastAsia"/>
+          <w:szCs w:val="21"/>
+        </w:rPr>
+        <w:t>雕像简介后）“他的</w:t>
+      </w:r>
+      <w:proofErr w:type="gramStart"/>
+      <w:r>
+        <w:rPr>
+          <w:rFonts w:hint="eastAsia"/>
+          <w:szCs w:val="21"/>
+        </w:rPr>
+        <w:t>一</w:t>
+      </w:r>
+      <w:proofErr w:type="gramEnd"/>
+      <w:r>
+        <w:rPr>
+          <w:rFonts w:hint="eastAsia"/>
+          <w:szCs w:val="21"/>
+        </w:rPr>
+        <w:t>小步，我的一大步。”</w:t>
+      </w:r>
+    </w:p>
+    <w:p>
+      <w:pPr>
+        <w:rPr>
+          <w:b/>
+          <w:bCs/>
+          <w:szCs w:val="21"/>
+        </w:rPr>
+      </w:pPr>
+      <w:r>
+        <w:rPr>
+          <w:b/>
+          <w:bCs/>
+          <w:szCs w:val="21"/>
+        </w:rPr>
+        <w:t>His first step... became my great leap.</w:t>
+      </w:r>
+    </w:p>
+    <w:p>
+      <w:pPr>
+        <w:rPr>
+          <w:szCs w:val="21"/>
+        </w:rPr>
+      </w:pPr>
+      <w:r>
+        <w:rPr>
+          <w:rFonts w:hint="eastAsia"/>
+          <w:szCs w:val="21"/>
+        </w:rPr>
+        <w:t>8（玩家阅读</w:t>
+      </w:r>
+      <w:r>
+        <w:rPr>
+          <w:rFonts w:hint="eastAsia"/>
+          <w:szCs w:val="21"/>
+        </w:rPr>
+        <w:t>Clair</w:t>
+      </w:r>
+      <w:r>
+        <w:rPr>
+          <w:rFonts w:hint="eastAsia"/>
+          <w:szCs w:val="21"/>
+        </w:rPr>
+        <w:t>雕像简介后）“如果她能为公司奉献更多，那就更好了。”</w:t>
+      </w:r>
+    </w:p>
+    <w:p>
+      <w:pPr>
+        <w:rPr>
+          <w:szCs w:val="21"/>
+        </w:rPr>
+      </w:pPr>
+      <w:r>
+        <w:rPr>
+          <w:b/>
+          <w:bCs/>
+          <w:szCs w:val="21"/>
+        </w:rPr>
+        <w:t xml:space="preserve">A pity Dr. </w:t>
+      </w:r>
+      <w:r>
+        <w:rPr>
+          <w:b/>
+          <w:bCs/>
+          <w:szCs w:val="21"/>
+        </w:rPr>
+        <w:t>Clair</w:t>
+      </w:r>
+      <w:r>
+        <w:rPr>
+          <w:b/>
+          <w:bCs/>
+          <w:szCs w:val="21"/>
+        </w:rPr>
+        <w:t xml:space="preserve"> couldn't yield greater dividends for the company before her</w:t>
+      </w:r>
+      <w:r>
+        <w:rPr>
+          <w:rFonts w:hint="eastAsia"/>
+          <w:b/>
+          <w:bCs/>
+          <w:szCs w:val="21"/>
+        </w:rPr>
+        <w:t xml:space="preserve"> </w:t>
+      </w:r>
+      <w:r>
+        <w:rPr>
+          <w:b/>
+          <w:bCs/>
+          <w:szCs w:val="21"/>
+        </w:rPr>
+        <w:t>transition.</w:t>
+      </w:r>
+    </w:p>
+    <w:p>
+      <w:pPr>
+        <w:rPr>
+          <w:szCs w:val="21"/>
+        </w:rPr>
+      </w:pPr>
+      <w:r>
+        <w:rPr>
+          <w:rFonts w:hint="eastAsia"/>
+          <w:szCs w:val="21"/>
+        </w:rPr>
+        <w:t>9（玩家阅读</w:t>
+      </w:r>
+      <w:r>
+        <w:rPr>
+          <w:rFonts w:hint="eastAsia"/>
+          <w:szCs w:val="21"/>
+        </w:rPr>
+        <w:t>Abel</w:t>
+      </w:r>
+      <w:r>
+        <w:rPr>
+          <w:rFonts w:hint="eastAsia"/>
+          <w:szCs w:val="21"/>
+        </w:rPr>
+        <w:t>雕像简介后）“</w:t>
+      </w:r>
+      <w:r>
+        <w:rPr>
+          <w:b/>
+          <w:bCs/>
+        </w:rPr>
+        <w:t>the Prodigy</w:t>
+      </w:r>
+      <w:r>
+        <w:rPr>
+          <w:rFonts w:hint="eastAsia"/>
+          <w:b/>
+          <w:bCs/>
+        </w:rPr>
+        <w:t>（神童）</w:t>
+      </w:r>
+      <w:r>
+        <w:rPr>
+          <w:b/>
+          <w:bCs/>
+        </w:rPr>
+        <w:t>…</w:t>
+      </w:r>
+      <w:r>
+        <w:rPr>
+          <w:rFonts w:hint="eastAsia"/>
+          <w:b/>
+          <w:bCs/>
+        </w:rPr>
+        <w:t>感觉已经很久没有听到这个称呼了。</w:t>
+      </w:r>
+      <w:r>
+        <w:rPr>
+          <w:rFonts w:hint="eastAsia"/>
+          <w:szCs w:val="21"/>
+        </w:rPr>
+        <w:t>”</w:t>
+      </w:r>
+    </w:p>
+    <w:p>
+      <w:pPr>
+        <w:rPr>
+          <w:szCs w:val="21"/>
+        </w:rPr>
+      </w:pPr>
+      <w:r>
+        <w:rPr>
+          <w:b/>
+          <w:bCs/>
+          <w:szCs w:val="21"/>
+        </w:rPr>
+        <w:t xml:space="preserve">The Prodigy... that echo feels </w:t>
+      </w:r>
+      <w:r>
+        <w:rPr>
+          <w:rFonts w:hint="eastAsia"/>
+          <w:b/>
+          <w:bCs/>
+          <w:szCs w:val="21"/>
+        </w:rPr>
+        <w:t>long time ago</w:t>
+      </w:r>
+      <w:r>
+        <w:rPr>
+          <w:b/>
+          <w:bCs/>
+          <w:szCs w:val="21"/>
+        </w:rPr>
+        <w:t>.</w:t>
+      </w:r>
+    </w:p>
+    <w:p>
+      <w:pPr>
+        <w:rPr>
+          <w:szCs w:val="21"/>
+        </w:rPr>
+      </w:pPr>
+      <w:r>
+        <w:rPr>
+          <w:rFonts w:hint="eastAsia"/>
+          <w:szCs w:val="21"/>
+        </w:rPr>
+        <w:t>10（玩家消除</w:t>
+      </w:r>
+      <w:r>
+        <w:rPr>
+          <w:rFonts w:hint="eastAsia"/>
+          <w:szCs w:val="21"/>
+        </w:rPr>
+        <w:t>灯柱引发骚乱时</w:t>
+      </w:r>
+      <w:r>
+        <w:rPr>
+          <w:rFonts w:hint="eastAsia"/>
+          <w:szCs w:val="21"/>
+        </w:rPr>
+        <w:t>）</w:t>
+      </w:r>
+      <w:r>
+        <w:rPr>
+          <w:rFonts w:hint="eastAsia"/>
+          <w:szCs w:val="21"/>
+        </w:rPr>
+        <w:t>“虽然很有效，但我感觉你有点激进。”</w:t>
+      </w:r>
+    </w:p>
+    <w:p>
+      <w:pPr>
+        <w:rPr>
+          <w:szCs w:val="21"/>
+        </w:rPr>
+      </w:pPr>
+      <w:r>
+        <w:rPr>
+          <w:b/>
+          <w:bCs/>
+          <w:szCs w:val="21"/>
+        </w:rPr>
+        <w:t>Your methods are effective, I'll grant that—but aggressively costly.</w:t>
+      </w:r>
+    </w:p>
+    <w:p>
+      <w:pPr>
+        <w:rPr>
           <w:szCs w:val="21"/>
         </w:rPr>
       </w:pPr>
@@ -8701,23 +8423,538 @@
           <w:szCs w:val="21"/>
         </w:rPr>
         <w:lastRenderedPageBreak/>
-        <w:t>7（玩家阅读</w:t>
+        <w:t>11（玩家阅读辅助文档1后）“不过是跳梁小丑，今天就是她的死期。”</w:t>
+      </w:r>
+    </w:p>
+    <w:p>
+      <w:pPr>
+        <w:rPr>
+          <w:szCs w:val="21"/>
+        </w:rPr>
+      </w:pPr>
+      <w:r>
+        <w:rPr>
+          <w:b/>
+          <w:bCs/>
+          <w:szCs w:val="21"/>
+        </w:rPr>
+        <w:t>Let the clown have her final show tonight.</w:t>
+      </w:r>
+    </w:p>
+    <w:p>
+      <w:pPr>
+        <w:rPr>
+          <w:szCs w:val="21"/>
+        </w:rPr>
+      </w:pPr>
+      <w:r>
+        <w:rPr>
+          <w:rFonts w:hint="eastAsia"/>
+          <w:szCs w:val="21"/>
+        </w:rPr>
+        <w:t>12（玩家阅读辅助文档2后）“E-4</w:t>
+      </w:r>
+      <w:r>
+        <w:rPr>
+          <w:szCs w:val="21"/>
+        </w:rPr>
+        <w:t>…</w:t>
+      </w:r>
+      <w:r>
+        <w:rPr>
+          <w:rFonts w:hint="eastAsia"/>
+          <w:szCs w:val="21"/>
+        </w:rPr>
+        <w:t>已经到这一步了吗。不过窃取他人</w:t>
+      </w:r>
+      <w:r>
+        <w:rPr>
+          <w:rFonts w:hint="eastAsia"/>
+          <w:szCs w:val="21"/>
+        </w:rPr>
+        <w:t>成果</w:t>
+      </w:r>
+      <w:r>
+        <w:rPr>
+          <w:rFonts w:hint="eastAsia"/>
+          <w:szCs w:val="21"/>
+        </w:rPr>
+        <w:t>的人，最终会受到报应的。”</w:t>
+      </w:r>
+    </w:p>
+    <w:p>
+      <w:pPr>
+        <w:rPr>
+          <w:szCs w:val="21"/>
+        </w:rPr>
+      </w:pPr>
+      <w:r>
+        <w:rPr>
+          <w:b/>
+          <w:bCs/>
+          <w:szCs w:val="21"/>
+        </w:rPr>
+        <w:t xml:space="preserve">E-4 already? How far she's pushed </w:t>
+      </w:r>
+      <w:r>
+        <w:rPr>
+          <w:rFonts w:hint="eastAsia"/>
+          <w:b/>
+          <w:bCs/>
+          <w:szCs w:val="21"/>
+        </w:rPr>
+        <w:t>Eden</w:t>
+      </w:r>
+      <w:r>
+        <w:rPr>
+          <w:b/>
+          <w:bCs/>
+          <w:szCs w:val="21"/>
+        </w:rPr>
+        <w:t>'s legacy... Karma comes for thieves</w:t>
+      </w:r>
+      <w:r>
+        <w:rPr>
+          <w:rFonts w:hint="eastAsia"/>
+          <w:b/>
+          <w:bCs/>
+          <w:szCs w:val="21"/>
+        </w:rPr>
+        <w:t>.</w:t>
+      </w:r>
+    </w:p>
+    <w:p>
+      <w:pPr>
+        <w:rPr>
+          <w:szCs w:val="21"/>
+        </w:rPr>
+      </w:pPr>
+      <w:r>
+        <w:rPr>
+          <w:rFonts w:hint="eastAsia"/>
+          <w:szCs w:val="21"/>
+        </w:rPr>
+        <w:t>13</w:t>
+      </w:r>
+      <w:r>
+        <w:rPr>
+          <w:rFonts w:hint="eastAsia"/>
+          <w:szCs w:val="21"/>
+        </w:rPr>
+        <w:t>（玩家打开</w:t>
+      </w:r>
+      <w:r>
+        <w:rPr>
+          <w:rFonts w:hint="eastAsia"/>
+          <w:szCs w:val="21"/>
+        </w:rPr>
+        <w:t>Lailah</w:t>
+      </w:r>
+      <w:r>
+        <w:rPr>
+          <w:rFonts w:hint="eastAsia"/>
+          <w:szCs w:val="21"/>
+        </w:rPr>
+        <w:t>房间秘密大门后来到boss场地前）“最后的决战了，你确定你准备好了吗？”</w:t>
+      </w:r>
+    </w:p>
+    <w:p>
+      <w:pPr>
+        <w:rPr>
+          <w:szCs w:val="21"/>
+        </w:rPr>
+      </w:pPr>
+      <w:r>
+        <w:rPr>
+          <w:b/>
+          <w:bCs/>
+          <w:szCs w:val="21"/>
+        </w:rPr>
+        <w:t>This is the last door. Are your nerves calibrated for what's beyond?</w:t>
+      </w:r>
+    </w:p>
+    <w:p>
+      <w:pPr>
+        <w:rPr>
+          <w:szCs w:val="21"/>
+        </w:rPr>
+      </w:pPr>
+      <w:r>
+        <w:rPr>
+          <w:rFonts w:hint="eastAsia"/>
+          <w:szCs w:val="21"/>
+        </w:rPr>
+        <w:t>14</w:t>
+      </w:r>
+      <w:r>
+        <w:rPr>
+          <w:rFonts w:hint="eastAsia"/>
+          <w:szCs w:val="21"/>
+        </w:rPr>
+        <w:t>（</w:t>
+      </w:r>
+      <w:proofErr w:type="gramStart"/>
+      <w:r>
+        <w:rPr>
+          <w:rFonts w:hint="eastAsia"/>
+          <w:szCs w:val="21"/>
+        </w:rPr>
+        <w:t>玩家未</w:t>
+      </w:r>
+      <w:proofErr w:type="gramEnd"/>
+      <w:r>
+        <w:rPr>
+          <w:rFonts w:hint="eastAsia"/>
+          <w:szCs w:val="21"/>
+        </w:rPr>
+        <w:t>拥有地雷时打败boss第一阶段）“我能尝试骇入它们的神经网络连接系统了，你可以对它们使用读心来让他们暂时</w:t>
+      </w:r>
+      <w:proofErr w:type="gramStart"/>
+      <w:r>
+        <w:rPr>
+          <w:rFonts w:hint="eastAsia"/>
+          <w:szCs w:val="21"/>
+        </w:rPr>
+        <w:t>宕</w:t>
+      </w:r>
+      <w:proofErr w:type="gramEnd"/>
+      <w:r>
+        <w:rPr>
+          <w:rFonts w:hint="eastAsia"/>
+          <w:szCs w:val="21"/>
+        </w:rPr>
+        <w:t>机。”</w:t>
+      </w:r>
+    </w:p>
+    <w:p>
+      <w:pPr>
+        <w:rPr>
+          <w:szCs w:val="21"/>
+        </w:rPr>
+      </w:pPr>
+      <w:r>
+        <w:rPr>
+          <w:b/>
+          <w:bCs/>
+          <w:szCs w:val="21"/>
+        </w:rPr>
+        <w:t>I'm in their neural network now. Hit them with insight—that'll force a hard reboot</w:t>
+      </w:r>
+      <w:r>
+        <w:rPr>
+          <w:rFonts w:hint="eastAsia"/>
+          <w:b/>
+          <w:bCs/>
+          <w:szCs w:val="21"/>
+        </w:rPr>
+        <w:t>.</w:t>
+      </w:r>
+    </w:p>
+    <w:p>
+      <w:pPr>
+        <w:rPr>
+          <w:szCs w:val="21"/>
+        </w:rPr>
+      </w:pPr>
+      <w:r>
+        <w:rPr>
+          <w:rFonts w:hint="eastAsia"/>
+          <w:szCs w:val="21"/>
+        </w:rPr>
+        <w:t>15</w:t>
+      </w:r>
+      <w:r>
+        <w:rPr>
+          <w:rFonts w:hint="eastAsia"/>
+          <w:szCs w:val="21"/>
+        </w:rPr>
+        <w:t>（回应boss）“那这终究是名叫Eden的项目，不是你这个外人能够企图染指的。”</w:t>
+      </w:r>
+    </w:p>
+    <w:p>
+      <w:pPr>
+        <w:rPr>
+          <w:szCs w:val="21"/>
+        </w:rPr>
+      </w:pPr>
+      <w:r>
+        <w:rPr>
+          <w:b/>
+          <w:bCs/>
+          <w:szCs w:val="21"/>
+        </w:rPr>
+        <w:t>This remains Eden's legacy—not some outsider</w:t>
+      </w:r>
+      <w:r>
+        <w:rPr>
+          <w:rFonts w:hint="eastAsia"/>
+          <w:b/>
+          <w:bCs/>
+          <w:szCs w:val="21"/>
+        </w:rPr>
+        <w:t>s</w:t>
+      </w:r>
+      <w:r>
+        <w:rPr>
+          <w:b/>
+          <w:bCs/>
+          <w:szCs w:val="21"/>
+        </w:rPr>
+        <w:t xml:space="preserve"> to metastasize in.</w:t>
+      </w:r>
+    </w:p>
+    <w:p>
+      <w:pPr>
+        <w:rPr>
+          <w:szCs w:val="21"/>
+        </w:rPr>
+      </w:pPr>
+      <w:r>
+        <w:rPr>
+          <w:rFonts w:hint="eastAsia"/>
+          <w:szCs w:val="21"/>
+        </w:rPr>
+        <w:t>16</w:t>
+      </w:r>
+      <w:r>
+        <w:rPr>
+          <w:rFonts w:hint="eastAsia"/>
+          <w:szCs w:val="21"/>
+        </w:rPr>
+        <w:t>（打败boss）“终于，终于要结束这一切了。”</w:t>
+      </w:r>
+    </w:p>
+    <w:p>
+      <w:pPr>
+        <w:rPr>
+          <w:szCs w:val="21"/>
+        </w:rPr>
+      </w:pPr>
+      <w:r>
+        <w:rPr>
+          <w:b/>
+          <w:bCs/>
+          <w:szCs w:val="21"/>
+        </w:rPr>
+        <w:t>Finally... finally. Eden comes home to where it belongs</w:t>
+      </w:r>
+      <w:r>
+        <w:rPr>
+          <w:rFonts w:hint="eastAsia"/>
+          <w:b/>
+          <w:bCs/>
+          <w:szCs w:val="21"/>
+        </w:rPr>
+        <w:t>.</w:t>
+      </w:r>
+    </w:p>
+    <w:p>
+      <w:pPr>
+        <w:rPr>
+          <w:szCs w:val="21"/>
+        </w:rPr>
+      </w:pPr>
+      <w:r>
+        <w:rPr>
+          <w:rFonts w:hint="eastAsia"/>
+          <w:szCs w:val="21"/>
+        </w:rPr>
+        <w:t>17 （玩家结束与Judas的对话）</w:t>
+      </w:r>
+      <w:r>
+        <w:rPr>
+          <w:rFonts w:hint="eastAsia"/>
+          <w:szCs w:val="21"/>
+        </w:rPr>
+        <w:t>好吧</w:t>
+      </w:r>
+    </w:p>
+    <w:p>
+      <w:pPr>
+        <w:rPr>
+          <w:rFonts w:hint="eastAsia"/>
+          <w:b/>
+          <w:bCs/>
+          <w:color w:val="EE0000"/>
+          <w:szCs w:val="21"/>
+        </w:rPr>
+      </w:pPr>
+      <w:r>
+        <w:rPr>
+          <w:rFonts w:hint="eastAsia"/>
+          <w:b/>
+          <w:bCs/>
+          <w:szCs w:val="21"/>
+        </w:rPr>
+        <w:t>Oh</w:t>
+      </w:r>
+      <w:r>
+        <w:rPr>
+          <w:b/>
+          <w:bCs/>
+          <w:szCs w:val="21"/>
+        </w:rPr>
+        <w:t>…</w:t>
+      </w:r>
+      <w:r>
+        <w:rPr>
+          <w:rFonts w:hint="eastAsia"/>
+          <w:b/>
+          <w:bCs/>
+          <w:szCs w:val="21"/>
+        </w:rPr>
+        <w:t xml:space="preserve"> I see.</w:t>
+      </w:r>
+      <w:r>
+        <w:rPr>
+          <w:rFonts w:hint="eastAsia"/>
+          <w:b/>
+          <w:bCs/>
+          <w:color w:val="EE0000"/>
+          <w:szCs w:val="21"/>
+        </w:rPr>
+        <w:t xml:space="preserve"> </w:t>
+      </w:r>
+      <w:r>
+        <w:rPr>
+          <w:rFonts w:hint="eastAsia"/>
+          <w:b/>
+          <w:bCs/>
+          <w:color w:val="EE0000"/>
+          <w:szCs w:val="21"/>
+        </w:rPr>
+        <w:t xml:space="preserve">Approach Judas and make </w:t>
       </w:r>
       <w:proofErr w:type="spellStart"/>
-      <w:r>
-        <w:rPr>
-          <w:rFonts w:hint="eastAsia"/>
-          <w:szCs w:val="21"/>
-        </w:rPr>
-        <w:t>andrew</w:t>
+      <w:proofErr w:type="gramStart"/>
+      <w:r>
+        <w:rPr>
+          <w:rFonts w:hint="eastAsia"/>
+          <w:b/>
+          <w:bCs/>
+          <w:color w:val="EE0000"/>
+          <w:szCs w:val="21"/>
+        </w:rPr>
+        <w:t>contact.I</w:t>
       </w:r>
       <w:proofErr w:type="spellEnd"/>
-      <w:r>
-        <w:rPr>
-          <w:rFonts w:hint="eastAsia"/>
-          <w:szCs w:val="21"/>
-        </w:rPr>
-        <w:t>雕像简介后）“他的</w:t>
+      <w:proofErr w:type="gramEnd"/>
+      <w:r>
+        <w:rPr>
+          <w:rFonts w:hint="eastAsia"/>
+          <w:b/>
+          <w:bCs/>
+          <w:color w:val="EE0000"/>
+          <w:szCs w:val="21"/>
+        </w:rPr>
+        <w:t xml:space="preserve"> will protect him.</w:t>
+      </w:r>
+    </w:p>
+    <w:p>
+      <w:pPr>
+        <w:rPr>
+          <w:color w:val="EE0000"/>
+          <w:szCs w:val="21"/>
+        </w:rPr>
+      </w:pPr>
+    </w:p>
+    <w:p>
+      <w:pPr>
+        <w:rPr>
+          <w:szCs w:val="21"/>
+        </w:rPr>
+      </w:pPr>
+    </w:p>
+    <w:p>
+      <w:pPr>
+        <w:rPr>
+          <w:szCs w:val="21"/>
+        </w:rPr>
+      </w:pPr>
+    </w:p>
+    <w:p>
+      <w:pPr>
+        <w:rPr>
+          <w:szCs w:val="21"/>
+        </w:rPr>
+      </w:pPr>
+      <w:r>
+        <w:rPr>
+          <w:rFonts w:hint="eastAsia"/>
+          <w:szCs w:val="21"/>
+        </w:rPr>
+        <w:t>Judas</w:t>
+      </w:r>
+    </w:p>
+    <w:p>
+      <w:pPr>
+        <w:rPr>
+          <w:szCs w:val="21"/>
+        </w:rPr>
+      </w:pPr>
+      <w:r>
+        <w:rPr>
+          <w:rFonts w:hint="eastAsia"/>
+          <w:szCs w:val="21"/>
+        </w:rPr>
+        <w:t>1（玩家打开安保室后）</w:t>
+      </w:r>
+      <w:r>
+        <w:rPr>
+          <w:rFonts w:hint="eastAsia"/>
+          <w:szCs w:val="21"/>
+        </w:rPr>
+        <w:t>“等一等，</w:t>
+      </w:r>
+      <w:r>
+        <w:rPr>
+          <w:rFonts w:hint="eastAsia"/>
+          <w:szCs w:val="21"/>
+        </w:rPr>
+        <w:t>先别杀我</w:t>
+      </w:r>
+      <w:r>
+        <w:rPr>
+          <w:rFonts w:hint="eastAsia"/>
+          <w:szCs w:val="21"/>
+        </w:rPr>
+        <w:t>，我们先谈谈吧。</w:t>
+      </w:r>
+      <w:r>
+        <w:rPr>
+          <w:rFonts w:hint="eastAsia"/>
+          <w:szCs w:val="21"/>
+        </w:rPr>
+        <w:t>”</w:t>
+      </w:r>
+    </w:p>
+    <w:p>
+      <w:pPr>
+        <w:rPr>
+          <w:szCs w:val="21"/>
+        </w:rPr>
+      </w:pPr>
+      <w:r>
+        <w:rPr>
+          <w:b/>
+          <w:bCs/>
+          <w:szCs w:val="21"/>
+        </w:rPr>
+        <w:t>Hold it — spare me! Let's talk first.</w:t>
+      </w:r>
+    </w:p>
+    <w:p>
+      <w:pPr>
+        <w:rPr>
+          <w:szCs w:val="21"/>
+        </w:rPr>
+      </w:pPr>
+      <w:r>
+        <w:rPr>
+          <w:rFonts w:hint="eastAsia"/>
+          <w:szCs w:val="21"/>
+        </w:rPr>
+        <w:t>2（</w:t>
       </w:r>
       <w:proofErr w:type="gramStart"/>
       <w:r>
@@ -8725,7 +8962,7 @@
           <w:rFonts w:hint="eastAsia"/>
           <w:szCs w:val="21"/>
         </w:rPr>
-        <w:t>一</w:t>
+        <w:t>玩家未</w:t>
       </w:r>
       <w:proofErr w:type="gramEnd"/>
       <w:r>
@@ -8733,118 +8970,524 @@
           <w:rFonts w:hint="eastAsia"/>
           <w:szCs w:val="21"/>
         </w:rPr>
-        <w:t>小步，我的一大步。”</w:t>
-      </w:r>
-    </w:p>
-    <w:p>
-      <w:pPr>
-        <w:rPr>
-          <w:rFonts w:hint="eastAsia"/>
-          <w:b/>
-          <w:bCs/>
-          <w:szCs w:val="21"/>
-        </w:rPr>
-      </w:pPr>
-      <w:r>
-        <w:rPr>
-          <w:b/>
-          <w:bCs/>
-          <w:szCs w:val="21"/>
-        </w:rPr>
-        <w:t>His first step... became my great leap.</w:t>
-      </w:r>
-    </w:p>
-    <w:p>
-      <w:pPr>
-        <w:rPr>
-          <w:rFonts w:hint="eastAsia"/>
-          <w:szCs w:val="21"/>
-        </w:rPr>
-      </w:pPr>
-      <w:r>
-        <w:rPr>
-          <w:rFonts w:hint="eastAsia"/>
-          <w:szCs w:val="21"/>
-        </w:rPr>
-        <w:t>8（玩家阅读</w:t>
-      </w:r>
-      <w:r>
-        <w:rPr>
-          <w:rFonts w:hint="eastAsia"/>
-          <w:szCs w:val="21"/>
-        </w:rPr>
-        <w:t>Clair</w:t>
-      </w:r>
-      <w:r>
-        <w:rPr>
-          <w:rFonts w:hint="eastAsia"/>
-          <w:szCs w:val="21"/>
-        </w:rPr>
-        <w:t>雕像简介后）“如果她能为公司奉献更多，那就更好了。”</w:t>
-      </w:r>
-    </w:p>
-    <w:p>
-      <w:pPr>
-        <w:rPr>
-          <w:rFonts w:hint="eastAsia"/>
-          <w:szCs w:val="21"/>
-        </w:rPr>
-      </w:pPr>
-      <w:r>
-        <w:rPr>
-          <w:b/>
-          <w:bCs/>
-          <w:szCs w:val="21"/>
-        </w:rPr>
-        <w:t xml:space="preserve">A pity Dr. </w:t>
-      </w:r>
-      <w:r>
-        <w:rPr>
-          <w:b/>
-          <w:bCs/>
-          <w:szCs w:val="21"/>
-        </w:rPr>
-        <w:t>Clair</w:t>
-      </w:r>
-      <w:r>
-        <w:rPr>
-          <w:b/>
-          <w:bCs/>
-          <w:szCs w:val="21"/>
-        </w:rPr>
-        <w:t xml:space="preserve"> couldn't yield greater dividends for the company before her</w:t>
-      </w:r>
-      <w:r>
-        <w:rPr>
-          <w:rFonts w:hint="eastAsia"/>
-          <w:b/>
-          <w:bCs/>
-          <w:szCs w:val="21"/>
-        </w:rPr>
+        <w:t>杀死judas选择和他交流</w:t>
+      </w:r>
+      <w:r>
+        <w:rPr>
+          <w:rFonts w:hint="eastAsia"/>
+          <w:szCs w:val="21"/>
+        </w:rPr>
+        <w:t>）</w:t>
+      </w:r>
+      <w:r>
+        <w:rPr>
+          <w:rFonts w:hint="eastAsia"/>
+          <w:szCs w:val="21"/>
+        </w:rPr>
+        <w:t>“谢谢你愿意先听我说话。</w:t>
+      </w:r>
+    </w:p>
+    <w:p>
+      <w:r>
+        <w:rPr>
+          <w:b/>
+          <w:bCs/>
+          <w:szCs w:val="21"/>
+        </w:rPr>
+        <w:t>I owe you for hearing me out first.</w:t>
+      </w:r>
+      <w:r>
         <w:t xml:space="preserve"> </w:t>
       </w:r>
-      <w:r>
-        <w:rPr>
-          <w:b/>
-          <w:bCs/>
-          <w:szCs w:val="21"/>
-        </w:rPr>
-        <w:t>transition.</w:t>
-      </w:r>
-    </w:p>
-    <w:p>
-      <w:pPr>
-        <w:rPr>
-          <w:rFonts w:hint="eastAsia"/>
-          <w:szCs w:val="21"/>
-        </w:rPr>
-      </w:pPr>
-      <w:r>
-        <w:rPr>
-          <w:rFonts w:hint="eastAsia"/>
-          <w:szCs w:val="21"/>
-        </w:rPr>
-        <w:t>9（玩家阅读</w:t>
+    </w:p>
+    <w:p>
+      <w:pPr>
+        <w:rPr>
+          <w:szCs w:val="21"/>
+        </w:rPr>
+      </w:pPr>
+      <w:r>
+        <w:rPr>
+          <w:rFonts w:hint="eastAsia"/>
+          <w:szCs w:val="21"/>
+        </w:rPr>
+        <w:t xml:space="preserve">3 </w:t>
+      </w:r>
+      <w:r>
+        <w:rPr>
+          <w:rFonts w:hint="eastAsia"/>
+          <w:szCs w:val="21"/>
+        </w:rPr>
+        <w:t>雇佣你的人。</w:t>
+      </w:r>
+      <w:r>
+        <w:rPr>
+          <w:rFonts w:hint="eastAsia"/>
+          <w:szCs w:val="21"/>
+        </w:rPr>
+        <w:t>我</w:t>
+      </w:r>
+      <w:proofErr w:type="gramStart"/>
+      <w:r>
+        <w:rPr>
+          <w:rFonts w:hint="eastAsia"/>
+          <w:szCs w:val="21"/>
+        </w:rPr>
+        <w:t>这次雇你</w:t>
+      </w:r>
+      <w:proofErr w:type="gramEnd"/>
+      <w:r>
+        <w:rPr>
+          <w:rFonts w:hint="eastAsia"/>
+          <w:szCs w:val="21"/>
+        </w:rPr>
+        <w:t>来刺杀</w:t>
+      </w:r>
+      <w:r>
+        <w:rPr>
+          <w:rFonts w:hint="eastAsia"/>
+          <w:szCs w:val="21"/>
+        </w:rPr>
+        <w:t>Lailah</w:t>
+      </w:r>
+      <w:r>
+        <w:rPr>
+          <w:rFonts w:hint="eastAsia"/>
+          <w:szCs w:val="21"/>
+        </w:rPr>
+        <w:t>是为了保住我自己的性命。</w:t>
+      </w:r>
+    </w:p>
+    <w:p>
+      <w:pPr>
+        <w:rPr>
+          <w:b/>
+          <w:bCs/>
+          <w:szCs w:val="21"/>
+        </w:rPr>
+      </w:pPr>
+      <w:r>
+        <w:rPr>
+          <w:b/>
+          <w:bCs/>
+          <w:szCs w:val="21"/>
+        </w:rPr>
+        <w:t>I'm your contractor.</w:t>
+      </w:r>
+      <w:r>
+        <w:rPr>
+          <w:b/>
+          <w:bCs/>
+          <w:szCs w:val="21"/>
+        </w:rPr>
+        <w:t xml:space="preserve"> Contracting you to eliminate </w:t>
+      </w:r>
+      <w:r>
+        <w:rPr>
+          <w:b/>
+          <w:bCs/>
+          <w:szCs w:val="21"/>
+        </w:rPr>
+        <w:t>Lailah</w:t>
+      </w:r>
+      <w:r>
+        <w:rPr>
+          <w:b/>
+          <w:bCs/>
+          <w:szCs w:val="21"/>
+        </w:rPr>
+        <w:t xml:space="preserve"> is about saving my own skin.</w:t>
+      </w:r>
+      <w:r>
+        <w:rPr>
+          <w:rFonts w:hint="eastAsia"/>
+          <w:b/>
+          <w:bCs/>
+          <w:szCs w:val="21"/>
+        </w:rPr>
+        <w:t xml:space="preserve"> </w:t>
+      </w:r>
+    </w:p>
+    <w:p>
+      <w:pPr>
+        <w:rPr>
+          <w:szCs w:val="21"/>
+        </w:rPr>
+      </w:pPr>
+      <w:r>
+        <w:rPr>
+          <w:rFonts w:hint="eastAsia"/>
+          <w:szCs w:val="21"/>
+        </w:rPr>
+        <w:t>4 此</w:t>
+      </w:r>
+      <w:r>
+        <w:rPr>
+          <w:rFonts w:hint="eastAsia"/>
+          <w:szCs w:val="21"/>
+        </w:rPr>
+        <w:t>外得知</w:t>
+      </w:r>
+      <w:r>
+        <w:rPr>
+          <w:rFonts w:hint="eastAsia"/>
+          <w:szCs w:val="21"/>
+        </w:rPr>
+        <w:t>Lailah</w:t>
+      </w:r>
+      <w:r>
+        <w:rPr>
+          <w:rFonts w:hint="eastAsia"/>
+          <w:szCs w:val="21"/>
+        </w:rPr>
+        <w:t>其实在做人体实验，</w:t>
+      </w:r>
+      <w:r>
+        <w:rPr>
+          <w:rFonts w:hint="eastAsia"/>
+          <w:szCs w:val="21"/>
+        </w:rPr>
+        <w:t xml:space="preserve"> </w:t>
+      </w:r>
+    </w:p>
+    <w:p>
+      <w:pPr>
+        <w:rPr>
+          <w:b/>
+          <w:bCs/>
+          <w:szCs w:val="21"/>
+        </w:rPr>
+      </w:pPr>
+      <w:r>
+        <w:rPr>
+          <w:b/>
+          <w:bCs/>
+          <w:szCs w:val="21"/>
+        </w:rPr>
+        <w:t xml:space="preserve">I've stumbled upon </w:t>
+      </w:r>
+      <w:r>
+        <w:rPr>
+          <w:rFonts w:hint="eastAsia"/>
+          <w:b/>
+          <w:bCs/>
+          <w:szCs w:val="21"/>
+        </w:rPr>
+        <w:t>her</w:t>
+      </w:r>
+      <w:r>
+        <w:rPr>
+          <w:b/>
+          <w:bCs/>
+          <w:szCs w:val="21"/>
+        </w:rPr>
+        <w:t xml:space="preserve"> live human experiments. </w:t>
+      </w:r>
+    </w:p>
+    <w:p>
+      <w:pPr>
+        <w:rPr>
+          <w:b/>
+          <w:bCs/>
+          <w:szCs w:val="21"/>
+        </w:rPr>
+      </w:pPr>
+      <w:r>
+        <w:rPr>
+          <w:rFonts w:hint="eastAsia"/>
+          <w:szCs w:val="21"/>
+        </w:rPr>
+        <w:t>5 晋升的安保室前辈再也没有出现过，</w:t>
+      </w:r>
+      <w:r>
+        <w:rPr>
+          <w:szCs w:val="21"/>
+        </w:rPr>
+        <w:t>所以我只能想到刺杀</w:t>
+      </w:r>
+      <w:r>
+        <w:rPr>
+          <w:szCs w:val="21"/>
+        </w:rPr>
+        <w:t>Lailah</w:t>
+      </w:r>
+      <w:r>
+        <w:rPr>
+          <w:szCs w:val="21"/>
+        </w:rPr>
+        <w:t>这个办法。</w:t>
+      </w:r>
+    </w:p>
+    <w:p>
+      <w:pPr>
+        <w:rPr>
+          <w:b/>
+          <w:bCs/>
+          <w:szCs w:val="21"/>
+        </w:rPr>
+      </w:pPr>
+      <w:r>
+        <w:rPr>
+          <w:b/>
+          <w:bCs/>
+          <w:szCs w:val="21"/>
+        </w:rPr>
+        <w:t xml:space="preserve">Since every promoted security lead vanished without trace, assassination's my last recourse. </w:t>
+      </w:r>
+    </w:p>
+    <w:p>
+      <w:pPr>
+        <w:rPr>
+          <w:szCs w:val="21"/>
+        </w:rPr>
+      </w:pPr>
+      <w:r>
+        <w:rPr>
+          <w:rFonts w:hint="eastAsia"/>
+          <w:szCs w:val="21"/>
+        </w:rPr>
+        <w:t xml:space="preserve">6 </w:t>
+      </w:r>
+      <w:r>
+        <w:rPr>
+          <w:rFonts w:hint="eastAsia"/>
+          <w:szCs w:val="21"/>
+        </w:rPr>
+        <w:t>为了支援你，安保室有个秘密夹层，</w:t>
+      </w:r>
+      <w:proofErr w:type="gramStart"/>
+      <w:r>
+        <w:rPr>
+          <w:rFonts w:hint="eastAsia"/>
+          <w:szCs w:val="21"/>
+        </w:rPr>
+        <w:t>去捡我藏</w:t>
+      </w:r>
+      <w:proofErr w:type="gramEnd"/>
+      <w:r>
+        <w:rPr>
+          <w:rFonts w:hint="eastAsia"/>
+          <w:szCs w:val="21"/>
+        </w:rPr>
+        <w:t>起来的秘密武器。</w:t>
+      </w:r>
+      <w:r>
+        <w:rPr>
+          <w:rFonts w:hint="eastAsia"/>
+          <w:szCs w:val="21"/>
+        </w:rPr>
+        <w:t>但是有一个前提，你得先保证我的安全。</w:t>
+      </w:r>
+    </w:p>
+    <w:p>
+      <w:pPr>
+        <w:rPr>
+          <w:szCs w:val="21"/>
+        </w:rPr>
+      </w:pPr>
+      <w:r>
+        <w:rPr>
+          <w:b/>
+          <w:bCs/>
+          <w:szCs w:val="21"/>
+        </w:rPr>
+        <w:t xml:space="preserve">To support you, </w:t>
+      </w:r>
+      <w:r>
+        <w:rPr>
+          <w:rFonts w:hint="eastAsia"/>
+          <w:b/>
+          <w:bCs/>
+          <w:szCs w:val="21"/>
+        </w:rPr>
+        <w:t>go take</w:t>
+      </w:r>
+      <w:r>
+        <w:rPr>
+          <w:b/>
+          <w:bCs/>
+          <w:szCs w:val="21"/>
+        </w:rPr>
+        <w:t xml:space="preserve"> </w:t>
+      </w:r>
+      <w:r>
+        <w:rPr>
+          <w:rFonts w:hint="eastAsia"/>
+          <w:b/>
+          <w:bCs/>
+          <w:szCs w:val="21"/>
+        </w:rPr>
+        <w:t>the secret</w:t>
+      </w:r>
+      <w:r>
+        <w:rPr>
+          <w:b/>
+          <w:bCs/>
+          <w:szCs w:val="21"/>
+        </w:rPr>
+        <w:t xml:space="preserve"> weapon </w:t>
+      </w:r>
+      <w:r>
+        <w:rPr>
+          <w:b/>
+          <w:bCs/>
+          <w:szCs w:val="21"/>
+        </w:rPr>
+        <w:t>I’</w:t>
+      </w:r>
+      <w:r>
+        <w:rPr>
+          <w:rFonts w:hint="eastAsia"/>
+          <w:b/>
+          <w:bCs/>
+          <w:szCs w:val="21"/>
+        </w:rPr>
+        <w:t xml:space="preserve">ve hidden </w:t>
+      </w:r>
+      <w:r>
+        <w:rPr>
+          <w:b/>
+          <w:bCs/>
+          <w:szCs w:val="21"/>
+        </w:rPr>
+        <w:t xml:space="preserve">in </w:t>
+      </w:r>
+      <w:r>
+        <w:rPr>
+          <w:rFonts w:hint="eastAsia"/>
+          <w:b/>
+          <w:bCs/>
+          <w:szCs w:val="21"/>
+        </w:rPr>
+        <w:t>the</w:t>
+      </w:r>
+      <w:r>
+        <w:rPr>
+          <w:b/>
+          <w:bCs/>
+          <w:szCs w:val="21"/>
+        </w:rPr>
+        <w:t xml:space="preserve"> concealed compartment </w:t>
+      </w:r>
+      <w:r>
+        <w:rPr>
+          <w:rFonts w:hint="eastAsia"/>
+          <w:b/>
+          <w:bCs/>
+          <w:szCs w:val="21"/>
+        </w:rPr>
+        <w:t xml:space="preserve">above </w:t>
+      </w:r>
+      <w:r>
+        <w:rPr>
+          <w:b/>
+          <w:bCs/>
+          <w:szCs w:val="21"/>
+        </w:rPr>
+        <w:t>th</w:t>
+      </w:r>
+      <w:r>
+        <w:rPr>
+          <w:rFonts w:hint="eastAsia"/>
+          <w:b/>
+          <w:bCs/>
+          <w:szCs w:val="21"/>
+        </w:rPr>
+        <w:t>is</w:t>
+      </w:r>
+      <w:r>
+        <w:rPr>
+          <w:b/>
+          <w:bCs/>
+          <w:szCs w:val="21"/>
+        </w:rPr>
+        <w:t xml:space="preserve"> security room</w:t>
+      </w:r>
+      <w:r>
+        <w:rPr>
+          <w:b/>
+          <w:bCs/>
+          <w:szCs w:val="21"/>
+        </w:rPr>
+        <w:t>. But on one condition — you secure my safety first.</w:t>
+      </w:r>
+    </w:p>
+    <w:p>
+      <w:pPr>
+        <w:rPr>
+          <w:szCs w:val="21"/>
+        </w:rPr>
+      </w:pPr>
+      <w:r>
+        <w:rPr>
+          <w:rFonts w:hint="eastAsia"/>
+          <w:szCs w:val="21"/>
+        </w:rPr>
+        <w:t>7</w:t>
+      </w:r>
+      <w:r>
+        <w:rPr>
+          <w:rFonts w:hint="eastAsia"/>
+          <w:szCs w:val="21"/>
+        </w:rPr>
+        <w:t>（玩家捡到后离开）“感谢你的不杀之恩。”</w:t>
+      </w:r>
+    </w:p>
+    <w:p>
+      <w:pPr>
+        <w:rPr>
+          <w:szCs w:val="21"/>
+        </w:rPr>
+      </w:pPr>
+      <w:r>
+        <w:rPr>
+          <w:b/>
+          <w:bCs/>
+          <w:szCs w:val="21"/>
+        </w:rPr>
+        <w:t>I owe you for sparing my life.</w:t>
+      </w:r>
+    </w:p>
+    <w:p>
+      <w:pPr>
+        <w:rPr>
+          <w:szCs w:val="21"/>
+        </w:rPr>
+      </w:pPr>
+    </w:p>
+    <w:p>
+      <w:pPr>
+        <w:rPr>
+          <w:szCs w:val="21"/>
+        </w:rPr>
+      </w:pPr>
+    </w:p>
+    <w:p>
+      <w:pPr>
+        <w:rPr>
+          <w:szCs w:val="21"/>
+        </w:rPr>
+      </w:pPr>
+      <w:r>
+        <w:rPr>
+          <w:rFonts w:hint="eastAsia"/>
+          <w:szCs w:val="21"/>
+        </w:rPr>
+        <w:t>Lailah</w:t>
+      </w:r>
+    </w:p>
+    <w:p>
+      <w:pPr>
+        <w:rPr>
+          <w:szCs w:val="21"/>
+        </w:rPr>
+      </w:pPr>
+      <w:r>
+        <w:rPr>
+          <w:rFonts w:hint="eastAsia"/>
+          <w:szCs w:val="21"/>
+        </w:rPr>
+        <w:t>1（分身死后从电梯下来）“再次和你面对面了，</w:t>
       </w:r>
       <w:r>
         <w:rPr>
@@ -8858,711 +9501,68 @@
           <w:rFonts w:hint="eastAsia"/>
           <w:szCs w:val="21"/>
         </w:rPr>
-        <w:t>雕像简介后）“</w:t>
-      </w:r>
-      <w:r>
-        <w:rPr>
-          <w:b/>
-          <w:bCs/>
-        </w:rPr>
-        <w:t>the Prodigy</w:t>
-      </w:r>
-      <w:r>
-        <w:rPr>
-          <w:rFonts w:hint="eastAsia"/>
-          <w:b/>
-          <w:bCs/>
-        </w:rPr>
-        <w:t>（神童）</w:t>
-      </w:r>
-      <w:r>
-        <w:rPr>
-          <w:b/>
-          <w:bCs/>
-        </w:rPr>
-        <w:t>…</w:t>
-      </w:r>
-      <w:r>
-        <w:rPr>
-          <w:rFonts w:hint="eastAsia"/>
-          <w:b/>
-          <w:bCs/>
-        </w:rPr>
-        <w:t>感觉已经很久没有听到这个称呼了。</w:t>
-      </w:r>
-      <w:r>
-        <w:rPr>
-          <w:rFonts w:hint="eastAsia"/>
-          <w:szCs w:val="21"/>
-        </w:rPr>
-        <w:t>”</w:t>
-      </w:r>
-    </w:p>
-    <w:p>
-      <w:pPr>
-        <w:rPr>
-          <w:rFonts w:hint="eastAsia"/>
-          <w:szCs w:val="21"/>
-        </w:rPr>
-      </w:pPr>
-      <w:r>
-        <w:rPr>
-          <w:b/>
-          <w:bCs/>
-          <w:szCs w:val="21"/>
-        </w:rPr>
-        <w:t xml:space="preserve">The Prodigy... that echo feels </w:t>
-      </w:r>
-      <w:r>
-        <w:rPr>
-          <w:rFonts w:hint="eastAsia"/>
-          <w:b/>
-          <w:bCs/>
-          <w:szCs w:val="21"/>
-        </w:rPr>
-        <w:t>long time ago</w:t>
-      </w:r>
-      <w:r>
-        <w:rPr>
-          <w:b/>
-          <w:bCs/>
-          <w:szCs w:val="21"/>
-        </w:rPr>
-        <w:t>.</w:t>
-      </w:r>
-    </w:p>
-    <w:p>
-      <w:pPr>
-        <w:rPr>
-          <w:rFonts w:hint="eastAsia"/>
-          <w:szCs w:val="21"/>
-        </w:rPr>
-      </w:pPr>
-      <w:r>
-        <w:rPr>
-          <w:rFonts w:hint="eastAsia"/>
-          <w:szCs w:val="21"/>
-        </w:rPr>
-        <w:t>10（玩家消除</w:t>
-      </w:r>
-      <w:r>
-        <w:rPr>
-          <w:rFonts w:hint="eastAsia"/>
-          <w:szCs w:val="21"/>
-        </w:rPr>
-        <w:t>灯柱引发骚乱时</w:t>
-      </w:r>
-      <w:r>
-        <w:rPr>
-          <w:rFonts w:hint="eastAsia"/>
-          <w:szCs w:val="21"/>
-        </w:rPr>
-        <w:t>）</w:t>
-      </w:r>
-      <w:r>
-        <w:rPr>
-          <w:rFonts w:hint="eastAsia"/>
-          <w:szCs w:val="21"/>
-        </w:rPr>
-        <w:t>“虽然很有效，但我感觉你有点激进。”</w:t>
-      </w:r>
-    </w:p>
-    <w:p>
-      <w:pPr>
-        <w:rPr>
-          <w:rFonts w:hint="eastAsia"/>
-          <w:szCs w:val="21"/>
-        </w:rPr>
-      </w:pPr>
-      <w:r>
-        <w:rPr>
-          <w:b/>
-          <w:bCs/>
-          <w:szCs w:val="21"/>
-        </w:rPr>
-        <w:t>Your methods are effective, I'll grant that—but aggressively costly.</w:t>
-      </w:r>
-    </w:p>
-    <w:p>
-      <w:pPr>
-        <w:rPr>
-          <w:rFonts w:hint="eastAsia"/>
-          <w:szCs w:val="21"/>
-        </w:rPr>
-      </w:pPr>
-      <w:r>
-        <w:rPr>
-          <w:rFonts w:hint="eastAsia"/>
-          <w:szCs w:val="21"/>
-        </w:rPr>
-        <w:t>11（玩家阅读辅助文档1后）“不过是跳梁小丑，今天就是她的死期。”</w:t>
-      </w:r>
-    </w:p>
-    <w:p>
-      <w:pPr>
-        <w:rPr>
-          <w:rFonts w:hint="eastAsia"/>
-          <w:szCs w:val="21"/>
-        </w:rPr>
-      </w:pPr>
-      <w:r>
-        <w:rPr>
-          <w:b/>
-          <w:bCs/>
-          <w:szCs w:val="21"/>
-        </w:rPr>
-        <w:t>Let the clown have her final show tonight.</w:t>
-      </w:r>
-    </w:p>
-    <w:p>
-      <w:pPr>
-        <w:rPr>
-          <w:rFonts w:hint="eastAsia"/>
-          <w:szCs w:val="21"/>
-        </w:rPr>
-      </w:pPr>
-      <w:r>
-        <w:rPr>
-          <w:rFonts w:hint="eastAsia"/>
-          <w:szCs w:val="21"/>
-        </w:rPr>
-        <w:t>12（玩家阅读辅助文档2后）“E-4</w:t>
-      </w:r>
-      <w:r>
-        <w:rPr>
-          <w:szCs w:val="21"/>
-        </w:rPr>
-        <w:t>…</w:t>
-      </w:r>
-      <w:r>
-        <w:rPr>
-          <w:rFonts w:hint="eastAsia"/>
-          <w:szCs w:val="21"/>
-        </w:rPr>
-        <w:t>已经到这一步了吗。不过窃取他人</w:t>
-      </w:r>
-      <w:r>
-        <w:rPr>
-          <w:rFonts w:hint="eastAsia"/>
-          <w:szCs w:val="21"/>
-        </w:rPr>
-        <w:t>成果</w:t>
-      </w:r>
-      <w:r>
-        <w:rPr>
-          <w:rFonts w:hint="eastAsia"/>
-          <w:szCs w:val="21"/>
-        </w:rPr>
-        <w:t>的人，最终会受到报应的。”</w:t>
-      </w:r>
-    </w:p>
-    <w:p>
-      <w:pPr>
-        <w:rPr>
-          <w:rFonts w:hint="eastAsia"/>
-          <w:szCs w:val="21"/>
-        </w:rPr>
-      </w:pPr>
-      <w:r>
-        <w:rPr>
-          <w:b/>
-          <w:bCs/>
-          <w:szCs w:val="21"/>
-        </w:rPr>
-        <w:t xml:space="preserve">E-4 already? How far she's pushed </w:t>
-      </w:r>
-      <w:r>
-        <w:rPr>
-          <w:rFonts w:hint="eastAsia"/>
-          <w:b/>
-          <w:bCs/>
-          <w:szCs w:val="21"/>
-        </w:rPr>
-        <w:t>Eden</w:t>
-      </w:r>
-      <w:r>
-        <w:rPr>
-          <w:b/>
-          <w:bCs/>
-          <w:szCs w:val="21"/>
-        </w:rPr>
-        <w:t>'s legacy... Karma comes for thieves</w:t>
-      </w:r>
-      <w:r>
-        <w:rPr>
-          <w:rFonts w:hint="eastAsia"/>
-          <w:b/>
-          <w:bCs/>
-          <w:szCs w:val="21"/>
-        </w:rPr>
-        <w:t>.</w:t>
-      </w:r>
-    </w:p>
-    <w:p>
-      <w:pPr>
-        <w:rPr>
-          <w:rFonts w:hint="eastAsia"/>
-          <w:szCs w:val="21"/>
-        </w:rPr>
-      </w:pPr>
-      <w:r>
-        <w:rPr>
-          <w:rFonts w:hint="eastAsia"/>
-          <w:szCs w:val="21"/>
-        </w:rPr>
-        <w:t>13</w:t>
-      </w:r>
-      <w:r>
-        <w:rPr>
-          <w:rFonts w:hint="eastAsia"/>
-          <w:szCs w:val="21"/>
-        </w:rPr>
-        <w:t>（玩家打开</w:t>
-      </w:r>
-      <w:r>
-        <w:rPr>
-          <w:rFonts w:hint="eastAsia"/>
-          <w:szCs w:val="21"/>
-        </w:rPr>
-        <w:t>Lailah</w:t>
-      </w:r>
-      <w:r>
-        <w:rPr>
-          <w:rFonts w:hint="eastAsia"/>
-          <w:szCs w:val="21"/>
-        </w:rPr>
-        <w:t>房间秘密大门后来到boss场地前）“最后的决战了，你确定你准备好了吗？”</w:t>
-      </w:r>
-    </w:p>
-    <w:p>
-      <w:pPr>
-        <w:rPr>
-          <w:rFonts w:hint="eastAsia"/>
-          <w:szCs w:val="21"/>
-        </w:rPr>
-      </w:pPr>
-      <w:r>
-        <w:rPr>
-          <w:b/>
-          <w:bCs/>
-          <w:szCs w:val="21"/>
-        </w:rPr>
-        <w:t>This is the last door. Are your nerves calibrated for what's beyond?</w:t>
-      </w:r>
-    </w:p>
-    <w:p>
-      <w:pPr>
-        <w:rPr>
-          <w:rFonts w:hint="eastAsia"/>
-          <w:szCs w:val="21"/>
-        </w:rPr>
-      </w:pPr>
-      <w:r>
-        <w:rPr>
-          <w:rFonts w:hint="eastAsia"/>
-          <w:szCs w:val="21"/>
-        </w:rPr>
-        <w:t>14</w:t>
-      </w:r>
-      <w:r>
-        <w:rPr>
-          <w:rFonts w:hint="eastAsia"/>
-          <w:szCs w:val="21"/>
-        </w:rPr>
-        <w:t>（</w:t>
-      </w:r>
-      <w:proofErr w:type="gramStart"/>
-      <w:r>
-        <w:rPr>
-          <w:rFonts w:hint="eastAsia"/>
-          <w:szCs w:val="21"/>
-        </w:rPr>
-        <w:t>玩家未</w:t>
-      </w:r>
-      <w:proofErr w:type="gramEnd"/>
-      <w:r>
-        <w:rPr>
-          <w:rFonts w:hint="eastAsia"/>
-          <w:szCs w:val="21"/>
-        </w:rPr>
-        <w:t>拥有地雷时打败boss第一阶段）“我能尝试骇入它们的神经网络连接系统了，你可以对它们使用读心来让他们暂时</w:t>
-      </w:r>
-      <w:proofErr w:type="gramStart"/>
-      <w:r>
-        <w:rPr>
-          <w:rFonts w:hint="eastAsia"/>
-          <w:szCs w:val="21"/>
-        </w:rPr>
-        <w:t>宕</w:t>
-      </w:r>
-      <w:proofErr w:type="gramEnd"/>
-      <w:r>
-        <w:rPr>
-          <w:rFonts w:hint="eastAsia"/>
-          <w:szCs w:val="21"/>
-        </w:rPr>
-        <w:t>机。”</w:t>
-      </w:r>
-    </w:p>
-    <w:p>
-      <w:pPr>
-        <w:rPr>
-          <w:rFonts w:hint="eastAsia"/>
-          <w:szCs w:val="21"/>
-        </w:rPr>
-      </w:pPr>
-      <w:r>
-        <w:rPr>
-          <w:b/>
-          <w:bCs/>
-          <w:szCs w:val="21"/>
-        </w:rPr>
-        <w:t>I'm in their neural network now. Hit them with insight—that'll force a hard reboot</w:t>
-      </w:r>
-      <w:r>
-        <w:rPr>
-          <w:rFonts w:hint="eastAsia"/>
-          <w:b/>
-          <w:bCs/>
-          <w:szCs w:val="21"/>
-        </w:rPr>
-        <w:t>.</w:t>
-      </w:r>
-    </w:p>
-    <w:p>
-      <w:pPr>
-        <w:rPr>
-          <w:rFonts w:hint="eastAsia"/>
-          <w:szCs w:val="21"/>
-        </w:rPr>
-      </w:pPr>
-      <w:r>
-        <w:rPr>
-          <w:rFonts w:hint="eastAsia"/>
-          <w:szCs w:val="21"/>
-        </w:rPr>
-        <w:t>15</w:t>
-      </w:r>
-      <w:r>
-        <w:rPr>
-          <w:rFonts w:hint="eastAsia"/>
-          <w:szCs w:val="21"/>
-        </w:rPr>
-        <w:t>（回应boss）“那这终究是名叫Eden的项目，不是你这个外人能够企图染指的。”</w:t>
-      </w:r>
-    </w:p>
-    <w:p>
-      <w:pPr>
-        <w:rPr>
-          <w:rFonts w:hint="eastAsia"/>
-          <w:szCs w:val="21"/>
-        </w:rPr>
-      </w:pPr>
-      <w:r>
-        <w:rPr>
-          <w:b/>
-          <w:bCs/>
-          <w:szCs w:val="21"/>
-        </w:rPr>
-        <w:t>This remains Eden's legacy—not some outsider</w:t>
-      </w:r>
-      <w:r>
-        <w:rPr>
-          <w:rFonts w:hint="eastAsia"/>
-          <w:b/>
-          <w:bCs/>
-          <w:szCs w:val="21"/>
-        </w:rPr>
-        <w:t>s</w:t>
-      </w:r>
-      <w:r>
-        <w:rPr>
-          <w:b/>
-          <w:bCs/>
-          <w:szCs w:val="21"/>
-        </w:rPr>
-        <w:t xml:space="preserve"> to metastasize in.</w:t>
-      </w:r>
-    </w:p>
-    <w:p>
-      <w:pPr>
-        <w:rPr>
-          <w:rFonts w:hint="eastAsia"/>
-          <w:szCs w:val="21"/>
-        </w:rPr>
-      </w:pPr>
-      <w:r>
-        <w:rPr>
-          <w:rFonts w:hint="eastAsia"/>
-          <w:szCs w:val="21"/>
-        </w:rPr>
-        <w:t>16</w:t>
-      </w:r>
-      <w:r>
-        <w:rPr>
-          <w:rFonts w:hint="eastAsia"/>
-          <w:szCs w:val="21"/>
-        </w:rPr>
-        <w:t>（打败boss）“终于，终于要结束这一切了。”</w:t>
-      </w:r>
-    </w:p>
-    <w:p>
-      <w:pPr>
-        <w:rPr>
-          <w:rFonts w:hint="eastAsia"/>
-          <w:szCs w:val="21"/>
-        </w:rPr>
-      </w:pPr>
-      <w:r>
-        <w:rPr>
-          <w:b/>
-          <w:bCs/>
-          <w:szCs w:val="21"/>
-        </w:rPr>
-        <w:t>Finally... finally. Eden comes home to where it belongs</w:t>
-      </w:r>
-      <w:r>
-        <w:rPr>
-          <w:rFonts w:hint="eastAsia"/>
-          <w:b/>
-          <w:bCs/>
-          <w:szCs w:val="21"/>
-        </w:rPr>
-        <w:t>.</w:t>
-      </w:r>
-    </w:p>
-    <w:p>
-      <w:pPr>
-        <w:rPr>
-          <w:rFonts w:hint="eastAsia"/>
-          <w:szCs w:val="21"/>
-        </w:rPr>
-      </w:pPr>
-      <w:r>
-        <w:rPr>
-          <w:rFonts w:hint="eastAsia"/>
-          <w:szCs w:val="21"/>
-        </w:rPr>
-        <w:t>17 （玩家结束与Judas的对话）</w:t>
-      </w:r>
-      <w:r>
-        <w:rPr>
-          <w:rFonts w:hint="eastAsia"/>
-          <w:szCs w:val="21"/>
-        </w:rPr>
-        <w:t>好吧</w:t>
-      </w:r>
-    </w:p>
-    <w:p>
-      <w:pPr>
-        <w:rPr>
-          <w:rFonts w:hint="eastAsia"/>
-          <w:b/>
-          <w:bCs/>
-          <w:szCs w:val="21"/>
-        </w:rPr>
-      </w:pPr>
-      <w:r>
-        <w:rPr>
-          <w:rFonts w:hint="eastAsia"/>
-          <w:b/>
-          <w:bCs/>
-          <w:szCs w:val="21"/>
-        </w:rPr>
-        <w:t>Oh</w:t>
-      </w:r>
-      <w:r>
-        <w:rPr>
-          <w:b/>
-          <w:bCs/>
-          <w:szCs w:val="21"/>
-        </w:rPr>
-        <w:t>…</w:t>
-      </w:r>
-      <w:r>
-        <w:rPr>
-          <w:rFonts w:hint="eastAsia"/>
-          <w:b/>
-          <w:bCs/>
-          <w:szCs w:val="21"/>
-        </w:rPr>
-        <w:t xml:space="preserve"> I see.</w:t>
-      </w:r>
-      <w:r>
-        <w:rPr>
-          <w:rFonts w:hint="eastAsia"/>
-          <w:b/>
-          <w:bCs/>
-          <w:szCs w:val="21"/>
-        </w:rPr>
-        <w:t xml:space="preserve"> </w:t>
-      </w:r>
-    </w:p>
-    <w:p>
-      <w:pPr>
-        <w:rPr>
-          <w:rFonts w:hint="eastAsia"/>
-          <w:szCs w:val="21"/>
-        </w:rPr>
-      </w:pPr>
-    </w:p>
-    <w:p>
-      <w:pPr>
-        <w:rPr>
-          <w:rFonts w:hint="eastAsia"/>
-          <w:szCs w:val="21"/>
-        </w:rPr>
-      </w:pPr>
-    </w:p>
-    <w:p>
-      <w:pPr>
-        <w:rPr>
-          <w:rFonts w:hint="eastAsia"/>
-          <w:szCs w:val="21"/>
-        </w:rPr>
-      </w:pPr>
-    </w:p>
-    <w:p>
-      <w:pPr>
-        <w:rPr>
-          <w:rFonts w:hint="eastAsia"/>
-          <w:szCs w:val="21"/>
-        </w:rPr>
-      </w:pPr>
-      <w:r>
-        <w:rPr>
-          <w:rFonts w:hint="eastAsia"/>
-          <w:szCs w:val="21"/>
-        </w:rPr>
-        <w:t>Judas</w:t>
-      </w:r>
-    </w:p>
-    <w:p>
-      <w:pPr>
-        <w:rPr>
-          <w:rFonts w:hint="eastAsia"/>
-          <w:szCs w:val="21"/>
-        </w:rPr>
-      </w:pPr>
-      <w:r>
-        <w:rPr>
-          <w:rFonts w:hint="eastAsia"/>
-          <w:szCs w:val="21"/>
-        </w:rPr>
-        <w:t>1（玩家打开安保室后）</w:t>
-      </w:r>
-      <w:r>
-        <w:rPr>
-          <w:rFonts w:hint="eastAsia"/>
-          <w:szCs w:val="21"/>
-        </w:rPr>
-        <w:t>“等一等，</w:t>
-      </w:r>
-      <w:r>
-        <w:rPr>
-          <w:rFonts w:hint="eastAsia"/>
-          <w:szCs w:val="21"/>
-        </w:rPr>
-        <w:t>先别杀我</w:t>
-      </w:r>
-      <w:r>
-        <w:rPr>
-          <w:rFonts w:hint="eastAsia"/>
-          <w:szCs w:val="21"/>
-        </w:rPr>
-        <w:t>，我们先谈谈吧。</w:t>
-      </w:r>
-      <w:r>
-        <w:rPr>
-          <w:rFonts w:hint="eastAsia"/>
-          <w:szCs w:val="21"/>
-        </w:rPr>
-        <w:t>”</w:t>
-      </w:r>
-    </w:p>
-    <w:p>
-      <w:pPr>
-        <w:rPr>
-          <w:rFonts w:hint="eastAsia"/>
-          <w:szCs w:val="21"/>
-        </w:rPr>
-      </w:pPr>
-      <w:r>
-        <w:rPr>
-          <w:b/>
-          <w:bCs/>
-          <w:szCs w:val="21"/>
-        </w:rPr>
-        <w:t>Hold it — spare me! Let's talk first.</w:t>
-      </w:r>
-    </w:p>
-    <w:p>
-      <w:pPr>
-        <w:rPr>
-          <w:rFonts w:hint="eastAsia"/>
-          <w:szCs w:val="21"/>
-        </w:rPr>
-      </w:pPr>
-      <w:r>
-        <w:rPr>
-          <w:rFonts w:hint="eastAsia"/>
-          <w:szCs w:val="21"/>
-        </w:rPr>
-        <w:t>2（</w:t>
-      </w:r>
-      <w:proofErr w:type="gramStart"/>
-      <w:r>
-        <w:rPr>
-          <w:rFonts w:hint="eastAsia"/>
-          <w:szCs w:val="21"/>
-        </w:rPr>
-        <w:t>玩家未</w:t>
-      </w:r>
-      <w:proofErr w:type="gramEnd"/>
-      <w:r>
-        <w:rPr>
-          <w:rFonts w:hint="eastAsia"/>
-          <w:szCs w:val="21"/>
-        </w:rPr>
-        <w:t>杀死judas选择和他交流</w:t>
-      </w:r>
-      <w:r>
-        <w:rPr>
-          <w:rFonts w:hint="eastAsia"/>
-          <w:szCs w:val="21"/>
-        </w:rPr>
-        <w:t>）</w:t>
-      </w:r>
-      <w:r>
-        <w:rPr>
-          <w:rFonts w:hint="eastAsia"/>
-          <w:szCs w:val="21"/>
-        </w:rPr>
-        <w:t>“谢谢你愿意先听我说话。</w:t>
-      </w:r>
-    </w:p>
-    <w:p>
-      <w:pPr>
-        <w:rPr>
-          <w:rFonts w:hint="eastAsia"/>
-        </w:rPr>
-      </w:pPr>
-      <w:r>
-        <w:rPr>
-          <w:b/>
-          <w:bCs/>
-          <w:szCs w:val="21"/>
-        </w:rPr>
-        <w:t>I owe you for hearing me out first.</w:t>
-      </w:r>
-      <w:r>
-        <w:t xml:space="preserve"> </w:t>
-      </w:r>
-    </w:p>
-    <w:p>
-      <w:pPr>
-        <w:rPr>
-          <w:rFonts w:hint="eastAsia"/>
+        <w:t>。你是一个有才华有才能的人。</w:t>
+      </w:r>
+    </w:p>
+    <w:p>
+      <w:pPr>
+        <w:rPr>
+          <w:b/>
+          <w:bCs/>
+          <w:szCs w:val="21"/>
+        </w:rPr>
+      </w:pPr>
+      <w:r>
+        <w:rPr>
+          <w:b/>
+          <w:bCs/>
+          <w:szCs w:val="21"/>
+        </w:rPr>
+        <w:t xml:space="preserve">Abel. Look at you — engineered genius. </w:t>
+      </w:r>
+    </w:p>
+    <w:p>
+      <w:pPr>
+        <w:rPr>
+          <w:szCs w:val="21"/>
+        </w:rPr>
+      </w:pPr>
+      <w:r>
+        <w:rPr>
+          <w:rFonts w:hint="eastAsia"/>
+          <w:szCs w:val="21"/>
+        </w:rPr>
+        <w:t xml:space="preserve">2 </w:t>
+      </w:r>
+      <w:r>
+        <w:rPr>
+          <w:rFonts w:hint="eastAsia"/>
+          <w:szCs w:val="21"/>
+        </w:rPr>
+        <w:t>何必被伦理常识束缚住了手脚。</w:t>
+      </w:r>
+    </w:p>
+    <w:p>
+      <w:pPr>
+        <w:rPr>
+          <w:b/>
+          <w:bCs/>
+          <w:szCs w:val="21"/>
+        </w:rPr>
+      </w:pPr>
+      <w:r>
+        <w:rPr>
+          <w:b/>
+          <w:bCs/>
+          <w:szCs w:val="21"/>
+        </w:rPr>
+        <w:lastRenderedPageBreak/>
+        <w:t xml:space="preserve">Ethics are weights for lesser minds. </w:t>
+      </w:r>
+    </w:p>
+    <w:p>
+      <w:pPr>
+        <w:rPr>
           <w:szCs w:val="21"/>
         </w:rPr>
       </w:pPr>
@@ -9578,590 +9578,12 @@
           <w:rFonts w:hint="eastAsia"/>
           <w:szCs w:val="21"/>
         </w:rPr>
-        <w:t>雇佣你的人。</w:t>
-      </w:r>
-      <w:r>
-        <w:rPr>
-          <w:rFonts w:hint="eastAsia"/>
-          <w:szCs w:val="21"/>
-        </w:rPr>
-        <w:t>我</w:t>
-      </w:r>
-      <w:proofErr w:type="gramStart"/>
-      <w:r>
-        <w:rPr>
-          <w:rFonts w:hint="eastAsia"/>
-          <w:szCs w:val="21"/>
-        </w:rPr>
-        <w:t>这次雇你</w:t>
-      </w:r>
-      <w:proofErr w:type="gramEnd"/>
-      <w:r>
-        <w:rPr>
-          <w:rFonts w:hint="eastAsia"/>
-          <w:szCs w:val="21"/>
-        </w:rPr>
-        <w:t>来刺杀</w:t>
-      </w:r>
-      <w:r>
-        <w:rPr>
-          <w:rFonts w:hint="eastAsia"/>
-          <w:szCs w:val="21"/>
-        </w:rPr>
-        <w:t>Lailah</w:t>
-      </w:r>
-      <w:r>
-        <w:rPr>
-          <w:rFonts w:hint="eastAsia"/>
-          <w:szCs w:val="21"/>
-        </w:rPr>
-        <w:t>是为了保住我自己的性命。</w:t>
-      </w:r>
-    </w:p>
-    <w:p>
-      <w:pPr>
-        <w:rPr>
-          <w:rFonts w:hint="eastAsia"/>
-          <w:b/>
-          <w:bCs/>
-          <w:szCs w:val="21"/>
-        </w:rPr>
-      </w:pPr>
-      <w:r>
-        <w:rPr>
-          <w:b/>
-          <w:bCs/>
-          <w:szCs w:val="21"/>
-        </w:rPr>
-        <w:t>I'm your contractor.</w:t>
-      </w:r>
-      <w:r>
-        <w:rPr>
-          <w:b/>
-          <w:bCs/>
-          <w:szCs w:val="21"/>
-        </w:rPr>
-        <w:t xml:space="preserve"> Contracting you to eliminate </w:t>
-      </w:r>
-      <w:r>
-        <w:rPr>
-          <w:b/>
-          <w:bCs/>
-          <w:szCs w:val="21"/>
-        </w:rPr>
-        <w:t>Lailah</w:t>
-      </w:r>
-      <w:r>
-        <w:rPr>
-          <w:b/>
-          <w:bCs/>
-          <w:szCs w:val="21"/>
-        </w:rPr>
-        <w:t xml:space="preserve"> is about saving my own skin.</w:t>
-      </w:r>
-      <w:r>
-        <w:rPr>
-          <w:rFonts w:hint="eastAsia"/>
-          <w:b/>
-          <w:bCs/>
-          <w:szCs w:val="21"/>
-        </w:rPr>
-        <w:t xml:space="preserve"> </w:t>
-      </w:r>
-    </w:p>
-    <w:p>
-      <w:pPr>
-        <w:rPr>
-          <w:rFonts w:hint="eastAsia"/>
-          <w:szCs w:val="21"/>
-        </w:rPr>
-      </w:pPr>
-      <w:r>
-        <w:rPr>
-          <w:rFonts w:hint="eastAsia"/>
-          <w:szCs w:val="21"/>
-        </w:rPr>
-        <w:t>4 此</w:t>
-      </w:r>
-      <w:r>
-        <w:rPr>
-          <w:rFonts w:hint="eastAsia"/>
-          <w:szCs w:val="21"/>
-        </w:rPr>
-        <w:t>外得知</w:t>
-      </w:r>
-      <w:r>
-        <w:rPr>
-          <w:rFonts w:hint="eastAsia"/>
-          <w:szCs w:val="21"/>
-        </w:rPr>
-        <w:t>Lailah</w:t>
-      </w:r>
-      <w:r>
-        <w:rPr>
-          <w:rFonts w:hint="eastAsia"/>
-          <w:szCs w:val="21"/>
-        </w:rPr>
-        <w:t>其实在做人体实验，</w:t>
-      </w:r>
-      <w:r>
-        <w:rPr>
-          <w:rFonts w:hint="eastAsia"/>
-          <w:szCs w:val="21"/>
-        </w:rPr>
-        <w:t xml:space="preserve"> </w:t>
-      </w:r>
-    </w:p>
-    <w:p>
-      <w:pPr>
-        <w:rPr>
-          <w:rFonts w:hint="eastAsia"/>
-          <w:b/>
-          <w:bCs/>
-          <w:szCs w:val="21"/>
-        </w:rPr>
-      </w:pPr>
-      <w:r>
-        <w:rPr>
-          <w:b/>
-          <w:bCs/>
-          <w:szCs w:val="21"/>
-        </w:rPr>
-        <w:t xml:space="preserve">I've stumbled upon </w:t>
-      </w:r>
-      <w:r>
-        <w:rPr>
-          <w:rFonts w:hint="eastAsia"/>
-          <w:b/>
-          <w:bCs/>
-          <w:szCs w:val="21"/>
-        </w:rPr>
-        <w:t>her</w:t>
-      </w:r>
-      <w:r>
-        <w:rPr>
-          <w:b/>
-          <w:bCs/>
-          <w:szCs w:val="21"/>
-        </w:rPr>
-        <w:t xml:space="preserve"> live human experiments. </w:t>
-      </w:r>
-    </w:p>
-    <w:p>
-      <w:pPr>
-        <w:rPr>
-          <w:rFonts w:hint="eastAsia"/>
-          <w:b/>
-          <w:bCs/>
-          <w:szCs w:val="21"/>
-        </w:rPr>
-      </w:pPr>
-      <w:r>
-        <w:rPr>
-          <w:rFonts w:hint="eastAsia"/>
-          <w:szCs w:val="21"/>
-        </w:rPr>
-        <w:t>5 晋升的安保室前辈再也没有出现过，</w:t>
-      </w:r>
-      <w:r>
-        <w:rPr>
-          <w:szCs w:val="21"/>
-        </w:rPr>
-        <w:t>所以我只能想到刺杀</w:t>
-      </w:r>
-      <w:r>
-        <w:rPr>
-          <w:szCs w:val="21"/>
-        </w:rPr>
-        <w:t>Lailah</w:t>
-      </w:r>
-      <w:r>
-        <w:rPr>
-          <w:szCs w:val="21"/>
-        </w:rPr>
-        <w:t>这个办法。</w:t>
-      </w:r>
-    </w:p>
-    <w:p>
-      <w:pPr>
-        <w:rPr>
-          <w:rFonts w:hint="eastAsia"/>
-          <w:b/>
-          <w:bCs/>
-          <w:szCs w:val="21"/>
-        </w:rPr>
-      </w:pPr>
-      <w:r>
-        <w:rPr>
-          <w:b/>
-          <w:bCs/>
-          <w:szCs w:val="21"/>
-        </w:rPr>
-        <w:t xml:space="preserve">Since every promoted security lead vanished without trace, assassination's my last recourse. </w:t>
-      </w:r>
-    </w:p>
-    <w:p>
-      <w:pPr>
-        <w:rPr>
-          <w:rFonts w:hint="eastAsia"/>
-          <w:szCs w:val="21"/>
-        </w:rPr>
-      </w:pPr>
-      <w:r>
-        <w:rPr>
-          <w:rFonts w:hint="eastAsia"/>
-          <w:szCs w:val="21"/>
-        </w:rPr>
-        <w:t xml:space="preserve">6 </w:t>
-      </w:r>
-      <w:r>
-        <w:rPr>
-          <w:rFonts w:hint="eastAsia"/>
-          <w:szCs w:val="21"/>
-        </w:rPr>
-        <w:t>为了支援你，安保室有个秘密夹层，</w:t>
-      </w:r>
-      <w:proofErr w:type="gramStart"/>
-      <w:r>
-        <w:rPr>
-          <w:rFonts w:hint="eastAsia"/>
-          <w:szCs w:val="21"/>
-        </w:rPr>
-        <w:t>去捡我藏</w:t>
-      </w:r>
-      <w:proofErr w:type="gramEnd"/>
-      <w:r>
-        <w:rPr>
-          <w:rFonts w:hint="eastAsia"/>
-          <w:szCs w:val="21"/>
-        </w:rPr>
-        <w:t>起来的秘密武器。</w:t>
-      </w:r>
-      <w:r>
-        <w:rPr>
-          <w:rFonts w:hint="eastAsia"/>
-          <w:szCs w:val="21"/>
-        </w:rPr>
-        <w:t>但是有一个前提，你得先保证我的安全。</w:t>
-      </w:r>
-    </w:p>
-    <w:p>
-      <w:pPr>
-        <w:rPr>
-          <w:rFonts w:hint="eastAsia"/>
-          <w:szCs w:val="21"/>
-        </w:rPr>
-      </w:pPr>
-      <w:r>
-        <w:rPr>
-          <w:b/>
-          <w:bCs/>
-          <w:szCs w:val="21"/>
-        </w:rPr>
-        <w:t xml:space="preserve">To support you, </w:t>
-      </w:r>
-      <w:r>
-        <w:rPr>
-          <w:rFonts w:hint="eastAsia"/>
-          <w:b/>
-          <w:bCs/>
-          <w:szCs w:val="21"/>
-        </w:rPr>
-        <w:t>go take</w:t>
-      </w:r>
-      <w:r>
-        <w:rPr>
-          <w:b/>
-          <w:bCs/>
-          <w:szCs w:val="21"/>
-        </w:rPr>
-        <w:t xml:space="preserve"> </w:t>
-      </w:r>
-      <w:r>
-        <w:rPr>
-          <w:rFonts w:hint="eastAsia"/>
-          <w:b/>
-          <w:bCs/>
-          <w:szCs w:val="21"/>
-        </w:rPr>
-        <w:t>the secret</w:t>
-      </w:r>
-      <w:r>
-        <w:rPr>
-          <w:b/>
-          <w:bCs/>
-          <w:szCs w:val="21"/>
-        </w:rPr>
-        <w:t xml:space="preserve"> weapon </w:t>
-      </w:r>
-      <w:r>
-        <w:rPr>
-          <w:b/>
-          <w:bCs/>
-          <w:szCs w:val="21"/>
-        </w:rPr>
-        <w:t>I’</w:t>
-      </w:r>
-      <w:r>
-        <w:rPr>
-          <w:rFonts w:hint="eastAsia"/>
-          <w:b/>
-          <w:bCs/>
-          <w:szCs w:val="21"/>
-        </w:rPr>
-        <w:t xml:space="preserve">ve hidden </w:t>
-      </w:r>
-      <w:r>
-        <w:rPr>
-          <w:b/>
-          <w:bCs/>
-          <w:szCs w:val="21"/>
-        </w:rPr>
-        <w:t xml:space="preserve">in </w:t>
-      </w:r>
-      <w:r>
-        <w:rPr>
-          <w:rFonts w:hint="eastAsia"/>
-          <w:b/>
-          <w:bCs/>
-          <w:szCs w:val="21"/>
-        </w:rPr>
-        <w:t>the</w:t>
-      </w:r>
-      <w:r>
-        <w:rPr>
-          <w:b/>
-          <w:bCs/>
-          <w:szCs w:val="21"/>
-        </w:rPr>
-        <w:t xml:space="preserve"> concealed compartment </w:t>
-      </w:r>
-      <w:r>
-        <w:rPr>
-          <w:rFonts w:hint="eastAsia"/>
-          <w:b/>
-          <w:bCs/>
-          <w:szCs w:val="21"/>
-        </w:rPr>
-        <w:t xml:space="preserve">above </w:t>
-      </w:r>
-      <w:r>
-        <w:rPr>
-          <w:b/>
-          <w:bCs/>
-          <w:szCs w:val="21"/>
-        </w:rPr>
-        <w:t>th</w:t>
-      </w:r>
-      <w:r>
-        <w:rPr>
-          <w:rFonts w:hint="eastAsia"/>
-          <w:b/>
-          <w:bCs/>
-          <w:szCs w:val="21"/>
-        </w:rPr>
-        <w:t>is</w:t>
-      </w:r>
-      <w:r>
-        <w:rPr>
-          <w:b/>
-          <w:bCs/>
-          <w:szCs w:val="21"/>
-        </w:rPr>
-        <w:t xml:space="preserve"> security room</w:t>
-      </w:r>
-      <w:r>
-        <w:rPr>
-          <w:b/>
-          <w:bCs/>
-          <w:szCs w:val="21"/>
-        </w:rPr>
-        <w:t>. But on one condition — you secure my safety first.</w:t>
-      </w:r>
-    </w:p>
-    <w:p>
-      <w:pPr>
-        <w:rPr>
-          <w:rFonts w:hint="eastAsia"/>
-          <w:szCs w:val="21"/>
-        </w:rPr>
-      </w:pPr>
-      <w:r>
-        <w:rPr>
-          <w:rFonts w:hint="eastAsia"/>
-          <w:szCs w:val="21"/>
-        </w:rPr>
-        <w:lastRenderedPageBreak/>
-        <w:t>7</w:t>
-      </w:r>
-      <w:r>
-        <w:rPr>
-          <w:rFonts w:hint="eastAsia"/>
-          <w:szCs w:val="21"/>
-        </w:rPr>
-        <w:t>（玩家捡到后离开）“感谢你的不杀之恩。”</w:t>
-      </w:r>
-    </w:p>
-    <w:p>
-      <w:pPr>
-        <w:rPr>
-          <w:rFonts w:hint="eastAsia"/>
-          <w:szCs w:val="21"/>
-        </w:rPr>
-      </w:pPr>
-      <w:r>
-        <w:rPr>
-          <w:b/>
-          <w:bCs/>
-          <w:szCs w:val="21"/>
-        </w:rPr>
-        <w:t>I owe you for sparing my life.</w:t>
-      </w:r>
-    </w:p>
-    <w:p>
-      <w:pPr>
-        <w:rPr>
-          <w:rFonts w:hint="eastAsia"/>
-          <w:szCs w:val="21"/>
-        </w:rPr>
-      </w:pPr>
-    </w:p>
-    <w:p>
-      <w:pPr>
-        <w:rPr>
-          <w:rFonts w:hint="eastAsia"/>
-          <w:szCs w:val="21"/>
-        </w:rPr>
-      </w:pPr>
-    </w:p>
-    <w:p>
-      <w:pPr>
-        <w:rPr>
-          <w:rFonts w:hint="eastAsia"/>
-          <w:szCs w:val="21"/>
-        </w:rPr>
-      </w:pPr>
-      <w:r>
-        <w:rPr>
-          <w:rFonts w:hint="eastAsia"/>
-          <w:szCs w:val="21"/>
-        </w:rPr>
-        <w:t>Lailah</w:t>
-      </w:r>
-    </w:p>
-    <w:p>
-      <w:pPr>
-        <w:rPr>
-          <w:rFonts w:hint="eastAsia"/>
-          <w:szCs w:val="21"/>
-        </w:rPr>
-      </w:pPr>
-      <w:r>
-        <w:rPr>
-          <w:rFonts w:hint="eastAsia"/>
-          <w:szCs w:val="21"/>
-        </w:rPr>
-        <w:t>1（分身死后从电梯下来）“再次和你面对面了，</w:t>
-      </w:r>
-      <w:r>
-        <w:rPr>
-          <w:rFonts w:hint="eastAsia"/>
-          <w:szCs w:val="21"/>
-        </w:rPr>
-        <w:t>Abel</w:t>
-      </w:r>
-      <w:r>
-        <w:rPr>
-          <w:rFonts w:hint="eastAsia"/>
-          <w:szCs w:val="21"/>
-        </w:rPr>
-        <w:t>。你是一个有才华有才能的人。</w:t>
-      </w:r>
-    </w:p>
-    <w:p>
-      <w:pPr>
-        <w:rPr>
-          <w:rFonts w:hint="eastAsia"/>
-          <w:b/>
-          <w:bCs/>
-          <w:szCs w:val="21"/>
-        </w:rPr>
-      </w:pPr>
-      <w:r>
-        <w:rPr>
-          <w:b/>
-          <w:bCs/>
-          <w:szCs w:val="21"/>
-        </w:rPr>
-        <w:t xml:space="preserve">Abel. Look at you — engineered genius. </w:t>
-      </w:r>
-    </w:p>
-    <w:p>
-      <w:pPr>
-        <w:rPr>
-          <w:rFonts w:hint="eastAsia"/>
-          <w:szCs w:val="21"/>
-        </w:rPr>
-      </w:pPr>
-      <w:r>
-        <w:rPr>
-          <w:rFonts w:hint="eastAsia"/>
-          <w:szCs w:val="21"/>
-        </w:rPr>
-        <w:t xml:space="preserve">2 </w:t>
-      </w:r>
-      <w:r>
-        <w:rPr>
-          <w:rFonts w:hint="eastAsia"/>
-          <w:szCs w:val="21"/>
-        </w:rPr>
-        <w:t>何必被伦理常识束缚住了手脚。</w:t>
-      </w:r>
-    </w:p>
-    <w:p>
-      <w:pPr>
-        <w:rPr>
-          <w:rFonts w:hint="eastAsia"/>
-          <w:b/>
-          <w:bCs/>
-          <w:szCs w:val="21"/>
-        </w:rPr>
-      </w:pPr>
-      <w:r>
-        <w:rPr>
-          <w:b/>
-          <w:bCs/>
-          <w:szCs w:val="21"/>
-        </w:rPr>
-        <w:t xml:space="preserve">Ethics are weights for lesser minds. </w:t>
-      </w:r>
-    </w:p>
-    <w:p>
-      <w:pPr>
-        <w:rPr>
-          <w:rFonts w:hint="eastAsia"/>
-          <w:szCs w:val="21"/>
-        </w:rPr>
-      </w:pPr>
-      <w:r>
-        <w:rPr>
-          <w:rFonts w:hint="eastAsia"/>
-          <w:szCs w:val="21"/>
-        </w:rPr>
-        <w:t xml:space="preserve">3 </w:t>
-      </w:r>
-      <w:r>
-        <w:rPr>
-          <w:rFonts w:hint="eastAsia"/>
-          <w:szCs w:val="21"/>
-        </w:rPr>
         <w:t>你能做到很多别人做不到的事，你就是为了Eden系列而生的。</w:t>
       </w:r>
     </w:p>
     <w:p>
       <w:pPr>
         <w:rPr>
-          <w:rFonts w:hint="eastAsia"/>
           <w:b/>
           <w:bCs/>
           <w:szCs w:val="21"/>
@@ -10228,7 +9650,6 @@
     <w:p>
       <w:pPr>
         <w:rPr>
-          <w:rFonts w:hint="eastAsia"/>
           <w:b/>
           <w:bCs/>
           <w:szCs w:val="21"/>
@@ -10246,7 +9667,6 @@
     <w:p>
       <w:pPr>
         <w:rPr>
-          <w:rFonts w:hint="eastAsia"/>
           <w:szCs w:val="21"/>
         </w:rPr>
       </w:pPr>
@@ -10282,7 +9702,6 @@
     <w:p>
       <w:pPr>
         <w:rPr>
-          <w:rFonts w:hint="eastAsia"/>
           <w:szCs w:val="21"/>
         </w:rPr>
       </w:pPr>
@@ -10300,7 +9719,6 @@
     <w:p>
       <w:pPr>
         <w:rPr>
-          <w:rFonts w:hint="eastAsia"/>
           <w:szCs w:val="21"/>
         </w:rPr>
       </w:pPr>
@@ -10322,7 +9740,6 @@
     <w:p>
       <w:pPr>
         <w:rPr>
-          <w:rFonts w:hint="eastAsia"/>
           <w:szCs w:val="21"/>
         </w:rPr>
       </w:pPr>
@@ -10441,39 +9858,34 @@
     <w:p>
       <w:pPr>
         <w:rPr>
-          <w:rFonts w:hint="eastAsia"/>
-          <w:szCs w:val="21"/>
-        </w:rPr>
-      </w:pPr>
-    </w:p>
-    <w:p>
-      <w:pPr>
-        <w:rPr>
-          <w:rFonts w:hint="eastAsia"/>
-          <w:szCs w:val="21"/>
-        </w:rPr>
-      </w:pPr>
-    </w:p>
-    <w:p>
-      <w:pPr>
-        <w:rPr>
-          <w:rFonts w:hint="eastAsia"/>
-          <w:szCs w:val="21"/>
-        </w:rPr>
-      </w:pPr>
-    </w:p>
-    <w:p>
-      <w:pPr>
-        <w:rPr>
-          <w:rFonts w:hint="eastAsia"/>
-          <w:szCs w:val="21"/>
-        </w:rPr>
-      </w:pPr>
-    </w:p>
-    <w:p>
-      <w:pPr>
-        <w:rPr>
-          <w:rFonts w:hint="eastAsia"/>
+          <w:szCs w:val="21"/>
+        </w:rPr>
+      </w:pPr>
+    </w:p>
+    <w:p>
+      <w:pPr>
+        <w:rPr>
+          <w:szCs w:val="21"/>
+        </w:rPr>
+      </w:pPr>
+    </w:p>
+    <w:p>
+      <w:pPr>
+        <w:rPr>
+          <w:szCs w:val="21"/>
+        </w:rPr>
+      </w:pPr>
+    </w:p>
+    <w:p>
+      <w:pPr>
+        <w:rPr>
+          <w:szCs w:val="21"/>
+        </w:rPr>
+      </w:pPr>
+    </w:p>
+    <w:p>
+      <w:pPr>
+        <w:rPr>
           <w:szCs w:val="21"/>
         </w:rPr>
       </w:pPr>
@@ -10488,23 +9900,20 @@
     <w:p>
       <w:pPr>
         <w:rPr>
-          <w:rFonts w:hint="eastAsia"/>
-          <w:szCs w:val="21"/>
-        </w:rPr>
-      </w:pPr>
-    </w:p>
-    <w:p>
-      <w:pPr>
-        <w:rPr>
-          <w:rFonts w:hint="eastAsia"/>
-          <w:szCs w:val="21"/>
-        </w:rPr>
-      </w:pPr>
-    </w:p>
-    <w:p>
-      <w:pPr>
-        <w:rPr>
-          <w:rFonts w:hint="eastAsia"/>
+          <w:szCs w:val="21"/>
+        </w:rPr>
+      </w:pPr>
+    </w:p>
+    <w:p>
+      <w:pPr>
+        <w:rPr>
+          <w:szCs w:val="21"/>
+        </w:rPr>
+      </w:pPr>
+    </w:p>
+    <w:p>
+      <w:pPr>
+        <w:rPr>
           <w:szCs w:val="21"/>
         </w:rPr>
       </w:pPr>
@@ -10519,7 +9928,6 @@
     <w:p>
       <w:pPr>
         <w:rPr>
-          <w:rFonts w:hint="eastAsia"/>
           <w:szCs w:val="21"/>
         </w:rPr>
       </w:pPr>
@@ -10537,7 +9945,6 @@
     <w:p>
       <w:pPr>
         <w:rPr>
-          <w:rFonts w:hint="eastAsia"/>
           <w:szCs w:val="21"/>
         </w:rPr>
       </w:pPr>
@@ -10569,7 +9976,6 @@
           <w:numId w:val="21"/>
         </w:numPr>
         <w:rPr>
-          <w:rFonts w:hint="eastAsia"/>
           <w:szCs w:val="21"/>
         </w:rPr>
       </w:pPr>
@@ -10610,7 +10016,6 @@
           <w:numId w:val="21"/>
         </w:numPr>
         <w:rPr>
-          <w:rFonts w:hint="eastAsia"/>
           <w:szCs w:val="21"/>
         </w:rPr>
       </w:pPr>
@@ -10646,7 +10051,6 @@
     <w:p>
       <w:pPr>
         <w:rPr>
-          <w:rFonts w:hint="eastAsia"/>
           <w:szCs w:val="21"/>
         </w:rPr>
       </w:pPr>
@@ -10709,7 +10113,6 @@
           <w:numId w:val="22"/>
         </w:numPr>
         <w:rPr>
-          <w:rFonts w:hint="eastAsia"/>
           <w:szCs w:val="21"/>
         </w:rPr>
       </w:pPr>
@@ -10736,7 +10139,6 @@
           <w:numId w:val="22"/>
         </w:numPr>
         <w:rPr>
-          <w:rFonts w:hint="eastAsia"/>
           <w:szCs w:val="21"/>
         </w:rPr>
       </w:pPr>
@@ -10762,7 +10164,6 @@
           <w:numId w:val="22"/>
         </w:numPr>
         <w:rPr>
-          <w:rFonts w:hint="eastAsia"/>
           <w:szCs w:val="21"/>
         </w:rPr>
       </w:pPr>
@@ -10784,39 +10185,34 @@
     <w:p>
       <w:pPr>
         <w:rPr>
-          <w:rFonts w:hint="eastAsia"/>
-          <w:szCs w:val="21"/>
-        </w:rPr>
-      </w:pPr>
-    </w:p>
-    <w:p>
-      <w:pPr>
-        <w:rPr>
-          <w:rFonts w:hint="eastAsia"/>
-          <w:szCs w:val="21"/>
-        </w:rPr>
-      </w:pPr>
-    </w:p>
-    <w:p>
-      <w:pPr>
-        <w:rPr>
-          <w:rFonts w:hint="eastAsia"/>
-          <w:szCs w:val="21"/>
-        </w:rPr>
-      </w:pPr>
-    </w:p>
-    <w:p>
-      <w:pPr>
-        <w:rPr>
-          <w:rFonts w:hint="eastAsia"/>
-          <w:szCs w:val="21"/>
-        </w:rPr>
-      </w:pPr>
-    </w:p>
-    <w:p>
-      <w:pPr>
-        <w:rPr>
-          <w:rFonts w:hint="eastAsia"/>
+          <w:szCs w:val="21"/>
+        </w:rPr>
+      </w:pPr>
+    </w:p>
+    <w:p>
+      <w:pPr>
+        <w:rPr>
+          <w:szCs w:val="21"/>
+        </w:rPr>
+      </w:pPr>
+    </w:p>
+    <w:p>
+      <w:pPr>
+        <w:rPr>
+          <w:szCs w:val="21"/>
+        </w:rPr>
+      </w:pPr>
+    </w:p>
+    <w:p>
+      <w:pPr>
+        <w:rPr>
+          <w:szCs w:val="21"/>
+        </w:rPr>
+      </w:pPr>
+    </w:p>
+    <w:p>
+      <w:pPr>
+        <w:rPr>
           <w:szCs w:val="21"/>
         </w:rPr>
       </w:pPr>
@@ -10839,53 +10235,43 @@
         <w:rPr>
           <w:szCs w:val="21"/>
         </w:rPr>
-        <w:t xml:space="preserve">. During the </w:t>
-      </w:r>
+        <w:t>. During the critical phase of developing the Eden series of intelligent robots, she resolutely participated in key experiments to break through technical bottlenecks. In 2053, she sacrificed her life to make the successful launch of Eden - 2 possible. Compared with the first generation, this robot has a faster thinking response and a more lifelike texture. Her spirit of dedication to science will always be remembered.</w:t>
+      </w:r>
+      <w:bookmarkEnd w:id="27"/>
+    </w:p>
+    <w:p>
+      <w:pPr>
+        <w:rPr>
+          <w:szCs w:val="21"/>
+        </w:rPr>
+      </w:pPr>
+    </w:p>
+    <w:p>
+      <w:pPr>
+        <w:rPr>
+          <w:szCs w:val="21"/>
+        </w:rPr>
+      </w:pPr>
+    </w:p>
+    <w:p>
+      <w:pPr>
+        <w:rPr>
+          <w:szCs w:val="21"/>
+        </w:rPr>
+      </w:pPr>
+    </w:p>
+    <w:p>
+      <w:pPr>
+        <w:rPr>
+          <w:szCs w:val="21"/>
+        </w:rPr>
+      </w:pPr>
+      <w:bookmarkStart w:id="28" w:name="OLE_LINK27"/>
       <w:r>
         <w:rPr>
           <w:szCs w:val="21"/>
         </w:rPr>
         <w:lastRenderedPageBreak/>
-        <w:t>critical phase of developing the Eden series of intelligent robots, she resolutely participated in key experiments to break through technical bottlenecks. In 2053, she sacrificed her life to make the successful launch of Eden - 2 possible. Compared with the first generation, this robot has a faster thinking response and a more lifelike texture. Her spirit of dedication to science will always be remembered.</w:t>
-      </w:r>
-      <w:bookmarkEnd w:id="27"/>
-    </w:p>
-    <w:p>
-      <w:pPr>
-        <w:rPr>
-          <w:rFonts w:hint="eastAsia"/>
-          <w:szCs w:val="21"/>
-        </w:rPr>
-      </w:pPr>
-    </w:p>
-    <w:p>
-      <w:pPr>
-        <w:rPr>
-          <w:rFonts w:hint="eastAsia"/>
-          <w:szCs w:val="21"/>
-        </w:rPr>
-      </w:pPr>
-    </w:p>
-    <w:p>
-      <w:pPr>
-        <w:rPr>
-          <w:rFonts w:hint="eastAsia"/>
-          <w:szCs w:val="21"/>
-        </w:rPr>
-      </w:pPr>
-    </w:p>
-    <w:p>
-      <w:pPr>
-        <w:rPr>
-          <w:rFonts w:hint="eastAsia"/>
-          <w:szCs w:val="21"/>
-        </w:rPr>
-      </w:pPr>
-      <w:bookmarkStart w:id="28" w:name="OLE_LINK27"/>
-      <w:r>
-        <w:rPr>
-          <w:szCs w:val="21"/>
-        </w:rPr>
         <w:t>Abel Eden (2043–?), grandson of the founder of Verrp, demonstrated exceptional aptitude in mathematics and engineering from early childhood, earning widespread acclaim as "the Prodigy." His precocious achievements in these domains infused the company's development with distinctive momentum. This statue, depicting him alongside his mother Ema, not only immortalizes the radiance of his youthful talent but also embodies the warmth of familial affection, bearing witness to a growth trajectory where innate genius and familial nurture converge.</w:t>
       </w:r>
       <w:r>
@@ -10900,12 +10286,679 @@
     <w:p>
       <w:pPr>
         <w:rPr>
-          <w:rFonts w:hint="eastAsia"/>
           <w:szCs w:val="21"/>
         </w:rPr>
       </w:pPr>
     </w:p>
     <w:bookmarkEnd w:id="26"/>
+    <w:p>
+      <w:pPr>
+        <w:rPr>
+          <w:szCs w:val="21"/>
+        </w:rPr>
+      </w:pPr>
+    </w:p>
+    <w:p>
+      <w:pPr>
+        <w:rPr>
+          <w:szCs w:val="21"/>
+        </w:rPr>
+      </w:pPr>
+    </w:p>
+    <w:p>
+      <w:pPr>
+        <w:rPr>
+          <w:szCs w:val="21"/>
+        </w:rPr>
+      </w:pPr>
+    </w:p>
+    <w:p>
+      <w:pPr>
+        <w:rPr>
+          <w:b/>
+          <w:bCs/>
+          <w:sz w:val="52"/>
+          <w:szCs w:val="52"/>
+        </w:rPr>
+      </w:pPr>
+      <w:r>
+        <w:rPr>
+          <w:b/>
+          <w:bCs/>
+          <w:sz w:val="52"/>
+          <w:szCs w:val="52"/>
+        </w:rPr>
+        <w:t>Harry</w:t>
+      </w:r>
+    </w:p>
+    <w:p>
+      <w:pPr>
+        <w:rPr>
+          <w:b/>
+          <w:bCs/>
+          <w:szCs w:val="21"/>
+        </w:rPr>
+      </w:pPr>
+      <w:r>
+        <w:rPr>
+          <w:b/>
+          <w:bCs/>
+          <w:szCs w:val="21"/>
+        </w:rPr>
+        <w:t>Assassination Contract</w:t>
+      </w:r>
+    </w:p>
+    <w:p>
+      <w:pPr>
+        <w:rPr>
+          <w:b/>
+          <w:bCs/>
+          <w:szCs w:val="21"/>
+        </w:rPr>
+      </w:pPr>
+      <w:r>
+        <w:rPr>
+          <w:b/>
+          <w:bCs/>
+          <w:szCs w:val="21"/>
+        </w:rPr>
+        <w:t>Target Information</w:t>
+      </w:r>
+    </w:p>
+    <w:p>
+      <w:pPr>
+        <w:numPr>
+          <w:ilvl w:val="0"/>
+          <w:numId w:val="26"/>
+        </w:numPr>
+        <w:rPr>
+          <w:szCs w:val="21"/>
+        </w:rPr>
+      </w:pPr>
+      <w:r>
+        <w:rPr>
+          <w:szCs w:val="21"/>
+        </w:rPr>
+        <w:t>Name: Ms. Lailah</w:t>
+      </w:r>
+    </w:p>
+    <w:p>
+      <w:pPr>
+        <w:numPr>
+          <w:ilvl w:val="0"/>
+          <w:numId w:val="26"/>
+        </w:numPr>
+        <w:rPr>
+          <w:szCs w:val="21"/>
+        </w:rPr>
+      </w:pPr>
+      <w:r>
+        <w:rPr>
+          <w:szCs w:val="21"/>
+        </w:rPr>
+        <w:t xml:space="preserve">Identity: </w:t>
+      </w:r>
+      <w:proofErr w:type="spellStart"/>
+      <w:r>
+        <w:rPr>
+          <w:szCs w:val="21"/>
+        </w:rPr>
+        <w:t>Verrp</w:t>
+      </w:r>
+      <w:proofErr w:type="spellEnd"/>
+      <w:r>
+        <w:rPr>
+          <w:szCs w:val="21"/>
+        </w:rPr>
+        <w:t xml:space="preserve"> CEO &amp; Chairman</w:t>
+      </w:r>
+    </w:p>
+    <w:p>
+      <w:pPr>
+        <w:numPr>
+          <w:ilvl w:val="0"/>
+          <w:numId w:val="26"/>
+        </w:numPr>
+        <w:rPr>
+          <w:szCs w:val="21"/>
+        </w:rPr>
+      </w:pPr>
+      <w:r>
+        <w:rPr>
+          <w:szCs w:val="21"/>
+        </w:rPr>
+        <w:t>Description: Caucasian female, 165cm, blonde hair</w:t>
+      </w:r>
+    </w:p>
+    <w:p>
+      <w:pPr>
+        <w:rPr>
+          <w:b/>
+          <w:bCs/>
+          <w:szCs w:val="21"/>
+        </w:rPr>
+      </w:pPr>
+      <w:r>
+        <w:rPr>
+          <w:b/>
+          <w:bCs/>
+          <w:szCs w:val="21"/>
+        </w:rPr>
+        <w:t>Confidentiality Agreement</w:t>
+      </w:r>
+    </w:p>
+    <w:p>
+      <w:pPr>
+        <w:numPr>
+          <w:ilvl w:val="0"/>
+          <w:numId w:val="27"/>
+        </w:numPr>
+        <w:rPr>
+          <w:szCs w:val="21"/>
+        </w:rPr>
+      </w:pPr>
+      <w:r>
+        <w:rPr>
+          <w:szCs w:val="21"/>
+        </w:rPr>
+        <w:t>Party B shall not investigate Party A's true identity.</w:t>
+      </w:r>
+    </w:p>
+    <w:p>
+      <w:pPr>
+        <w:numPr>
+          <w:ilvl w:val="0"/>
+          <w:numId w:val="27"/>
+        </w:numPr>
+        <w:rPr>
+          <w:szCs w:val="21"/>
+        </w:rPr>
+      </w:pPr>
+      <w:r>
+        <w:rPr>
+          <w:szCs w:val="21"/>
+        </w:rPr>
+        <w:t>Both parties' identities shall remain permanently confidential.</w:t>
+      </w:r>
+    </w:p>
+    <w:p>
+      <w:pPr>
+        <w:numPr>
+          <w:ilvl w:val="0"/>
+          <w:numId w:val="27"/>
+        </w:numPr>
+        <w:rPr>
+          <w:szCs w:val="21"/>
+        </w:rPr>
+      </w:pPr>
+      <w:r>
+        <w:rPr>
+          <w:szCs w:val="21"/>
+        </w:rPr>
+        <w:t>This contract shall be destroyed upon completion of the mission.</w:t>
+      </w:r>
+    </w:p>
+    <w:p>
+      <w:pPr>
+        <w:rPr>
+          <w:szCs w:val="21"/>
+        </w:rPr>
+      </w:pPr>
+      <w:r>
+        <w:rPr>
+          <w:szCs w:val="21"/>
+        </w:rPr>
+        <w:pict w14:anchorId="44C8196F">
+          <v:rect id="_x0000_i1031" style="width:0;height:1.5pt" o:hralign="center" o:hrstd="t" o:hr="t" fillcolor="#a0a0a0" stroked="f"/>
+        </w:pict>
+      </w:r>
+    </w:p>
+    <w:p>
+      <w:pPr>
+        <w:rPr>
+          <w:szCs w:val="21"/>
+        </w:rPr>
+      </w:pPr>
+      <w:r>
+        <w:rPr>
+          <w:szCs w:val="21"/>
+        </w:rPr>
+        <w:t>Party A Codename: J</w:t>
+      </w:r>
+    </w:p>
+    <w:p>
+      <w:pPr>
+        <w:rPr>
+          <w:szCs w:val="21"/>
+        </w:rPr>
+      </w:pPr>
+      <w:r>
+        <w:rPr>
+          <w:szCs w:val="21"/>
+        </w:rPr>
+        <w:t>Party B Codename: [BLANK]</w:t>
+      </w:r>
+    </w:p>
+    <w:p>
+      <w:pPr>
+        <w:rPr>
+          <w:szCs w:val="21"/>
+        </w:rPr>
+      </w:pPr>
+      <w:r>
+        <w:rPr>
+          <w:i/>
+          <w:iCs/>
+          <w:szCs w:val="21"/>
+        </w:rPr>
+        <w:t>"Contract binding, no survival guarantee"</w:t>
+      </w:r>
+    </w:p>
+    <w:p>
+      <w:pPr>
+        <w:rPr>
+          <w:szCs w:val="21"/>
+        </w:rPr>
+      </w:pPr>
+    </w:p>
+    <w:p>
+      <w:pPr>
+        <w:rPr>
+          <w:szCs w:val="21"/>
+        </w:rPr>
+      </w:pPr>
+    </w:p>
+    <w:p>
+      <w:pPr>
+        <w:rPr>
+          <w:szCs w:val="21"/>
+        </w:rPr>
+      </w:pPr>
+      <w:r>
+        <w:rPr>
+          <w:szCs w:val="21"/>
+        </w:rPr>
+        <w:t>Lailah语音追加</w:t>
+      </w:r>
+    </w:p>
+    <w:p>
+      <w:pPr>
+        <w:numPr>
+          <w:ilvl w:val="0"/>
+          <w:numId w:val="28"/>
+        </w:numPr>
+        <w:rPr>
+          <w:szCs w:val="21"/>
+        </w:rPr>
+      </w:pPr>
+      <w:r>
+        <w:rPr>
+          <w:szCs w:val="21"/>
+        </w:rPr>
+        <w:t xml:space="preserve">你毁掉的每台Eden机体背后都是一笔巨额财富。继续推进——是验证我主导的Eden系列的强大，还是证明你比父亲还天真？Abel ，you finally come. But </w:t>
+      </w:r>
+      <w:proofErr w:type="spellStart"/>
+      <w:r>
+        <w:rPr>
+          <w:szCs w:val="21"/>
+        </w:rPr>
+        <w:t>dont</w:t>
+      </w:r>
+      <w:proofErr w:type="spellEnd"/>
+      <w:r>
+        <w:rPr>
+          <w:szCs w:val="21"/>
+        </w:rPr>
+        <w:t xml:space="preserve"> you know Every Eden unit you destroy costs a fortune in assets. Push forward — are you stress-testing my product line, or proving you're just as naive as your father?</w:t>
+      </w:r>
+    </w:p>
+    <w:p>
+      <w:pPr>
+        <w:rPr>
+          <w:szCs w:val="21"/>
+        </w:rPr>
+      </w:pPr>
+    </w:p>
+    <w:p>
+      <w:pPr>
+        <w:rPr>
+          <w:rFonts w:hint="eastAsia"/>
+          <w:szCs w:val="21"/>
+        </w:rPr>
+      </w:pPr>
+      <w:r>
+        <w:rPr>
+          <w:szCs w:val="21"/>
+        </w:rPr>
+        <w:t>Abel</w:t>
+      </w:r>
+      <w:r>
+        <w:rPr>
+          <w:rFonts w:hint="eastAsia"/>
+          <w:szCs w:val="21"/>
+        </w:rPr>
+        <w:t>试炼</w:t>
+      </w:r>
+    </w:p>
+    <w:p>
+      <w:pPr>
+        <w:rPr>
+          <w:szCs w:val="21"/>
+        </w:rPr>
+      </w:pPr>
+      <w:proofErr w:type="gramStart"/>
+      <w:r>
+        <w:rPr>
+          <w:szCs w:val="21"/>
+        </w:rPr>
+        <w:t>1 .</w:t>
+      </w:r>
+      <w:proofErr w:type="gramEnd"/>
+      <w:r>
+        <w:rPr>
+          <w:szCs w:val="21"/>
+        </w:rPr>
+        <w:t xml:space="preserve"> There are two enemies ahead. Try to use dematerialization to deal with these two enemies.</w:t>
+      </w:r>
+    </w:p>
+    <w:p>
+      <w:pPr>
+        <w:numPr>
+          <w:ilvl w:val="0"/>
+          <w:numId w:val="29"/>
+        </w:numPr>
+        <w:rPr>
+          <w:szCs w:val="21"/>
+        </w:rPr>
+      </w:pPr>
+      <w:r>
+        <w:rPr>
+          <w:szCs w:val="21"/>
+        </w:rPr>
+        <w:t>Try to use hologram to distract the enemy.</w:t>
+      </w:r>
+    </w:p>
+    <w:p>
+      <w:pPr>
+        <w:numPr>
+          <w:ilvl w:val="0"/>
+          <w:numId w:val="29"/>
+        </w:numPr>
+        <w:rPr>
+          <w:szCs w:val="21"/>
+        </w:rPr>
+      </w:pPr>
+      <w:r>
+        <w:rPr>
+          <w:szCs w:val="21"/>
+        </w:rPr>
+        <w:t xml:space="preserve">This is Reborn. Pick it up and place </w:t>
+      </w:r>
+      <w:proofErr w:type="gramStart"/>
+      <w:r>
+        <w:rPr>
+          <w:szCs w:val="21"/>
+        </w:rPr>
+        <w:t>it .</w:t>
+      </w:r>
+      <w:proofErr w:type="gramEnd"/>
+      <w:r>
+        <w:rPr>
+          <w:szCs w:val="21"/>
+        </w:rPr>
+        <w:t xml:space="preserve"> You'll respawn there when you die.</w:t>
+      </w:r>
+    </w:p>
+    <w:p>
+      <w:pPr>
+        <w:rPr>
+          <w:szCs w:val="21"/>
+        </w:rPr>
+      </w:pPr>
+    </w:p>
+    <w:p>
+      <w:pPr>
+        <w:rPr>
+          <w:szCs w:val="21"/>
+        </w:rPr>
+      </w:pPr>
+    </w:p>
+    <w:p>
+      <w:pPr>
+        <w:rPr>
+          <w:szCs w:val="21"/>
+        </w:rPr>
+      </w:pPr>
+      <w:r>
+        <w:rPr>
+          <w:b/>
+          <w:bCs/>
+          <w:sz w:val="28"/>
+          <w:szCs w:val="28"/>
+        </w:rPr>
+        <w:t>初次见面</w:t>
+      </w:r>
+      <w:proofErr w:type="spellStart"/>
+      <w:r>
+        <w:rPr>
+          <w:szCs w:val="21"/>
+        </w:rPr>
+        <w:t>abel</w:t>
+      </w:r>
+      <w:proofErr w:type="spellEnd"/>
+    </w:p>
+    <w:p>
+      <w:pPr>
+        <w:rPr>
+          <w:szCs w:val="21"/>
+        </w:rPr>
+      </w:pPr>
+      <w:r>
+        <w:rPr>
+          <w:szCs w:val="21"/>
+        </w:rPr>
+        <w:t>“Welcome to my training ground. But first — who are you?”</w:t>
+      </w:r>
+    </w:p>
+    <w:p>
+      <w:pPr>
+        <w:rPr>
+          <w:szCs w:val="21"/>
+        </w:rPr>
+      </w:pPr>
+      <w:r>
+        <w:rPr>
+          <w:szCs w:val="21"/>
+        </w:rPr>
+        <w:lastRenderedPageBreak/>
+        <w:t>“Oh I see，you're here to assassinate Lailah. Our paths cross，we share the same goal.”</w:t>
+      </w:r>
+    </w:p>
+    <w:p>
+      <w:pPr>
+        <w:rPr>
+          <w:szCs w:val="21"/>
+        </w:rPr>
+      </w:pPr>
+      <w:r>
+        <w:rPr>
+          <w:szCs w:val="21"/>
+        </w:rPr>
+        <w:t>“</w:t>
+      </w:r>
+      <w:proofErr w:type="gramStart"/>
+      <w:r>
+        <w:rPr>
+          <w:szCs w:val="21"/>
+        </w:rPr>
+        <w:t>try</w:t>
+      </w:r>
+      <w:proofErr w:type="gramEnd"/>
+      <w:r>
+        <w:rPr>
+          <w:szCs w:val="21"/>
+        </w:rPr>
+        <w:t xml:space="preserve"> to use the ability </w:t>
+      </w:r>
+      <w:proofErr w:type="spellStart"/>
+      <w:r>
+        <w:rPr>
+          <w:szCs w:val="21"/>
+        </w:rPr>
+        <w:t>i</w:t>
+      </w:r>
+      <w:proofErr w:type="spellEnd"/>
+      <w:r>
+        <w:rPr>
+          <w:szCs w:val="21"/>
+        </w:rPr>
+        <w:t xml:space="preserve"> gave you to finish the trail.”</w:t>
+      </w:r>
+    </w:p>
+    <w:p>
+      <w:pPr>
+        <w:rPr>
+          <w:szCs w:val="21"/>
+        </w:rPr>
+      </w:pPr>
+    </w:p>
+    <w:p>
+      <w:pPr>
+        <w:rPr>
+          <w:szCs w:val="21"/>
+        </w:rPr>
+      </w:pPr>
+    </w:p>
+    <w:p>
+      <w:pPr>
+        <w:rPr>
+          <w:szCs w:val="21"/>
+        </w:rPr>
+      </w:pPr>
+    </w:p>
+    <w:p>
+      <w:pPr>
+        <w:rPr>
+          <w:rFonts w:hint="eastAsia"/>
+          <w:szCs w:val="21"/>
+        </w:rPr>
+      </w:pPr>
+      <w:r>
+        <w:rPr>
+          <w:rFonts w:hint="eastAsia"/>
+          <w:szCs w:val="21"/>
+        </w:rPr>
+        <w:t>最后</w:t>
+      </w:r>
+    </w:p>
+    <w:p>
+      <w:pPr>
+        <w:rPr>
+          <w:szCs w:val="21"/>
+        </w:rPr>
+      </w:pPr>
+      <w:r>
+        <w:rPr>
+          <w:szCs w:val="21"/>
+        </w:rPr>
+        <w:t>Lailah's access has been terminated.</w:t>
+      </w:r>
+    </w:p>
+    <w:p>
+      <w:pPr>
+        <w:rPr>
+          <w:szCs w:val="21"/>
+        </w:rPr>
+      </w:pPr>
+      <w:r>
+        <w:rPr>
+          <w:szCs w:val="21"/>
+        </w:rPr>
+        <w:t>All projects now managed by Abel Eden.</w:t>
+      </w:r>
+    </w:p>
+    <w:p>
+      <w:pPr>
+        <w:rPr>
+          <w:szCs w:val="21"/>
+        </w:rPr>
+      </w:pPr>
+      <w:r>
+        <w:rPr>
+          <w:szCs w:val="21"/>
+        </w:rPr>
+        <w:t xml:space="preserve">Sole administrator: Abel Eden. </w:t>
+      </w:r>
+    </w:p>
+    <w:p>
+      <w:pPr>
+        <w:rPr>
+          <w:szCs w:val="21"/>
+        </w:rPr>
+      </w:pPr>
+    </w:p>
+    <w:p>
+      <w:pPr>
+        <w:rPr>
+          <w:szCs w:val="21"/>
+        </w:rPr>
+      </w:pPr>
+      <w:r>
+        <w:rPr>
+          <w:szCs w:val="21"/>
+        </w:rPr>
+        <w:t>“Hello，</w:t>
+      </w:r>
+      <w:proofErr w:type="spellStart"/>
+      <w:r>
+        <w:rPr>
+          <w:szCs w:val="21"/>
+        </w:rPr>
+        <w:t>Verrp</w:t>
+      </w:r>
+      <w:proofErr w:type="spellEnd"/>
+      <w:r>
+        <w:rPr>
+          <w:szCs w:val="21"/>
+        </w:rPr>
+        <w:t>！”</w:t>
+      </w:r>
+    </w:p>
+    <w:p>
+      <w:pPr>
+        <w:rPr>
+          <w:szCs w:val="21"/>
+        </w:rPr>
+      </w:pPr>
+    </w:p>
+    <w:p>
+      <w:pPr>
+        <w:rPr>
+          <w:szCs w:val="21"/>
+        </w:rPr>
+      </w:pPr>
+    </w:p>
+    <w:p>
+      <w:pPr>
+        <w:rPr>
+          <w:szCs w:val="21"/>
+        </w:rPr>
+      </w:pPr>
+    </w:p>
+    <w:p>
+      <w:pPr>
+        <w:rPr>
+          <w:szCs w:val="21"/>
+        </w:rPr>
+      </w:pPr>
+    </w:p>
+    <w:p>
+      <w:pPr>
+        <w:rPr>
+          <w:szCs w:val="21"/>
+        </w:rPr>
+      </w:pPr>
+    </w:p>
     <w:p>
       <w:pPr>
         <w:rPr>
@@ -10928,11 +10981,6 @@
 <w:endnotes xmlns:wpc="http://schemas.microsoft.com/office/word/2010/wordprocessingCanvas" xmlns:cx="http://schemas.microsoft.com/office/drawing/2014/chartex" xmlns:cx1="http://schemas.microsoft.com/office/drawing/2015/9/8/chartex" xmlns:cx2="http://schemas.microsoft.com/office/drawing/2015/10/21/chartex" xmlns:cx3="http://schemas.microsoft.com/office/drawing/2016/5/9/chartex" xmlns:cx4="http://schemas.microsoft.com/office/drawing/2016/5/10/chartex" xmlns:cx5="http://schemas.microsoft.com/office/drawing/2016/5/11/chartex" xmlns:cx6="http://schemas.microsoft.com/office/drawing/2016/5/12/chartex" xmlns:cx7="http://schemas.microsoft.com/office/drawing/2016/5/13/chartex" xmlns:cx8="http://schemas.microsoft.com/office/drawing/2016/5/14/chartex" xmlns:mc="http://schemas.openxmlformats.org/markup-compatibility/2006" xmlns:aink="http://schemas.microsoft.com/office/drawing/2016/ink" xmlns:am3d="http://schemas.microsoft.com/office/drawing/2017/model3d" xmlns:o="urn:schemas-microsoft-com:office:office" xmlns:oel="http://schemas.microsoft.com/office/2019/extlst" xmlns:r="http://schemas.openxmlformats.org/officeDocument/2006/relationships" xmlns:m="http://schemas.openxmlformats.org/officeDocument/2006/math" xmlns:v="urn:schemas-microsoft-com:vml" xmlns:wp14="http://schemas.microsoft.com/office/word/2010/wordprocessingDrawing" xmlns:wp="http://schemas.openxmlformats.org/drawingml/2006/wordprocessingDrawing" xmlns:w10="urn:schemas-microsoft-com:office:word" xmlns:w="http://schemas.openxmlformats.org/wordprocessingml/2006/main" xmlns:w14="http://schemas.microsoft.com/office/word/2010/wordml" xmlns:w15="http://schemas.microsoft.com/office/word/2012/wordml" xmlns:w16cex="http://schemas.microsoft.com/office/word/2018/wordml/cex" xmlns:w16cid="http://schemas.microsoft.com/office/word/2016/wordml/cid" xmlns:w16="http://schemas.microsoft.com/office/word/2018/wordml" xmlns:w16du="http://schemas.microsoft.com/office/word/2023/wordml/word16du" xmlns:w16sdtdh="http://schemas.microsoft.com/office/word/2020/wordml/sdtdatahash" xmlns:w16sdtfl="http://schemas.microsoft.com/office/word/2024/wordml/sdtformatlock" xmlns:w16se="http://schemas.microsoft.com/office/word/2015/wordml/symex" xmlns:wpg="http://schemas.microsoft.com/office/word/2010/wordprocessingGroup" xmlns:wpi="http://schemas.microsoft.com/office/word/2010/wordprocessingInk" xmlns:wne="http://schemas.microsoft.com/office/word/2006/wordml" xmlns:wps="http://schemas.microsoft.com/office/word/2010/wordprocessingShape" mc:Ignorable="w14 w15 w16se w16cid w16 w16cex w16sdtdh w16sdtfl w16du wp14">
   <w:endnote w:type="separator" w:id="-1">
     <w:p>
-      <w:pPr>
-        <w:rPr>
-          <w:rFonts w:hint="eastAsia"/>
-        </w:rPr>
-      </w:pPr>
       <w:r>
         <w:separator/>
       </w:r>
@@ -10940,11 +10988,6 @@
   </w:endnote>
   <w:endnote w:type="continuationSeparator" w:id="0">
     <w:p>
-      <w:pPr>
-        <w:rPr>
-          <w:rFonts w:hint="eastAsia"/>
-        </w:rPr>
-      </w:pPr>
       <w:r>
         <w:continuationSeparator/>
       </w:r>
@@ -10957,11 +11000,6 @@
 <w:footnotes xmlns:wpc="http://schemas.microsoft.com/office/word/2010/wordprocessingCanvas" xmlns:cx="http://schemas.microsoft.com/office/drawing/2014/chartex" xmlns:cx1="http://schemas.microsoft.com/office/drawing/2015/9/8/chartex" xmlns:cx2="http://schemas.microsoft.com/office/drawing/2015/10/21/chartex" xmlns:cx3="http://schemas.microsoft.com/office/drawing/2016/5/9/chartex" xmlns:cx4="http://schemas.microsoft.com/office/drawing/2016/5/10/chartex" xmlns:cx5="http://schemas.microsoft.com/office/drawing/2016/5/11/chartex" xmlns:cx6="http://schemas.microsoft.com/office/drawing/2016/5/12/chartex" xmlns:cx7="http://schemas.microsoft.com/office/drawing/2016/5/13/chartex" xmlns:cx8="http://schemas.microsoft.com/office/drawing/2016/5/14/chartex" xmlns:mc="http://schemas.openxmlformats.org/markup-compatibility/2006" xmlns:aink="http://schemas.microsoft.com/office/drawing/2016/ink" xmlns:am3d="http://schemas.microsoft.com/office/drawing/2017/model3d" xmlns:o="urn:schemas-microsoft-com:office:office" xmlns:oel="http://schemas.microsoft.com/office/2019/extlst" xmlns:r="http://schemas.openxmlformats.org/officeDocument/2006/relationships" xmlns:m="http://schemas.openxmlformats.org/officeDocument/2006/math" xmlns:v="urn:schemas-microsoft-com:vml" xmlns:wp14="http://schemas.microsoft.com/office/word/2010/wordprocessingDrawing" xmlns:wp="http://schemas.openxmlformats.org/drawingml/2006/wordprocessingDrawing" xmlns:w10="urn:schemas-microsoft-com:office:word" xmlns:w="http://schemas.openxmlformats.org/wordprocessingml/2006/main" xmlns:w14="http://schemas.microsoft.com/office/word/2010/wordml" xmlns:w15="http://schemas.microsoft.com/office/word/2012/wordml" xmlns:w16cex="http://schemas.microsoft.com/office/word/2018/wordml/cex" xmlns:w16cid="http://schemas.microsoft.com/office/word/2016/wordml/cid" xmlns:w16="http://schemas.microsoft.com/office/word/2018/wordml" xmlns:w16du="http://schemas.microsoft.com/office/word/2023/wordml/word16du" xmlns:w16sdtdh="http://schemas.microsoft.com/office/word/2020/wordml/sdtdatahash" xmlns:w16sdtfl="http://schemas.microsoft.com/office/word/2024/wordml/sdtformatlock" xmlns:w16se="http://schemas.microsoft.com/office/word/2015/wordml/symex" xmlns:wpg="http://schemas.microsoft.com/office/word/2010/wordprocessingGroup" xmlns:wpi="http://schemas.microsoft.com/office/word/2010/wordprocessingInk" xmlns:wne="http://schemas.microsoft.com/office/word/2006/wordml" xmlns:wps="http://schemas.microsoft.com/office/word/2010/wordprocessingShape" mc:Ignorable="w14 w15 w16se w16cid w16 w16cex w16sdtdh w16sdtfl w16du wp14">
   <w:footnote w:type="separator" w:id="-1">
     <w:p>
-      <w:pPr>
-        <w:rPr>
-          <w:rFonts w:hint="eastAsia"/>
-        </w:rPr>
-      </w:pPr>
       <w:r>
         <w:separator/>
       </w:r>
@@ -10969,11 +11007,6 @@
   </w:footnote>
   <w:footnote w:type="continuationSeparator" w:id="0">
     <w:p>
-      <w:pPr>
-        <w:rPr>
-          <w:rFonts w:hint="eastAsia"/>
-        </w:rPr>
-      </w:pPr>
       <w:r>
         <w:continuationSeparator/>
       </w:r>
@@ -11134,6 +11167,155 @@
     </w:lvl>
   </w:abstractNum>
   <w:abstractNum w:abstractNumId="1" w15:restartNumberingAfterBreak="0">
+    <w:nsid w:val="078C3745"/>
+    <w:multiLevelType w:val="multilevel"/>
+    <w:tmpl w:val="243C593C"/>
+    <w:lvl w:ilvl="0">
+      <w:start w:val="1"/>
+      <w:numFmt w:val="bullet"/>
+      <w:lvlText w:val=""/>
+      <w:lvlJc w:val="left"/>
+      <w:pPr>
+        <w:tabs>
+          <w:tab w:val="num" w:pos="720"/>
+        </w:tabs>
+        <w:ind w:left="720" w:hanging="360"/>
+      </w:pPr>
+      <w:rPr>
+        <w:rFonts w:ascii="Symbol" w:hAnsi="Symbol" w:hint="default"/>
+        <w:sz w:val="20"/>
+      </w:rPr>
+    </w:lvl>
+    <w:lvl w:ilvl="1" w:tentative="1">
+      <w:start w:val="1"/>
+      <w:numFmt w:val="bullet"/>
+      <w:lvlText w:val="o"/>
+      <w:lvlJc w:val="left"/>
+      <w:pPr>
+        <w:tabs>
+          <w:tab w:val="num" w:pos="1440"/>
+        </w:tabs>
+        <w:ind w:left="1440" w:hanging="360"/>
+      </w:pPr>
+      <w:rPr>
+        <w:rFonts w:ascii="Courier New" w:hAnsi="Courier New" w:hint="default"/>
+        <w:sz w:val="20"/>
+      </w:rPr>
+    </w:lvl>
+    <w:lvl w:ilvl="2" w:tentative="1">
+      <w:start w:val="1"/>
+      <w:numFmt w:val="bullet"/>
+      <w:lvlText w:val=""/>
+      <w:lvlJc w:val="left"/>
+      <w:pPr>
+        <w:tabs>
+          <w:tab w:val="num" w:pos="2160"/>
+        </w:tabs>
+        <w:ind w:left="2160" w:hanging="360"/>
+      </w:pPr>
+      <w:rPr>
+        <w:rFonts w:ascii="Wingdings" w:hAnsi="Wingdings" w:hint="default"/>
+        <w:sz w:val="20"/>
+      </w:rPr>
+    </w:lvl>
+    <w:lvl w:ilvl="3" w:tentative="1">
+      <w:start w:val="1"/>
+      <w:numFmt w:val="bullet"/>
+      <w:lvlText w:val=""/>
+      <w:lvlJc w:val="left"/>
+      <w:pPr>
+        <w:tabs>
+          <w:tab w:val="num" w:pos="2880"/>
+        </w:tabs>
+        <w:ind w:left="2880" w:hanging="360"/>
+      </w:pPr>
+      <w:rPr>
+        <w:rFonts w:ascii="Wingdings" w:hAnsi="Wingdings" w:hint="default"/>
+        <w:sz w:val="20"/>
+      </w:rPr>
+    </w:lvl>
+    <w:lvl w:ilvl="4" w:tentative="1">
+      <w:start w:val="1"/>
+      <w:numFmt w:val="bullet"/>
+      <w:lvlText w:val=""/>
+      <w:lvlJc w:val="left"/>
+      <w:pPr>
+        <w:tabs>
+          <w:tab w:val="num" w:pos="3600"/>
+        </w:tabs>
+        <w:ind w:left="3600" w:hanging="360"/>
+      </w:pPr>
+      <w:rPr>
+        <w:rFonts w:ascii="Wingdings" w:hAnsi="Wingdings" w:hint="default"/>
+        <w:sz w:val="20"/>
+      </w:rPr>
+    </w:lvl>
+    <w:lvl w:ilvl="5" w:tentative="1">
+      <w:start w:val="1"/>
+      <w:numFmt w:val="bullet"/>
+      <w:lvlText w:val=""/>
+      <w:lvlJc w:val="left"/>
+      <w:pPr>
+        <w:tabs>
+          <w:tab w:val="num" w:pos="4320"/>
+        </w:tabs>
+        <w:ind w:left="4320" w:hanging="360"/>
+      </w:pPr>
+      <w:rPr>
+        <w:rFonts w:ascii="Wingdings" w:hAnsi="Wingdings" w:hint="default"/>
+        <w:sz w:val="20"/>
+      </w:rPr>
+    </w:lvl>
+    <w:lvl w:ilvl="6" w:tentative="1">
+      <w:start w:val="1"/>
+      <w:numFmt w:val="bullet"/>
+      <w:lvlText w:val=""/>
+      <w:lvlJc w:val="left"/>
+      <w:pPr>
+        <w:tabs>
+          <w:tab w:val="num" w:pos="5040"/>
+        </w:tabs>
+        <w:ind w:left="5040" w:hanging="360"/>
+      </w:pPr>
+      <w:rPr>
+        <w:rFonts w:ascii="Wingdings" w:hAnsi="Wingdings" w:hint="default"/>
+        <w:sz w:val="20"/>
+      </w:rPr>
+    </w:lvl>
+    <w:lvl w:ilvl="7" w:tentative="1">
+      <w:start w:val="1"/>
+      <w:numFmt w:val="bullet"/>
+      <w:lvlText w:val=""/>
+      <w:lvlJc w:val="left"/>
+      <w:pPr>
+        <w:tabs>
+          <w:tab w:val="num" w:pos="5760"/>
+        </w:tabs>
+        <w:ind w:left="5760" w:hanging="360"/>
+      </w:pPr>
+      <w:rPr>
+        <w:rFonts w:ascii="Wingdings" w:hAnsi="Wingdings" w:hint="default"/>
+        <w:sz w:val="20"/>
+      </w:rPr>
+    </w:lvl>
+    <w:lvl w:ilvl="8" w:tentative="1">
+      <w:start w:val="1"/>
+      <w:numFmt w:val="bullet"/>
+      <w:lvlText w:val=""/>
+      <w:lvlJc w:val="left"/>
+      <w:pPr>
+        <w:tabs>
+          <w:tab w:val="num" w:pos="6480"/>
+        </w:tabs>
+        <w:ind w:left="6480" w:hanging="360"/>
+      </w:pPr>
+      <w:rPr>
+        <w:rFonts w:ascii="Wingdings" w:hAnsi="Wingdings" w:hint="default"/>
+        <w:sz w:val="20"/>
+      </w:rPr>
+    </w:lvl>
+  </w:abstractNum>
+  <w:abstractNum w:abstractNumId="2" w15:restartNumberingAfterBreak="0">
     <w:nsid w:val="079749CF"/>
     <w:multiLevelType w:val="multilevel"/>
     <w:tmpl w:val="94E80364"/>
@@ -11246,7 +11428,7 @@
       </w:pPr>
     </w:lvl>
   </w:abstractNum>
-  <w:abstractNum w:abstractNumId="2" w15:restartNumberingAfterBreak="0">
+  <w:abstractNum w:abstractNumId="3" w15:restartNumberingAfterBreak="0">
     <w:nsid w:val="092F75AD"/>
     <w:multiLevelType w:val="multilevel"/>
     <w:tmpl w:val="66F8D0A6"/>
@@ -11359,7 +11541,7 @@
       </w:pPr>
     </w:lvl>
   </w:abstractNum>
-  <w:abstractNum w:abstractNumId="3" w15:restartNumberingAfterBreak="0">
+  <w:abstractNum w:abstractNumId="4" w15:restartNumberingAfterBreak="0">
     <w:nsid w:val="140B210D"/>
     <w:multiLevelType w:val="multilevel"/>
     <w:tmpl w:val="41E420D4"/>
@@ -11476,7 +11658,7 @@
       </w:pPr>
     </w:lvl>
   </w:abstractNum>
-  <w:abstractNum w:abstractNumId="4" w15:restartNumberingAfterBreak="0">
+  <w:abstractNum w:abstractNumId="5" w15:restartNumberingAfterBreak="0">
     <w:nsid w:val="166E2C7D"/>
     <w:multiLevelType w:val="multilevel"/>
     <w:tmpl w:val="D7AEB030"/>
@@ -11625,7 +11807,120 @@
       </w:rPr>
     </w:lvl>
   </w:abstractNum>
-  <w:abstractNum w:abstractNumId="5" w15:restartNumberingAfterBreak="0">
+  <w:abstractNum w:abstractNumId="6" w15:restartNumberingAfterBreak="0">
+    <w:nsid w:val="18EE10D7"/>
+    <w:multiLevelType w:val="multilevel"/>
+    <w:tmpl w:val="7A2EDDAC"/>
+    <w:lvl w:ilvl="0">
+      <w:start w:val="1"/>
+      <w:numFmt w:val="decimal"/>
+      <w:lvlText w:val="%1."/>
+      <w:lvlJc w:val="left"/>
+      <w:pPr>
+        <w:tabs>
+          <w:tab w:val="num" w:pos="720"/>
+        </w:tabs>
+        <w:ind w:left="720" w:hanging="360"/>
+      </w:pPr>
+    </w:lvl>
+    <w:lvl w:ilvl="1" w:tentative="1">
+      <w:start w:val="1"/>
+      <w:numFmt w:val="decimal"/>
+      <w:lvlText w:val="%2."/>
+      <w:lvlJc w:val="left"/>
+      <w:pPr>
+        <w:tabs>
+          <w:tab w:val="num" w:pos="1440"/>
+        </w:tabs>
+        <w:ind w:left="1440" w:hanging="360"/>
+      </w:pPr>
+    </w:lvl>
+    <w:lvl w:ilvl="2" w:tentative="1">
+      <w:start w:val="1"/>
+      <w:numFmt w:val="decimal"/>
+      <w:lvlText w:val="%3."/>
+      <w:lvlJc w:val="left"/>
+      <w:pPr>
+        <w:tabs>
+          <w:tab w:val="num" w:pos="2160"/>
+        </w:tabs>
+        <w:ind w:left="2160" w:hanging="360"/>
+      </w:pPr>
+    </w:lvl>
+    <w:lvl w:ilvl="3" w:tentative="1">
+      <w:start w:val="1"/>
+      <w:numFmt w:val="decimal"/>
+      <w:lvlText w:val="%4."/>
+      <w:lvlJc w:val="left"/>
+      <w:pPr>
+        <w:tabs>
+          <w:tab w:val="num" w:pos="2880"/>
+        </w:tabs>
+        <w:ind w:left="2880" w:hanging="360"/>
+      </w:pPr>
+    </w:lvl>
+    <w:lvl w:ilvl="4" w:tentative="1">
+      <w:start w:val="1"/>
+      <w:numFmt w:val="decimal"/>
+      <w:lvlText w:val="%5."/>
+      <w:lvlJc w:val="left"/>
+      <w:pPr>
+        <w:tabs>
+          <w:tab w:val="num" w:pos="3600"/>
+        </w:tabs>
+        <w:ind w:left="3600" w:hanging="360"/>
+      </w:pPr>
+    </w:lvl>
+    <w:lvl w:ilvl="5" w:tentative="1">
+      <w:start w:val="1"/>
+      <w:numFmt w:val="decimal"/>
+      <w:lvlText w:val="%6."/>
+      <w:lvlJc w:val="left"/>
+      <w:pPr>
+        <w:tabs>
+          <w:tab w:val="num" w:pos="4320"/>
+        </w:tabs>
+        <w:ind w:left="4320" w:hanging="360"/>
+      </w:pPr>
+    </w:lvl>
+    <w:lvl w:ilvl="6" w:tentative="1">
+      <w:start w:val="1"/>
+      <w:numFmt w:val="decimal"/>
+      <w:lvlText w:val="%7."/>
+      <w:lvlJc w:val="left"/>
+      <w:pPr>
+        <w:tabs>
+          <w:tab w:val="num" w:pos="5040"/>
+        </w:tabs>
+        <w:ind w:left="5040" w:hanging="360"/>
+      </w:pPr>
+    </w:lvl>
+    <w:lvl w:ilvl="7" w:tentative="1">
+      <w:start w:val="1"/>
+      <w:numFmt w:val="decimal"/>
+      <w:lvlText w:val="%8."/>
+      <w:lvlJc w:val="left"/>
+      <w:pPr>
+        <w:tabs>
+          <w:tab w:val="num" w:pos="5760"/>
+        </w:tabs>
+        <w:ind w:left="5760" w:hanging="360"/>
+      </w:pPr>
+    </w:lvl>
+    <w:lvl w:ilvl="8" w:tentative="1">
+      <w:start w:val="1"/>
+      <w:numFmt w:val="decimal"/>
+      <w:lvlText w:val="%9."/>
+      <w:lvlJc w:val="left"/>
+      <w:pPr>
+        <w:tabs>
+          <w:tab w:val="num" w:pos="6480"/>
+        </w:tabs>
+        <w:ind w:left="6480" w:hanging="360"/>
+      </w:pPr>
+    </w:lvl>
+  </w:abstractNum>
+  <w:abstractNum w:abstractNumId="7" w15:restartNumberingAfterBreak="0">
     <w:nsid w:val="1C3C66DC"/>
     <w:multiLevelType w:val="hybridMultilevel"/>
     <w:tmpl w:val="4CC48452"/>
@@ -11715,7 +12010,7 @@
       </w:pPr>
     </w:lvl>
   </w:abstractNum>
-  <w:abstractNum w:abstractNumId="6" w15:restartNumberingAfterBreak="0">
+  <w:abstractNum w:abstractNumId="8" w15:restartNumberingAfterBreak="0">
     <w:nsid w:val="1C4131E1"/>
     <w:multiLevelType w:val="multilevel"/>
     <w:tmpl w:val="77243D24"/>
@@ -11832,7 +12127,7 @@
       </w:pPr>
     </w:lvl>
   </w:abstractNum>
-  <w:abstractNum w:abstractNumId="7" w15:restartNumberingAfterBreak="0">
+  <w:abstractNum w:abstractNumId="9" w15:restartNumberingAfterBreak="0">
     <w:nsid w:val="25753F04"/>
     <w:multiLevelType w:val="multilevel"/>
     <w:tmpl w:val="6B007A4C"/>
@@ -11949,7 +12244,7 @@
       </w:pPr>
     </w:lvl>
   </w:abstractNum>
-  <w:abstractNum w:abstractNumId="8" w15:restartNumberingAfterBreak="0">
+  <w:abstractNum w:abstractNumId="10" w15:restartNumberingAfterBreak="0">
     <w:nsid w:val="25B41196"/>
     <w:multiLevelType w:val="multilevel"/>
     <w:tmpl w:val="9EC68E44"/>
@@ -12098,7 +12393,7 @@
       </w:rPr>
     </w:lvl>
   </w:abstractNum>
-  <w:abstractNum w:abstractNumId="9" w15:restartNumberingAfterBreak="0">
+  <w:abstractNum w:abstractNumId="11" w15:restartNumberingAfterBreak="0">
     <w:nsid w:val="3012578A"/>
     <w:multiLevelType w:val="multilevel"/>
     <w:tmpl w:val="36E8D8C4"/>
@@ -12215,7 +12510,7 @@
       </w:pPr>
     </w:lvl>
   </w:abstractNum>
-  <w:abstractNum w:abstractNumId="10" w15:restartNumberingAfterBreak="0">
+  <w:abstractNum w:abstractNumId="12" w15:restartNumberingAfterBreak="0">
     <w:nsid w:val="38097D52"/>
     <w:multiLevelType w:val="hybridMultilevel"/>
     <w:tmpl w:val="AE4C1796"/>
@@ -12305,7 +12600,7 @@
       </w:pPr>
     </w:lvl>
   </w:abstractNum>
-  <w:abstractNum w:abstractNumId="11" w15:restartNumberingAfterBreak="0">
+  <w:abstractNum w:abstractNumId="13" w15:restartNumberingAfterBreak="0">
     <w:nsid w:val="4B4F4F49"/>
     <w:multiLevelType w:val="multilevel"/>
     <w:tmpl w:val="D2546A52"/>
@@ -12454,7 +12749,120 @@
       </w:rPr>
     </w:lvl>
   </w:abstractNum>
-  <w:abstractNum w:abstractNumId="12" w15:restartNumberingAfterBreak="0">
+  <w:abstractNum w:abstractNumId="14" w15:restartNumberingAfterBreak="0">
+    <w:nsid w:val="4C546D7D"/>
+    <w:multiLevelType w:val="multilevel"/>
+    <w:tmpl w:val="51024CDC"/>
+    <w:lvl w:ilvl="0">
+      <w:start w:val="1"/>
+      <w:numFmt w:val="decimal"/>
+      <w:lvlText w:val="%1."/>
+      <w:lvlJc w:val="left"/>
+      <w:pPr>
+        <w:tabs>
+          <w:tab w:val="num" w:pos="720"/>
+        </w:tabs>
+        <w:ind w:left="720" w:hanging="360"/>
+      </w:pPr>
+    </w:lvl>
+    <w:lvl w:ilvl="1" w:tentative="1">
+      <w:start w:val="1"/>
+      <w:numFmt w:val="decimal"/>
+      <w:lvlText w:val="%2."/>
+      <w:lvlJc w:val="left"/>
+      <w:pPr>
+        <w:tabs>
+          <w:tab w:val="num" w:pos="1440"/>
+        </w:tabs>
+        <w:ind w:left="1440" w:hanging="360"/>
+      </w:pPr>
+    </w:lvl>
+    <w:lvl w:ilvl="2" w:tentative="1">
+      <w:start w:val="1"/>
+      <w:numFmt w:val="decimal"/>
+      <w:lvlText w:val="%3."/>
+      <w:lvlJc w:val="left"/>
+      <w:pPr>
+        <w:tabs>
+          <w:tab w:val="num" w:pos="2160"/>
+        </w:tabs>
+        <w:ind w:left="2160" w:hanging="360"/>
+      </w:pPr>
+    </w:lvl>
+    <w:lvl w:ilvl="3" w:tentative="1">
+      <w:start w:val="1"/>
+      <w:numFmt w:val="decimal"/>
+      <w:lvlText w:val="%4."/>
+      <w:lvlJc w:val="left"/>
+      <w:pPr>
+        <w:tabs>
+          <w:tab w:val="num" w:pos="2880"/>
+        </w:tabs>
+        <w:ind w:left="2880" w:hanging="360"/>
+      </w:pPr>
+    </w:lvl>
+    <w:lvl w:ilvl="4" w:tentative="1">
+      <w:start w:val="1"/>
+      <w:numFmt w:val="decimal"/>
+      <w:lvlText w:val="%5."/>
+      <w:lvlJc w:val="left"/>
+      <w:pPr>
+        <w:tabs>
+          <w:tab w:val="num" w:pos="3600"/>
+        </w:tabs>
+        <w:ind w:left="3600" w:hanging="360"/>
+      </w:pPr>
+    </w:lvl>
+    <w:lvl w:ilvl="5" w:tentative="1">
+      <w:start w:val="1"/>
+      <w:numFmt w:val="decimal"/>
+      <w:lvlText w:val="%6."/>
+      <w:lvlJc w:val="left"/>
+      <w:pPr>
+        <w:tabs>
+          <w:tab w:val="num" w:pos="4320"/>
+        </w:tabs>
+        <w:ind w:left="4320" w:hanging="360"/>
+      </w:pPr>
+    </w:lvl>
+    <w:lvl w:ilvl="6" w:tentative="1">
+      <w:start w:val="1"/>
+      <w:numFmt w:val="decimal"/>
+      <w:lvlText w:val="%7."/>
+      <w:lvlJc w:val="left"/>
+      <w:pPr>
+        <w:tabs>
+          <w:tab w:val="num" w:pos="5040"/>
+        </w:tabs>
+        <w:ind w:left="5040" w:hanging="360"/>
+      </w:pPr>
+    </w:lvl>
+    <w:lvl w:ilvl="7" w:tentative="1">
+      <w:start w:val="1"/>
+      <w:numFmt w:val="decimal"/>
+      <w:lvlText w:val="%8."/>
+      <w:lvlJc w:val="left"/>
+      <w:pPr>
+        <w:tabs>
+          <w:tab w:val="num" w:pos="5760"/>
+        </w:tabs>
+        <w:ind w:left="5760" w:hanging="360"/>
+      </w:pPr>
+    </w:lvl>
+    <w:lvl w:ilvl="8" w:tentative="1">
+      <w:start w:val="1"/>
+      <w:numFmt w:val="decimal"/>
+      <w:lvlText w:val="%9."/>
+      <w:lvlJc w:val="left"/>
+      <w:pPr>
+        <w:tabs>
+          <w:tab w:val="num" w:pos="6480"/>
+        </w:tabs>
+        <w:ind w:left="6480" w:hanging="360"/>
+      </w:pPr>
+    </w:lvl>
+  </w:abstractNum>
+  <w:abstractNum w:abstractNumId="15" w15:restartNumberingAfterBreak="0">
     <w:nsid w:val="4E7A69BE"/>
     <w:multiLevelType w:val="multilevel"/>
     <w:tmpl w:val="C9D80DCC"/>
@@ -12567,7 +12975,7 @@
       </w:pPr>
     </w:lvl>
   </w:abstractNum>
-  <w:abstractNum w:abstractNumId="13" w15:restartNumberingAfterBreak="0">
+  <w:abstractNum w:abstractNumId="16" w15:restartNumberingAfterBreak="0">
     <w:nsid w:val="51381428"/>
     <w:multiLevelType w:val="multilevel"/>
     <w:tmpl w:val="0480F022"/>
@@ -12716,7 +13124,7 @@
       </w:rPr>
     </w:lvl>
   </w:abstractNum>
-  <w:abstractNum w:abstractNumId="14" w15:restartNumberingAfterBreak="0">
+  <w:abstractNum w:abstractNumId="17" w15:restartNumberingAfterBreak="0">
     <w:nsid w:val="53367637"/>
     <w:multiLevelType w:val="multilevel"/>
     <w:tmpl w:val="CB480788"/>
@@ -12833,7 +13241,7 @@
       </w:pPr>
     </w:lvl>
   </w:abstractNum>
-  <w:abstractNum w:abstractNumId="15" w15:restartNumberingAfterBreak="0">
+  <w:abstractNum w:abstractNumId="18" w15:restartNumberingAfterBreak="0">
     <w:nsid w:val="56874C01"/>
     <w:multiLevelType w:val="multilevel"/>
     <w:tmpl w:val="34A639CE"/>
@@ -12982,7 +13390,7 @@
       </w:rPr>
     </w:lvl>
   </w:abstractNum>
-  <w:abstractNum w:abstractNumId="16" w15:restartNumberingAfterBreak="0">
+  <w:abstractNum w:abstractNumId="19" w15:restartNumberingAfterBreak="0">
     <w:nsid w:val="60B43477"/>
     <w:multiLevelType w:val="multilevel"/>
     <w:tmpl w:val="03763F76"/>
@@ -13095,7 +13503,7 @@
       </w:pPr>
     </w:lvl>
   </w:abstractNum>
-  <w:abstractNum w:abstractNumId="17" w15:restartNumberingAfterBreak="0">
+  <w:abstractNum w:abstractNumId="20" w15:restartNumberingAfterBreak="0">
     <w:nsid w:val="630051FC"/>
     <w:multiLevelType w:val="multilevel"/>
     <w:tmpl w:val="F626C186"/>
@@ -13244,7 +13652,7 @@
       </w:rPr>
     </w:lvl>
   </w:abstractNum>
-  <w:abstractNum w:abstractNumId="18" w15:restartNumberingAfterBreak="0">
+  <w:abstractNum w:abstractNumId="21" w15:restartNumberingAfterBreak="0">
     <w:nsid w:val="681A6B82"/>
     <w:multiLevelType w:val="multilevel"/>
     <w:tmpl w:val="42E4838E"/>
@@ -13357,7 +13765,7 @@
       </w:pPr>
     </w:lvl>
   </w:abstractNum>
-  <w:abstractNum w:abstractNumId="19" w15:restartNumberingAfterBreak="0">
+  <w:abstractNum w:abstractNumId="22" w15:restartNumberingAfterBreak="0">
     <w:nsid w:val="77A96148"/>
     <w:multiLevelType w:val="multilevel"/>
     <w:tmpl w:val="99D06EB8"/>
@@ -13474,7 +13882,120 @@
       </w:pPr>
     </w:lvl>
   </w:abstractNum>
-  <w:abstractNum w:abstractNumId="20" w15:restartNumberingAfterBreak="0">
+  <w:abstractNum w:abstractNumId="23" w15:restartNumberingAfterBreak="0">
+    <w:nsid w:val="788E4328"/>
+    <w:multiLevelType w:val="multilevel"/>
+    <w:tmpl w:val="20629FA0"/>
+    <w:lvl w:ilvl="0">
+      <w:start w:val="2"/>
+      <w:numFmt w:val="decimal"/>
+      <w:lvlText w:val="%1."/>
+      <w:lvlJc w:val="left"/>
+      <w:pPr>
+        <w:tabs>
+          <w:tab w:val="num" w:pos="720"/>
+        </w:tabs>
+        <w:ind w:left="720" w:hanging="360"/>
+      </w:pPr>
+    </w:lvl>
+    <w:lvl w:ilvl="1" w:tentative="1">
+      <w:start w:val="1"/>
+      <w:numFmt w:val="decimal"/>
+      <w:lvlText w:val="%2."/>
+      <w:lvlJc w:val="left"/>
+      <w:pPr>
+        <w:tabs>
+          <w:tab w:val="num" w:pos="1440"/>
+        </w:tabs>
+        <w:ind w:left="1440" w:hanging="360"/>
+      </w:pPr>
+    </w:lvl>
+    <w:lvl w:ilvl="2" w:tentative="1">
+      <w:start w:val="1"/>
+      <w:numFmt w:val="decimal"/>
+      <w:lvlText w:val="%3."/>
+      <w:lvlJc w:val="left"/>
+      <w:pPr>
+        <w:tabs>
+          <w:tab w:val="num" w:pos="2160"/>
+        </w:tabs>
+        <w:ind w:left="2160" w:hanging="360"/>
+      </w:pPr>
+    </w:lvl>
+    <w:lvl w:ilvl="3" w:tentative="1">
+      <w:start w:val="1"/>
+      <w:numFmt w:val="decimal"/>
+      <w:lvlText w:val="%4."/>
+      <w:lvlJc w:val="left"/>
+      <w:pPr>
+        <w:tabs>
+          <w:tab w:val="num" w:pos="2880"/>
+        </w:tabs>
+        <w:ind w:left="2880" w:hanging="360"/>
+      </w:pPr>
+    </w:lvl>
+    <w:lvl w:ilvl="4" w:tentative="1">
+      <w:start w:val="1"/>
+      <w:numFmt w:val="decimal"/>
+      <w:lvlText w:val="%5."/>
+      <w:lvlJc w:val="left"/>
+      <w:pPr>
+        <w:tabs>
+          <w:tab w:val="num" w:pos="3600"/>
+        </w:tabs>
+        <w:ind w:left="3600" w:hanging="360"/>
+      </w:pPr>
+    </w:lvl>
+    <w:lvl w:ilvl="5" w:tentative="1">
+      <w:start w:val="1"/>
+      <w:numFmt w:val="decimal"/>
+      <w:lvlText w:val="%6."/>
+      <w:lvlJc w:val="left"/>
+      <w:pPr>
+        <w:tabs>
+          <w:tab w:val="num" w:pos="4320"/>
+        </w:tabs>
+        <w:ind w:left="4320" w:hanging="360"/>
+      </w:pPr>
+    </w:lvl>
+    <w:lvl w:ilvl="6" w:tentative="1">
+      <w:start w:val="1"/>
+      <w:numFmt w:val="decimal"/>
+      <w:lvlText w:val="%7."/>
+      <w:lvlJc w:val="left"/>
+      <w:pPr>
+        <w:tabs>
+          <w:tab w:val="num" w:pos="5040"/>
+        </w:tabs>
+        <w:ind w:left="5040" w:hanging="360"/>
+      </w:pPr>
+    </w:lvl>
+    <w:lvl w:ilvl="7" w:tentative="1">
+      <w:start w:val="1"/>
+      <w:numFmt w:val="decimal"/>
+      <w:lvlText w:val="%8."/>
+      <w:lvlJc w:val="left"/>
+      <w:pPr>
+        <w:tabs>
+          <w:tab w:val="num" w:pos="5760"/>
+        </w:tabs>
+        <w:ind w:left="5760" w:hanging="360"/>
+      </w:pPr>
+    </w:lvl>
+    <w:lvl w:ilvl="8" w:tentative="1">
+      <w:start w:val="1"/>
+      <w:numFmt w:val="decimal"/>
+      <w:lvlText w:val="%9."/>
+      <w:lvlJc w:val="left"/>
+      <w:pPr>
+        <w:tabs>
+          <w:tab w:val="num" w:pos="6480"/>
+        </w:tabs>
+        <w:ind w:left="6480" w:hanging="360"/>
+      </w:pPr>
+    </w:lvl>
+  </w:abstractNum>
+  <w:abstractNum w:abstractNumId="24" w15:restartNumberingAfterBreak="0">
     <w:nsid w:val="78AA6D49"/>
     <w:multiLevelType w:val="multilevel"/>
     <w:tmpl w:val="C6121206"/>
@@ -13623,7 +14144,7 @@
       </w:rPr>
     </w:lvl>
   </w:abstractNum>
-  <w:abstractNum w:abstractNumId="21" w15:restartNumberingAfterBreak="0">
+  <w:abstractNum w:abstractNumId="25" w15:restartNumberingAfterBreak="0">
     <w:nsid w:val="78D3185F"/>
     <w:multiLevelType w:val="multilevel"/>
     <w:tmpl w:val="3C1C4F78"/>
@@ -13740,7 +14261,7 @@
       </w:pPr>
     </w:lvl>
   </w:abstractNum>
-  <w:abstractNum w:abstractNumId="22" w15:restartNumberingAfterBreak="0">
+  <w:abstractNum w:abstractNumId="26" w15:restartNumberingAfterBreak="0">
     <w:nsid w:val="79797148"/>
     <w:multiLevelType w:val="multilevel"/>
     <w:tmpl w:val="53C2910A"/>
@@ -13889,7 +14410,7 @@
       </w:rPr>
     </w:lvl>
   </w:abstractNum>
-  <w:abstractNum w:abstractNumId="23" w15:restartNumberingAfterBreak="0">
+  <w:abstractNum w:abstractNumId="27" w15:restartNumberingAfterBreak="0">
     <w:nsid w:val="79824E3A"/>
     <w:multiLevelType w:val="multilevel"/>
     <w:tmpl w:val="9FC02FB0"/>
@@ -14038,7 +14559,7 @@
       </w:rPr>
     </w:lvl>
   </w:abstractNum>
-  <w:abstractNum w:abstractNumId="24" w15:restartNumberingAfterBreak="0">
+  <w:abstractNum w:abstractNumId="28" w15:restartNumberingAfterBreak="0">
     <w:nsid w:val="7BBB089B"/>
     <w:multiLevelType w:val="hybridMultilevel"/>
     <w:tmpl w:val="9272C3D4"/>
@@ -14129,79 +14650,91 @@
     </w:lvl>
   </w:abstractNum>
   <w:num w:numId="1" w16cid:durableId="357048069">
-    <w:abstractNumId w:val="2"/>
+    <w:abstractNumId w:val="3"/>
   </w:num>
   <w:num w:numId="2" w16cid:durableId="403259363">
-    <w:abstractNumId w:val="11"/>
+    <w:abstractNumId w:val="13"/>
   </w:num>
   <w:num w:numId="3" w16cid:durableId="2121291958">
-    <w:abstractNumId w:val="19"/>
+    <w:abstractNumId w:val="22"/>
   </w:num>
   <w:num w:numId="4" w16cid:durableId="2068911211">
     <w:abstractNumId w:val="0"/>
   </w:num>
   <w:num w:numId="5" w16cid:durableId="1979021198">
+    <w:abstractNumId w:val="8"/>
+  </w:num>
+  <w:num w:numId="6" w16cid:durableId="1649167486">
+    <w:abstractNumId w:val="20"/>
+  </w:num>
+  <w:num w:numId="7" w16cid:durableId="1432049740">
+    <w:abstractNumId w:val="4"/>
+  </w:num>
+  <w:num w:numId="8" w16cid:durableId="1692729484">
+    <w:abstractNumId w:val="5"/>
+  </w:num>
+  <w:num w:numId="9" w16cid:durableId="312954107">
+    <w:abstractNumId w:val="17"/>
+  </w:num>
+  <w:num w:numId="10" w16cid:durableId="872112538">
+    <w:abstractNumId w:val="11"/>
+  </w:num>
+  <w:num w:numId="11" w16cid:durableId="2088651877">
+    <w:abstractNumId w:val="19"/>
+  </w:num>
+  <w:num w:numId="12" w16cid:durableId="1534882982">
+    <w:abstractNumId w:val="15"/>
+  </w:num>
+  <w:num w:numId="13" w16cid:durableId="1895045964">
+    <w:abstractNumId w:val="27"/>
+  </w:num>
+  <w:num w:numId="14" w16cid:durableId="184709944">
+    <w:abstractNumId w:val="18"/>
+  </w:num>
+  <w:num w:numId="15" w16cid:durableId="1804230847">
+    <w:abstractNumId w:val="24"/>
+  </w:num>
+  <w:num w:numId="16" w16cid:durableId="349840222">
+    <w:abstractNumId w:val="10"/>
+  </w:num>
+  <w:num w:numId="17" w16cid:durableId="452095140">
+    <w:abstractNumId w:val="25"/>
+  </w:num>
+  <w:num w:numId="18" w16cid:durableId="581648754">
+    <w:abstractNumId w:val="9"/>
+  </w:num>
+  <w:num w:numId="19" w16cid:durableId="732506273">
+    <w:abstractNumId w:val="2"/>
+  </w:num>
+  <w:num w:numId="20" w16cid:durableId="1777484406">
+    <w:abstractNumId w:val="26"/>
+  </w:num>
+  <w:num w:numId="21" w16cid:durableId="1730300248">
+    <w:abstractNumId w:val="16"/>
+  </w:num>
+  <w:num w:numId="22" w16cid:durableId="1135878009">
+    <w:abstractNumId w:val="21"/>
+  </w:num>
+  <w:num w:numId="23" w16cid:durableId="1664048379">
+    <w:abstractNumId w:val="7"/>
+  </w:num>
+  <w:num w:numId="24" w16cid:durableId="513423761">
+    <w:abstractNumId w:val="28"/>
+  </w:num>
+  <w:num w:numId="25" w16cid:durableId="189417284">
+    <w:abstractNumId w:val="12"/>
+  </w:num>
+  <w:num w:numId="26" w16cid:durableId="1531411689">
+    <w:abstractNumId w:val="1"/>
+  </w:num>
+  <w:num w:numId="27" w16cid:durableId="1975285424">
+    <w:abstractNumId w:val="14"/>
+  </w:num>
+  <w:num w:numId="28" w16cid:durableId="1269775283">
     <w:abstractNumId w:val="6"/>
   </w:num>
-  <w:num w:numId="6" w16cid:durableId="1649167486">
-    <w:abstractNumId w:val="17"/>
-  </w:num>
-  <w:num w:numId="7" w16cid:durableId="1432049740">
-    <w:abstractNumId w:val="3"/>
-  </w:num>
-  <w:num w:numId="8" w16cid:durableId="1692729484">
-    <w:abstractNumId w:val="4"/>
-  </w:num>
-  <w:num w:numId="9" w16cid:durableId="312954107">
-    <w:abstractNumId w:val="14"/>
-  </w:num>
-  <w:num w:numId="10" w16cid:durableId="872112538">
-    <w:abstractNumId w:val="9"/>
-  </w:num>
-  <w:num w:numId="11" w16cid:durableId="2088651877">
-    <w:abstractNumId w:val="16"/>
-  </w:num>
-  <w:num w:numId="12" w16cid:durableId="1534882982">
-    <w:abstractNumId w:val="12"/>
-  </w:num>
-  <w:num w:numId="13" w16cid:durableId="1895045964">
+  <w:num w:numId="29" w16cid:durableId="552884661">
     <w:abstractNumId w:val="23"/>
-  </w:num>
-  <w:num w:numId="14" w16cid:durableId="184709944">
-    <w:abstractNumId w:val="15"/>
-  </w:num>
-  <w:num w:numId="15" w16cid:durableId="1804230847">
-    <w:abstractNumId w:val="20"/>
-  </w:num>
-  <w:num w:numId="16" w16cid:durableId="349840222">
-    <w:abstractNumId w:val="8"/>
-  </w:num>
-  <w:num w:numId="17" w16cid:durableId="452095140">
-    <w:abstractNumId w:val="21"/>
-  </w:num>
-  <w:num w:numId="18" w16cid:durableId="581648754">
-    <w:abstractNumId w:val="7"/>
-  </w:num>
-  <w:num w:numId="19" w16cid:durableId="732506273">
-    <w:abstractNumId w:val="1"/>
-  </w:num>
-  <w:num w:numId="20" w16cid:durableId="1777484406">
-    <w:abstractNumId w:val="22"/>
-  </w:num>
-  <w:num w:numId="21" w16cid:durableId="1730300248">
-    <w:abstractNumId w:val="13"/>
-  </w:num>
-  <w:num w:numId="22" w16cid:durableId="1135878009">
-    <w:abstractNumId w:val="18"/>
-  </w:num>
-  <w:num w:numId="23" w16cid:durableId="1664048379">
-    <w:abstractNumId w:val="5"/>
-  </w:num>
-  <w:num w:numId="24" w16cid:durableId="513423761">
-    <w:abstractNumId w:val="24"/>
-  </w:num>
-  <w:num w:numId="25" w16cid:durableId="189417284">
-    <w:abstractNumId w:val="10"/>
   </w:num>
 </w:numbering>
 </file>
@@ -14810,7 +15343,6 @@
   <w:style w:type="character" w:default="1" w:styleId="a0">
     <w:name w:val="Default Paragraph Font"/>
     <w:uiPriority w:val="1"/>
-    <w:semiHidden/>
     <w:unhideWhenUsed/>
   </w:style>
   <w:style w:type="table" w:default="1" w:styleId="a1">

--- a/GD12LevelMain/敌人和文档.docx
+++ b/GD12LevelMain/敌人和文档.docx
@@ -2316,7 +2316,6 @@
         </w:rPr>
         <w:t xml:space="preserve">s new vessel. </w:t>
       </w:r>
-      <w:proofErr w:type="gramStart"/>
       <w:r>
         <w:rPr>
           <w:rFonts w:hint="eastAsia"/>
@@ -2324,17 +2323,7 @@
           <w:bCs/>
           <w:color w:val="EE0000"/>
         </w:rPr>
-        <w:t>（</w:t>
-      </w:r>
-      <w:proofErr w:type="gramEnd"/>
-      <w:r>
-        <w:rPr>
-          <w:rFonts w:hint="eastAsia"/>
-          <w:b/>
-          <w:bCs/>
-          <w:color w:val="EE0000"/>
-        </w:rPr>
-        <w:t>与Judas对话后）</w:t>
+        <w:t>（与Judas对话后）</w:t>
       </w:r>
     </w:p>
     <w:p/>
@@ -2844,7 +2833,6 @@
         </w:rPr>
         <w:t xml:space="preserve"> </w:t>
       </w:r>
-      <w:proofErr w:type="gramStart"/>
       <w:r>
         <w:rPr>
           <w:rFonts w:hint="eastAsia"/>
@@ -2852,17 +2840,7 @@
           <w:bCs/>
           <w:color w:val="EE0000"/>
         </w:rPr>
-        <w:t>（</w:t>
-      </w:r>
-      <w:proofErr w:type="gramEnd"/>
-      <w:r>
-        <w:rPr>
-          <w:rFonts w:hint="eastAsia"/>
-          <w:b/>
-          <w:bCs/>
-          <w:color w:val="EE0000"/>
-        </w:rPr>
-        <w:t>雕像）</w:t>
+        <w:t>（雕像）</w:t>
       </w:r>
     </w:p>
     <w:p>
@@ -2928,7 +2906,6 @@
         </w:rPr>
         <w:t xml:space="preserve"> </w:t>
       </w:r>
-      <w:proofErr w:type="gramStart"/>
       <w:r>
         <w:rPr>
           <w:rFonts w:hint="eastAsia"/>
@@ -2936,17 +2913,7 @@
           <w:bCs/>
           <w:color w:val="EE0000"/>
         </w:rPr>
-        <w:t>（</w:t>
-      </w:r>
-      <w:proofErr w:type="gramEnd"/>
-      <w:r>
-        <w:rPr>
-          <w:rFonts w:hint="eastAsia"/>
-          <w:b/>
-          <w:bCs/>
-          <w:color w:val="EE0000"/>
-        </w:rPr>
-        <w:t>核心文档3）</w:t>
+        <w:t>（核心文档3）</w:t>
       </w:r>
     </w:p>
     <w:p>
@@ -3182,11 +3149,6 @@
       </w:r>
     </w:p>
     <w:p>
-      <w:pPr>
-        <w:rPr>
-          <w:rFonts w:hint="eastAsia"/>
-        </w:rPr>
-      </w:pPr>
       <w:r>
         <w:rPr>
           <w:rFonts w:hint="eastAsia"/>
@@ -8772,7 +8734,6 @@
     <w:p>
       <w:pPr>
         <w:rPr>
-          <w:rFonts w:hint="eastAsia"/>
           <w:b/>
           <w:bCs/>
           <w:color w:val="EE0000"/>
@@ -10509,7 +10470,7 @@
           <w:szCs w:val="21"/>
         </w:rPr>
         <w:pict w14:anchorId="44C8196F">
-          <v:rect id="_x0000_i1031" style="width:0;height:1.5pt" o:hralign="center" o:hrstd="t" o:hr="t" fillcolor="#a0a0a0" stroked="f"/>
+          <v:rect id="_x0000_i1025" style="width:0;height:1.5pt" o:hralign="center" o:hrstd="t" o:hr="t" fillcolor="#a0a0a0" stroked="f"/>
         </w:pict>
       </w:r>
     </w:p>
@@ -10622,7 +10583,6 @@
     <w:p>
       <w:pPr>
         <w:rPr>
-          <w:rFonts w:hint="eastAsia"/>
           <w:szCs w:val="21"/>
         </w:rPr>
       </w:pPr>
@@ -10839,7 +10799,6 @@
     <w:p>
       <w:pPr>
         <w:rPr>
-          <w:rFonts w:hint="eastAsia"/>
           <w:szCs w:val="21"/>
         </w:rPr>
       </w:pPr>
@@ -10962,7 +10921,6 @@
     <w:p>
       <w:pPr>
         <w:rPr>
-          <w:rFonts w:hint="eastAsia"/>
           <w:szCs w:val="21"/>
         </w:rPr>
       </w:pPr>
@@ -15343,6 +15301,7 @@
   <w:style w:type="character" w:default="1" w:styleId="a0">
     <w:name w:val="Default Paragraph Font"/>
     <w:uiPriority w:val="1"/>
+    <w:semiHidden/>
     <w:unhideWhenUsed/>
   </w:style>
   <w:style w:type="table" w:default="1" w:styleId="a1">
